--- a/Дипломен-проект-шаблон 12а(1)(1).docx
+++ b/Дипломен-проект-шаблон 12а(1)(1).docx
@@ -1,6 +1,6 @@
 
 <file path=word/document.xml><?xml version="1.0" encoding="utf-8"?>
-<w:document xmlns:wpc="http://schemas.microsoft.com/office/word/2010/wordprocessingCanvas" xmlns:cx="http://schemas.microsoft.com/office/drawing/2014/chartex" xmlns:cx1="http://schemas.microsoft.com/office/drawing/2015/9/8/chartex" xmlns:cx2="http://schemas.microsoft.com/office/drawing/2015/10/21/chartex" xmlns:cx3="http://schemas.microsoft.com/office/drawing/2016/5/9/chartex" xmlns:cx4="http://schemas.microsoft.com/office/drawing/2016/5/10/chartex" xmlns:cx5="http://schemas.microsoft.com/office/drawing/2016/5/11/chartex" xmlns:cx6="http://schemas.microsoft.com/office/drawing/2016/5/12/chartex" xmlns:cx7="http://schemas.microsoft.com/office/drawing/2016/5/13/chartex" xmlns:cx8="http://schemas.microsoft.com/office/drawing/2016/5/14/chartex" xmlns:mc="http://schemas.openxmlformats.org/markup-compatibility/2006" xmlns:aink="http://schemas.microsoft.com/office/drawing/2016/ink" xmlns:am3d="http://schemas.microsoft.com/office/drawing/2017/model3d" xmlns:o="urn:schemas-microsoft-com:office:office" xmlns:oel="http://schemas.microsoft.com/office/2019/extlst" xmlns:r="http://schemas.openxmlformats.org/officeDocument/2006/relationships" xmlns:m="http://schemas.openxmlformats.org/officeDocument/2006/math" xmlns:v="urn:schemas-microsoft-com:vml" xmlns:wp14="http://schemas.microsoft.com/office/word/2010/wordprocessingDrawing" xmlns:wp="http://schemas.openxmlformats.org/drawingml/2006/wordprocessingDrawing" xmlns:w10="urn:schemas-microsoft-com:office:word" xmlns:w="http://schemas.openxmlformats.org/wordprocessingml/2006/main" xmlns:w14="http://schemas.microsoft.com/office/word/2010/wordml" xmlns:w15="http://schemas.microsoft.com/office/word/2012/wordml" xmlns:w16cex="http://schemas.microsoft.com/office/word/2018/wordml/cex" xmlns:w16cid="http://schemas.microsoft.com/office/word/2016/wordml/cid" xmlns:w16="http://schemas.microsoft.com/office/word/2018/wordml" xmlns:w16du="http://schemas.microsoft.com/office/word/2023/wordml/word16du" xmlns:w16sdtdh="http://schemas.microsoft.com/office/word/2020/wordml/sdtdatahash" xmlns:w16sdtfl="http://schemas.microsoft.com/office/word/2024/wordml/sdtformatlock" xmlns:w16se="http://schemas.microsoft.com/office/word/2015/wordml/symex" xmlns:wpg="http://schemas.microsoft.com/office/word/2010/wordprocessingGroup" xmlns:wpi="http://schemas.microsoft.com/office/word/2010/wordprocessingInk" xmlns:wne="http://schemas.microsoft.com/office/word/2006/wordml" xmlns:wps="http://schemas.microsoft.com/office/word/2010/wordprocessingShape" mc:Ignorable="w14 w15 w16se w16cid w16 w16cex w16sdtdh w16sdtfl w16du wp14">
+<w:document xmlns:wpc="http://schemas.microsoft.com/office/word/2010/wordprocessingCanvas" xmlns:cx="http://schemas.microsoft.com/office/drawing/2014/chartex" xmlns:cx1="http://schemas.microsoft.com/office/drawing/2015/9/8/chartex" xmlns:mc="http://schemas.openxmlformats.org/markup-compatibility/2006" xmlns:o="urn:schemas-microsoft-com:office:office" xmlns:r="http://schemas.openxmlformats.org/officeDocument/2006/relationships" xmlns:m="http://schemas.openxmlformats.org/officeDocument/2006/math" xmlns:v="urn:schemas-microsoft-com:vml" xmlns:wp14="http://schemas.microsoft.com/office/word/2010/wordprocessingDrawing" xmlns:wp="http://schemas.openxmlformats.org/drawingml/2006/wordprocessingDrawing" xmlns:w10="urn:schemas-microsoft-com:office:word" xmlns:w="http://schemas.openxmlformats.org/wordprocessingml/2006/main" xmlns:w14="http://schemas.microsoft.com/office/word/2010/wordml" xmlns:w15="http://schemas.microsoft.com/office/word/2012/wordml" xmlns:w16se="http://schemas.microsoft.com/office/word/2015/wordml/symex" xmlns:wpg="http://schemas.microsoft.com/office/word/2010/wordprocessingGroup" xmlns:wpi="http://schemas.microsoft.com/office/word/2010/wordprocessingInk" xmlns:wne="http://schemas.microsoft.com/office/word/2006/wordml" xmlns:wps="http://schemas.microsoft.com/office/word/2010/wordprocessingShape" mc:Ignorable="w14 w15 w16se wp14">
   <w:body>
     <w:p>
       <w:pPr>
@@ -16,6 +16,8 @@
       <w:r>
         <w:rPr>
           <w:rFonts w:ascii="Times New Roman" w:hAnsi="Times New Roman"/>
+          <w:noProof/>
+          <w:lang w:val="en-US"/>
         </w:rPr>
         <w:drawing>
           <wp:anchor distT="0" distB="0" distL="114300" distR="114300" simplePos="0" relativeHeight="251659264" behindDoc="1" locked="0" layoutInCell="1" allowOverlap="1" wp14:anchorId="56BECA47" wp14:editId="2F31DCAD">
@@ -182,9 +184,11 @@
       <w:r>
         <w:rPr>
           <w:rFonts w:ascii="Times New Roman" w:eastAsia="Times New Roman" w:hAnsi="Times New Roman"/>
+          <w:noProof/>
           <w:sz w:val="24"/>
           <w:szCs w:val="24"/>
           <w:u w:val="single"/>
+          <w:lang w:val="en-US"/>
         </w:rPr>
         <mc:AlternateContent>
           <mc:Choice Requires="wps">
@@ -239,7 +243,7 @@
               </wp:anchor>
             </w:drawing>
           </mc:Choice>
-          <mc:Fallback>
+          <mc:Fallback xmlns:w16sdtfl="http://schemas.microsoft.com/office/word/2024/wordml/sdtformatlock" xmlns:w16sdtdh="http://schemas.microsoft.com/office/word/2020/wordml/sdtdatahash" xmlns:w16du="http://schemas.microsoft.com/office/word/2023/wordml/word16du" xmlns:w16="http://schemas.microsoft.com/office/word/2018/wordml" xmlns:w16cid="http://schemas.microsoft.com/office/word/2016/wordml/cid" xmlns:w16cex="http://schemas.microsoft.com/office/word/2018/wordml/cex" xmlns:oel="http://schemas.microsoft.com/office/2019/extlst" xmlns:am3d="http://schemas.microsoft.com/office/drawing/2017/model3d" xmlns:aink="http://schemas.microsoft.com/office/drawing/2016/ink" xmlns:cx8="http://schemas.microsoft.com/office/drawing/2016/5/14/chartex" xmlns:cx7="http://schemas.microsoft.com/office/drawing/2016/5/13/chartex" xmlns:cx6="http://schemas.microsoft.com/office/drawing/2016/5/12/chartex" xmlns:cx5="http://schemas.microsoft.com/office/drawing/2016/5/11/chartex" xmlns:cx4="http://schemas.microsoft.com/office/drawing/2016/5/10/chartex" xmlns:cx3="http://schemas.microsoft.com/office/drawing/2016/5/9/chartex" xmlns:cx2="http://schemas.microsoft.com/office/drawing/2015/10/21/chartex">
             <w:pict>
               <v:line w14:anchorId="144903CA" id="Право съединение 5" o:spid="_x0000_s1026" style="position:absolute;z-index:251660288;visibility:visible;mso-wrap-style:square;mso-width-percent:0;mso-height-percent:0;mso-wrap-distance-left:9pt;mso-wrap-distance-top:0;mso-wrap-distance-right:9pt;mso-wrap-distance-bottom:0;mso-position-horizontal:absolute;mso-position-horizontal-relative:text;mso-position-vertical:absolute;mso-position-vertical-relative:text;mso-width-percent:0;mso-height-percent:0;mso-width-relative:margin;mso-height-relative:margin" from="49.95pt,1.95pt" to="503.5pt,1.95pt" o:gfxdata="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" strokeweight="1.5pt"/>
             </w:pict>
@@ -440,11 +444,18 @@
           <w:sz w:val="36"/>
           <w:szCs w:val="36"/>
         </w:rPr>
-        <w:t>РАЗРАБОТКА НА УЕБ САЙТ, ……………………</w:t>
-      </w:r>
-    </w:p>
-    <w:p>
-      <w:pPr>
+        <w:t xml:space="preserve">РАЗРАБОТКА НА УЕБ САЙТ, </w:t>
+      </w:r>
+    </w:p>
+    <w:p>
+      <w:pPr>
+        <w:pBdr>
+          <w:top w:val="nil"/>
+          <w:left w:val="nil"/>
+          <w:bottom w:val="nil"/>
+          <w:right w:val="nil"/>
+          <w:between w:val="nil"/>
+        </w:pBdr>
         <w:spacing w:after="0" w:line="240" w:lineRule="auto"/>
         <w:jc w:val="center"/>
         <w:rPr>
@@ -454,6 +465,42 @@
           <w:szCs w:val="36"/>
         </w:rPr>
       </w:pPr>
+      <w:r>
+        <w:rPr>
+          <w:rFonts w:ascii="Times New Roman" w:eastAsia="Times New Roman" w:hAnsi="Times New Roman"/>
+          <w:b/>
+          <w:bCs/>
+          <w:smallCaps/>
+          <w:color w:val="000000"/>
+          <w:sz w:val="36"/>
+          <w:szCs w:val="36"/>
+        </w:rPr>
+        <w:t xml:space="preserve">„Хартиен </w:t>
+      </w:r>
+      <w:r>
+        <w:rPr>
+          <w:rFonts w:ascii="Times New Roman" w:eastAsia="Times New Roman" w:hAnsi="Times New Roman"/>
+          <w:b/>
+          <w:bCs/>
+          <w:smallCaps/>
+          <w:color w:val="000000"/>
+          <w:sz w:val="36"/>
+          <w:szCs w:val="36"/>
+        </w:rPr>
+        <w:t>Обектив</w:t>
+      </w:r>
+      <w:r>
+        <w:rPr>
+          <w:rFonts w:ascii="Times New Roman" w:eastAsia="Times New Roman" w:hAnsi="Times New Roman"/>
+          <w:b/>
+          <w:bCs/>
+          <w:smallCaps/>
+          <w:color w:val="000000"/>
+          <w:sz w:val="36"/>
+          <w:szCs w:val="36"/>
+        </w:rPr>
+        <w:t>“</w:t>
+      </w:r>
     </w:p>
     <w:p>
       <w:pPr>
@@ -492,7 +539,7 @@
           <w:sz w:val="28"/>
           <w:szCs w:val="28"/>
         </w:rPr>
-        <w:t>……………………………..</w:t>
+        <w:t>Никола Ганев Салчев</w:t>
       </w:r>
     </w:p>
     <w:p>
@@ -729,7 +776,18 @@
           <w:sz w:val="32"/>
           <w:szCs w:val="32"/>
         </w:rPr>
-        <w:t xml:space="preserve"> ……………………………….</w:t>
+        <w:t xml:space="preserve"> </w:t>
+      </w:r>
+      <w:r>
+        <w:rPr>
+          <w:rFonts w:ascii="Times New Roman" w:eastAsia="Times New Roman" w:hAnsi="Times New Roman"/>
+          <w:i/>
+          <w:iCs/>
+          <w:color w:val="000000"/>
+          <w:sz w:val="32"/>
+          <w:szCs w:val="32"/>
+        </w:rPr>
+        <w:t>Стоян Пършев</w:t>
       </w:r>
     </w:p>
     <w:p>
@@ -3191,7 +3249,6 @@
     <w:p>
       <w:pPr>
         <w:spacing w:after="0" w:line="360" w:lineRule="auto"/>
-        <w:ind w:firstLine="709"/>
         <w:jc w:val="both"/>
         <w:rPr>
           <w:rFonts w:ascii="Times New Roman" w:hAnsi="Times New Roman"/>
@@ -3211,880 +3268,1468 @@
         </w:rPr>
         <w:t>2.1 Функционални изисквания</w:t>
       </w:r>
-    </w:p>
-    <w:p>
-      <w:pPr>
-        <w:spacing w:after="0" w:line="360" w:lineRule="auto"/>
-        <w:ind w:firstLine="709"/>
-        <w:jc w:val="both"/>
+      <w:r>
         <w:rPr>
           <w:rFonts w:ascii="Times New Roman" w:hAnsi="Times New Roman"/>
-          <w:sz w:val="24"/>
-          <w:szCs w:val="24"/>
-        </w:rPr>
-      </w:pPr>
+          <w:b/>
+          <w:bCs/>
+          <w:sz w:val="32"/>
+          <w:szCs w:val="32"/>
+        </w:rPr>
+        <w:t xml:space="preserve"> </w:t>
+      </w:r>
       <w:r>
         <w:rPr>
           <w:rFonts w:ascii="Times New Roman" w:hAnsi="Times New Roman"/>
-          <w:sz w:val="24"/>
-          <w:szCs w:val="24"/>
-        </w:rPr>
-        <w:t>Функционалните изисквания описват всички действия и процеси, които системата трябва да поддържа. Те са формулирани на база анализа на потребностите на целевите групи и обхващат публичната част на сайта, както и функционалността за регистрирани потребители и администратори.</w:t>
-      </w:r>
-    </w:p>
-    <w:p>
-      <w:pPr>
-        <w:spacing w:after="0" w:line="360" w:lineRule="auto"/>
-        <w:ind w:firstLine="709"/>
-        <w:jc w:val="both"/>
+          <w:b/>
+          <w:bCs/>
+          <w:sz w:val="32"/>
+          <w:szCs w:val="32"/>
+        </w:rPr>
+        <w:t>Функционални изисквания към WEB базиран</w:t>
+      </w:r>
+      <w:r>
         <w:rPr>
           <w:rFonts w:ascii="Times New Roman" w:hAnsi="Times New Roman"/>
           <w:b/>
           <w:bCs/>
+          <w:sz w:val="32"/>
+          <w:szCs w:val="32"/>
+        </w:rPr>
+        <w:t xml:space="preserve"> магзин за фото услуги</w:t>
+      </w:r>
+    </w:p>
+    <w:p>
+      <w:pPr>
+        <w:pStyle w:val="NormalWeb"/>
+      </w:pPr>
+      <w:r>
+        <w:t>Функционалните изисквания определят основните възможности, които трябва да притежава уеб сайтът „Хартиен Обектив“, за да отговаря на поставеното задание и на потребностите на клиентите и администратора. Системата трябва да бъде реализирана като уеб приложение, чрез което да се представят фото и копирни услуги, да се управляват продукти и да се обработват клиентски заявки.</w:t>
+      </w:r>
+    </w:p>
+    <w:p>
+      <w:pPr>
+        <w:pStyle w:val="Heading3"/>
+        <w:rPr>
           <w:sz w:val="28"/>
           <w:szCs w:val="28"/>
-        </w:rPr>
-      </w:pPr>
-      <w:r>
-        <w:rPr>
-          <w:rFonts w:ascii="Times New Roman" w:hAnsi="Times New Roman"/>
-          <w:b/>
-          <w:bCs/>
+          <w:lang w:val="bg-BG"/>
+        </w:rPr>
+      </w:pPr>
+      <w:r>
+        <w:rPr>
           <w:sz w:val="28"/>
           <w:szCs w:val="28"/>
-        </w:rPr>
-        <w:t>2.1.1 Публично достъпна част</w:t>
-      </w:r>
-    </w:p>
-    <w:p>
-      <w:pPr>
-        <w:spacing w:after="0" w:line="360" w:lineRule="auto"/>
-        <w:ind w:firstLine="709"/>
-        <w:jc w:val="both"/>
-        <w:rPr>
-          <w:rFonts w:ascii="Times New Roman" w:hAnsi="Times New Roman"/>
-          <w:sz w:val="24"/>
-          <w:szCs w:val="24"/>
-        </w:rPr>
-      </w:pPr>
-      <w:r>
-        <w:rPr>
-          <w:rFonts w:ascii="Times New Roman" w:hAnsi="Times New Roman"/>
-          <w:sz w:val="24"/>
-          <w:szCs w:val="24"/>
-        </w:rPr>
-        <w:t>Публичната част на уеб сайта е предназначена за всички посетители и има информативен характер. Тя трябва да предоставя:</w:t>
-      </w:r>
-    </w:p>
-    <w:p>
-      <w:pPr>
+          <w:lang w:val="bg-BG"/>
+        </w:rPr>
+        <w:t>2.1.1. Изисквания към публичната част на сайта</w:t>
+      </w:r>
+    </w:p>
+    <w:p>
+      <w:pPr>
+        <w:pStyle w:val="NormalWeb"/>
+      </w:pPr>
+      <w:r>
+        <w:lastRenderedPageBreak/>
+        <w:t>Публичната част на сайта трябва да бъде достъпна за всички посетители, без да е необходима регистрация. Тя трябва да предоставя основна информация за дейността на обекта и за предлаганите услуги.</w:t>
+      </w:r>
+    </w:p>
+    <w:p>
+      <w:pPr>
+        <w:pStyle w:val="NormalWeb"/>
+      </w:pPr>
+      <w:r>
+        <w:t>Публичната част трябва да включва следните основни секции:</w:t>
+      </w:r>
+    </w:p>
+    <w:p>
+      <w:pPr>
+        <w:pStyle w:val="NormalWeb"/>
         <w:numPr>
           <w:ilvl w:val="0"/>
-          <w:numId w:val="4"/>
+          <w:numId w:val="31"/>
         </w:numPr>
-        <w:suppressAutoHyphens/>
-        <w:autoSpaceDN w:val="0"/>
-        <w:spacing w:after="0" w:line="360" w:lineRule="auto"/>
-        <w:ind w:firstLine="556"/>
-        <w:jc w:val="both"/>
-        <w:rPr>
-          <w:rFonts w:ascii="Times New Roman" w:hAnsi="Times New Roman"/>
-          <w:sz w:val="24"/>
-          <w:szCs w:val="24"/>
-        </w:rPr>
-      </w:pPr>
-      <w:r>
-        <w:rPr>
-          <w:rFonts w:ascii="Times New Roman" w:hAnsi="Times New Roman"/>
-          <w:sz w:val="24"/>
-          <w:szCs w:val="24"/>
-        </w:rPr>
-        <w:t>начална страница с представяне на платформата;</w:t>
-      </w:r>
-    </w:p>
-    <w:p>
-      <w:pPr>
+        <w:tabs>
+          <w:tab w:val="clear" w:pos="720"/>
+          <w:tab w:val="num" w:pos="630"/>
+        </w:tabs>
+        <w:ind w:left="630" w:hanging="270"/>
+      </w:pPr>
+      <w:r>
+        <w:rPr>
+          <w:rStyle w:val="Strong"/>
+        </w:rPr>
+        <w:t>Начало</w:t>
+      </w:r>
+      <w:r>
+        <w:t xml:space="preserve"> – представяне на фото и копирния център, кратка информация за дейността и основните предимства на обекта;</w:t>
+      </w:r>
+    </w:p>
+    <w:p>
+      <w:pPr>
+        <w:pStyle w:val="NormalWeb"/>
         <w:numPr>
           <w:ilvl w:val="0"/>
-          <w:numId w:val="4"/>
+          <w:numId w:val="31"/>
         </w:numPr>
-        <w:suppressAutoHyphens/>
-        <w:autoSpaceDN w:val="0"/>
-        <w:spacing w:after="0" w:line="360" w:lineRule="auto"/>
-        <w:ind w:firstLine="556"/>
-        <w:jc w:val="both"/>
-        <w:rPr>
-          <w:rFonts w:ascii="Times New Roman" w:hAnsi="Times New Roman"/>
-          <w:sz w:val="24"/>
-          <w:szCs w:val="24"/>
-        </w:rPr>
-      </w:pPr>
-      <w:r>
-        <w:rPr>
-          <w:rFonts w:ascii="Times New Roman" w:hAnsi="Times New Roman"/>
-          <w:sz w:val="24"/>
-          <w:szCs w:val="24"/>
-        </w:rPr>
-        <w:lastRenderedPageBreak/>
-        <w:t>списък с предлаганите услуги и фото продукти;</w:t>
-      </w:r>
-    </w:p>
-    <w:p>
-      <w:pPr>
+        <w:tabs>
+          <w:tab w:val="clear" w:pos="720"/>
+          <w:tab w:val="num" w:pos="630"/>
+        </w:tabs>
+        <w:ind w:left="630" w:hanging="270"/>
+      </w:pPr>
+      <w:r>
+        <w:rPr>
+          <w:rStyle w:val="Strong"/>
+        </w:rPr>
+        <w:t>Услуги</w:t>
+      </w:r>
+      <w:r>
+        <w:t xml:space="preserve"> – описание на предлаганите услуги, като копиране, принтиране, сканиране, ламиниране, подвързване, изработка на снимки и други;</w:t>
+      </w:r>
+    </w:p>
+    <w:p>
+      <w:pPr>
+        <w:pStyle w:val="NormalWeb"/>
         <w:numPr>
           <w:ilvl w:val="0"/>
-          <w:numId w:val="4"/>
+          <w:numId w:val="31"/>
         </w:numPr>
-        <w:suppressAutoHyphens/>
-        <w:autoSpaceDN w:val="0"/>
-        <w:spacing w:after="0" w:line="360" w:lineRule="auto"/>
-        <w:ind w:firstLine="556"/>
-        <w:jc w:val="both"/>
-        <w:rPr>
-          <w:rFonts w:ascii="Times New Roman" w:hAnsi="Times New Roman"/>
-          <w:sz w:val="24"/>
-          <w:szCs w:val="24"/>
-        </w:rPr>
-      </w:pPr>
-      <w:r>
-        <w:rPr>
-          <w:rFonts w:ascii="Times New Roman" w:hAnsi="Times New Roman"/>
-          <w:sz w:val="24"/>
-          <w:szCs w:val="24"/>
-        </w:rPr>
-        <w:t>информация за цени, срокове и параметри;</w:t>
-      </w:r>
-    </w:p>
-    <w:p>
-      <w:pPr>
+        <w:tabs>
+          <w:tab w:val="clear" w:pos="720"/>
+          <w:tab w:val="num" w:pos="630"/>
+        </w:tabs>
+        <w:ind w:left="630" w:hanging="270"/>
+      </w:pPr>
+      <w:r>
+        <w:rPr>
+          <w:rStyle w:val="Strong"/>
+        </w:rPr>
+        <w:t>Фото продукти</w:t>
+      </w:r>
+      <w:r>
+        <w:t xml:space="preserve"> – информация за предлаганите продукти, например снимки, албуми, календари, фоторамки и други;</w:t>
+      </w:r>
+    </w:p>
+    <w:p>
+      <w:pPr>
+        <w:pStyle w:val="NormalWeb"/>
         <w:numPr>
           <w:ilvl w:val="0"/>
-          <w:numId w:val="4"/>
+          <w:numId w:val="31"/>
         </w:numPr>
-        <w:suppressAutoHyphens/>
-        <w:autoSpaceDN w:val="0"/>
-        <w:spacing w:after="0" w:line="360" w:lineRule="auto"/>
-        <w:ind w:firstLine="556"/>
-        <w:jc w:val="both"/>
-        <w:rPr>
-          <w:rFonts w:ascii="Times New Roman" w:hAnsi="Times New Roman"/>
-          <w:sz w:val="24"/>
-          <w:szCs w:val="24"/>
-        </w:rPr>
-      </w:pPr>
-      <w:r>
-        <w:rPr>
-          <w:rFonts w:ascii="Times New Roman" w:hAnsi="Times New Roman"/>
-          <w:sz w:val="24"/>
-          <w:szCs w:val="24"/>
-        </w:rPr>
-        <w:t>страница с контактна информация;</w:t>
-      </w:r>
-    </w:p>
-    <w:p>
-      <w:pPr>
+        <w:tabs>
+          <w:tab w:val="clear" w:pos="720"/>
+          <w:tab w:val="num" w:pos="630"/>
+        </w:tabs>
+        <w:ind w:left="630" w:hanging="270"/>
+      </w:pPr>
+      <w:r>
+        <w:rPr>
+          <w:rStyle w:val="Strong"/>
+        </w:rPr>
+        <w:t>Цени</w:t>
+      </w:r>
+      <w:r>
+        <w:t xml:space="preserve"> – актуален ценоразпис на услугите и продуктите;</w:t>
+      </w:r>
+    </w:p>
+    <w:p>
+      <w:pPr>
+        <w:pStyle w:val="NormalWeb"/>
         <w:numPr>
           <w:ilvl w:val="0"/>
-          <w:numId w:val="4"/>
+          <w:numId w:val="31"/>
         </w:numPr>
-        <w:suppressAutoHyphens/>
-        <w:autoSpaceDN w:val="0"/>
-        <w:spacing w:after="0" w:line="360" w:lineRule="auto"/>
-        <w:ind w:firstLine="556"/>
-        <w:jc w:val="both"/>
-        <w:rPr>
-          <w:rFonts w:ascii="Times New Roman" w:hAnsi="Times New Roman"/>
-          <w:sz w:val="24"/>
-          <w:szCs w:val="24"/>
-        </w:rPr>
-      </w:pPr>
-      <w:r>
-        <w:rPr>
-          <w:rFonts w:ascii="Times New Roman" w:hAnsi="Times New Roman"/>
-          <w:sz w:val="24"/>
-          <w:szCs w:val="24"/>
-        </w:rPr>
-        <w:t>възможност за регистрация и вход в системата.</w:t>
-      </w:r>
-    </w:p>
-    <w:p>
-      <w:pPr>
-        <w:spacing w:after="0" w:line="360" w:lineRule="auto"/>
-        <w:ind w:firstLine="709"/>
-        <w:jc w:val="both"/>
-        <w:rPr>
-          <w:rFonts w:ascii="Times New Roman" w:hAnsi="Times New Roman"/>
-          <w:b/>
-          <w:bCs/>
+        <w:tabs>
+          <w:tab w:val="clear" w:pos="720"/>
+          <w:tab w:val="num" w:pos="630"/>
+        </w:tabs>
+        <w:ind w:left="630" w:hanging="270"/>
+      </w:pPr>
+      <w:r>
+        <w:rPr>
+          <w:rStyle w:val="Strong"/>
+        </w:rPr>
+        <w:t>Контакти</w:t>
+      </w:r>
+      <w:r>
+        <w:t xml:space="preserve"> – адрес, телефон, електронна поща и форма за връзка.</w:t>
+      </w:r>
+    </w:p>
+    <w:p>
+      <w:pPr>
+        <w:pStyle w:val="NormalWeb"/>
+      </w:pPr>
+      <w:r>
+        <w:t>Чрез тези страници потребителят трябва лесно да се ориентира в съдържанието на сайта и да получава необходимата информация за предлаганите услуги и продукти.</w:t>
+      </w:r>
+    </w:p>
+    <w:p>
+      <w:pPr>
+        <w:pStyle w:val="Heading3"/>
+        <w:rPr>
           <w:sz w:val="28"/>
           <w:szCs w:val="28"/>
-        </w:rPr>
-      </w:pPr>
-      <w:r>
-        <w:rPr>
-          <w:rFonts w:ascii="Times New Roman" w:hAnsi="Times New Roman"/>
-          <w:b/>
-          <w:bCs/>
+          <w:lang w:val="bg-BG"/>
+        </w:rPr>
+      </w:pPr>
+      <w:r>
+        <w:rPr>
           <w:sz w:val="28"/>
           <w:szCs w:val="28"/>
-        </w:rPr>
-        <w:t>2.1.2 Регистриран потребител (Клиент)</w:t>
-      </w:r>
-    </w:p>
-    <w:p>
-      <w:pPr>
-        <w:spacing w:after="0" w:line="360" w:lineRule="auto"/>
-        <w:ind w:firstLine="709"/>
-        <w:jc w:val="both"/>
-        <w:rPr>
-          <w:rFonts w:ascii="Times New Roman" w:hAnsi="Times New Roman"/>
-          <w:sz w:val="24"/>
-          <w:szCs w:val="24"/>
-        </w:rPr>
-      </w:pPr>
-      <w:r>
-        <w:rPr>
-          <w:rFonts w:ascii="Times New Roman" w:hAnsi="Times New Roman"/>
-          <w:sz w:val="24"/>
-          <w:szCs w:val="24"/>
-        </w:rPr>
-        <w:t>Регистрираните потребители разполагат с разширена функционалност:</w:t>
-      </w:r>
-    </w:p>
-    <w:p>
-      <w:pPr>
+          <w:lang w:val="bg-BG"/>
+        </w:rPr>
+        <w:t>2.1.2. Изисквания към потребителите в системата</w:t>
+      </w:r>
+    </w:p>
+    <w:p>
+      <w:pPr>
+        <w:pStyle w:val="NormalWeb"/>
+      </w:pPr>
+      <w:r>
+        <w:t>Системата трябва да поддържа работа с различни видове потребители. Основните роли са:</w:t>
+      </w:r>
+    </w:p>
+    <w:p>
+      <w:pPr>
+        <w:pStyle w:val="NormalWeb"/>
         <w:numPr>
           <w:ilvl w:val="0"/>
-          <w:numId w:val="5"/>
+          <w:numId w:val="32"/>
         </w:numPr>
-        <w:suppressAutoHyphens/>
-        <w:autoSpaceDN w:val="0"/>
-        <w:spacing w:after="0" w:line="360" w:lineRule="auto"/>
-        <w:ind w:firstLine="556"/>
-        <w:jc w:val="both"/>
-        <w:rPr>
-          <w:rFonts w:ascii="Times New Roman" w:hAnsi="Times New Roman"/>
-          <w:sz w:val="24"/>
-          <w:szCs w:val="24"/>
-        </w:rPr>
-      </w:pPr>
-      <w:r>
-        <w:rPr>
-          <w:rFonts w:ascii="Times New Roman" w:hAnsi="Times New Roman"/>
-          <w:sz w:val="24"/>
-          <w:szCs w:val="24"/>
-        </w:rPr>
-        <w:t>създаване и редактиране на личен профил;</w:t>
-      </w:r>
-    </w:p>
-    <w:p>
-      <w:pPr>
+        <w:tabs>
+          <w:tab w:val="clear" w:pos="720"/>
+          <w:tab w:val="num" w:pos="540"/>
+        </w:tabs>
+      </w:pPr>
+      <w:r>
+        <w:rPr>
+          <w:rStyle w:val="Strong"/>
+        </w:rPr>
+        <w:t>гост</w:t>
+      </w:r>
+      <w:r>
+        <w:t>;</w:t>
+      </w:r>
+    </w:p>
+    <w:p>
+      <w:pPr>
+        <w:pStyle w:val="NormalWeb"/>
         <w:numPr>
           <w:ilvl w:val="0"/>
-          <w:numId w:val="5"/>
+          <w:numId w:val="32"/>
         </w:numPr>
-        <w:suppressAutoHyphens/>
-        <w:autoSpaceDN w:val="0"/>
-        <w:spacing w:after="0" w:line="360" w:lineRule="auto"/>
-        <w:ind w:firstLine="556"/>
-        <w:jc w:val="both"/>
-        <w:rPr>
-          <w:rFonts w:ascii="Times New Roman" w:hAnsi="Times New Roman"/>
-          <w:sz w:val="24"/>
-          <w:szCs w:val="24"/>
-        </w:rPr>
-      </w:pPr>
-      <w:r>
-        <w:rPr>
-          <w:rFonts w:ascii="Times New Roman" w:hAnsi="Times New Roman"/>
-          <w:sz w:val="24"/>
-          <w:szCs w:val="24"/>
-        </w:rPr>
-        <w:t>избор на услуга или фото продукт;</w:t>
-      </w:r>
-    </w:p>
-    <w:p>
-      <w:pPr>
+        <w:tabs>
+          <w:tab w:val="clear" w:pos="720"/>
+          <w:tab w:val="num" w:pos="540"/>
+        </w:tabs>
+      </w:pPr>
+      <w:r>
+        <w:rPr>
+          <w:rStyle w:val="Strong"/>
+        </w:rPr>
+        <w:t>регистриран клиент</w:t>
+      </w:r>
+      <w:r>
+        <w:t>;</w:t>
+      </w:r>
+    </w:p>
+    <w:p>
+      <w:pPr>
+        <w:pStyle w:val="NormalWeb"/>
         <w:numPr>
           <w:ilvl w:val="0"/>
-          <w:numId w:val="5"/>
+          <w:numId w:val="32"/>
         </w:numPr>
-        <w:suppressAutoHyphens/>
-        <w:autoSpaceDN w:val="0"/>
-        <w:spacing w:after="0" w:line="360" w:lineRule="auto"/>
-        <w:ind w:firstLine="556"/>
-        <w:jc w:val="both"/>
-        <w:rPr>
-          <w:rFonts w:ascii="Times New Roman" w:hAnsi="Times New Roman"/>
-          <w:sz w:val="24"/>
-          <w:szCs w:val="24"/>
-        </w:rPr>
-      </w:pPr>
-      <w:r>
-        <w:rPr>
-          <w:rFonts w:ascii="Times New Roman" w:hAnsi="Times New Roman"/>
-          <w:sz w:val="24"/>
-          <w:szCs w:val="24"/>
-        </w:rPr>
-        <w:t>конфигуриране на параметри (формат, качество, брой копия);</w:t>
-      </w:r>
-    </w:p>
-    <w:p>
-      <w:pPr>
+        <w:tabs>
+          <w:tab w:val="clear" w:pos="720"/>
+          <w:tab w:val="num" w:pos="540"/>
+        </w:tabs>
+      </w:pPr>
+      <w:r>
+        <w:rPr>
+          <w:rStyle w:val="Strong"/>
+        </w:rPr>
+        <w:t>администратор</w:t>
+      </w:r>
+      <w:r>
+        <w:t>.</w:t>
+      </w:r>
+    </w:p>
+    <w:p>
+      <w:pPr>
+        <w:pStyle w:val="NormalWeb"/>
+      </w:pPr>
+      <w:r>
+        <w:t>Всеки от тези типове потребители трябва да има различни права и възможности за работа със системата.</w:t>
+      </w:r>
+    </w:p>
+    <w:p>
+      <w:pPr>
+        <w:pStyle w:val="Heading3"/>
+        <w:rPr>
+          <w:sz w:val="28"/>
+          <w:szCs w:val="28"/>
+          <w:lang w:val="bg-BG"/>
+        </w:rPr>
+      </w:pPr>
+      <w:r>
+        <w:rPr>
+          <w:sz w:val="28"/>
+          <w:szCs w:val="28"/>
+          <w:lang w:val="bg-BG"/>
+        </w:rPr>
+        <w:t>2.1.3. Функционалности за гост-потребител</w:t>
+      </w:r>
+    </w:p>
+    <w:p>
+      <w:pPr>
+        <w:pStyle w:val="NormalWeb"/>
+      </w:pPr>
+      <w:r>
+        <w:t>Гост-потребителят е нерегистриран посетител на сайта. Той трябва да има достъп до публичната информация, без право да извършва административни действия или да подава заявки.</w:t>
+      </w:r>
+    </w:p>
+    <w:p>
+      <w:pPr>
+        <w:pStyle w:val="NormalWeb"/>
+      </w:pPr>
+      <w:r>
+        <w:t>Основните функционалности на госта трябва да бъдат:</w:t>
+      </w:r>
+    </w:p>
+    <w:p>
+      <w:pPr>
+        <w:pStyle w:val="NormalWeb"/>
         <w:numPr>
           <w:ilvl w:val="0"/>
-          <w:numId w:val="5"/>
+          <w:numId w:val="33"/>
         </w:numPr>
-        <w:suppressAutoHyphens/>
-        <w:autoSpaceDN w:val="0"/>
-        <w:spacing w:after="0" w:line="360" w:lineRule="auto"/>
-        <w:ind w:firstLine="556"/>
-        <w:jc w:val="both"/>
-        <w:rPr>
-          <w:rFonts w:ascii="Times New Roman" w:hAnsi="Times New Roman"/>
-          <w:sz w:val="24"/>
-          <w:szCs w:val="24"/>
-        </w:rPr>
-      </w:pPr>
-      <w:r>
-        <w:rPr>
-          <w:rFonts w:ascii="Times New Roman" w:hAnsi="Times New Roman"/>
-          <w:sz w:val="24"/>
-          <w:szCs w:val="24"/>
-        </w:rPr>
-        <w:t>качване на файлове;</w:t>
-      </w:r>
-    </w:p>
-    <w:p>
-      <w:pPr>
+        <w:tabs>
+          <w:tab w:val="clear" w:pos="720"/>
+          <w:tab w:val="num" w:pos="540"/>
+        </w:tabs>
+      </w:pPr>
+      <w:r>
+        <w:t>разглеждане на началната страница;</w:t>
+      </w:r>
+    </w:p>
+    <w:p>
+      <w:pPr>
+        <w:pStyle w:val="NormalWeb"/>
         <w:numPr>
           <w:ilvl w:val="0"/>
-          <w:numId w:val="5"/>
+          <w:numId w:val="33"/>
         </w:numPr>
-        <w:suppressAutoHyphens/>
-        <w:autoSpaceDN w:val="0"/>
-        <w:spacing w:after="0" w:line="360" w:lineRule="auto"/>
-        <w:ind w:firstLine="556"/>
-        <w:jc w:val="both"/>
-        <w:rPr>
-          <w:rFonts w:ascii="Times New Roman" w:hAnsi="Times New Roman"/>
-          <w:sz w:val="24"/>
-          <w:szCs w:val="24"/>
-        </w:rPr>
-      </w:pPr>
-      <w:r>
-        <w:rPr>
-          <w:rFonts w:ascii="Times New Roman" w:hAnsi="Times New Roman"/>
-          <w:sz w:val="24"/>
-          <w:szCs w:val="24"/>
-        </w:rPr>
-        <w:t>подаване на заявки;</w:t>
-      </w:r>
-    </w:p>
-    <w:p>
-      <w:pPr>
+        <w:tabs>
+          <w:tab w:val="clear" w:pos="720"/>
+          <w:tab w:val="num" w:pos="540"/>
+        </w:tabs>
+      </w:pPr>
+      <w:r>
+        <w:t>преглед на всички услуги;</w:t>
+      </w:r>
+    </w:p>
+    <w:p>
+      <w:pPr>
+        <w:pStyle w:val="NormalWeb"/>
         <w:numPr>
           <w:ilvl w:val="0"/>
-          <w:numId w:val="5"/>
+          <w:numId w:val="33"/>
         </w:numPr>
-        <w:suppressAutoHyphens/>
-        <w:autoSpaceDN w:val="0"/>
-        <w:spacing w:after="0" w:line="360" w:lineRule="auto"/>
-        <w:ind w:firstLine="556"/>
-        <w:jc w:val="both"/>
-        <w:rPr>
-          <w:rFonts w:ascii="Times New Roman" w:hAnsi="Times New Roman"/>
-          <w:sz w:val="24"/>
-          <w:szCs w:val="24"/>
-        </w:rPr>
-      </w:pPr>
-      <w:r>
-        <w:rPr>
-          <w:rFonts w:ascii="Times New Roman" w:hAnsi="Times New Roman"/>
-          <w:sz w:val="24"/>
-          <w:szCs w:val="24"/>
-        </w:rPr>
-        <w:t>преглед на историята и статуса на заявките.</w:t>
-      </w:r>
-    </w:p>
-    <w:p>
-      <w:pPr>
-        <w:spacing w:after="0" w:line="360" w:lineRule="auto"/>
-        <w:ind w:firstLine="709"/>
-        <w:jc w:val="both"/>
-        <w:rPr>
-          <w:rFonts w:ascii="Times New Roman" w:hAnsi="Times New Roman"/>
-          <w:b/>
-          <w:bCs/>
+        <w:tabs>
+          <w:tab w:val="clear" w:pos="720"/>
+          <w:tab w:val="num" w:pos="540"/>
+        </w:tabs>
+      </w:pPr>
+      <w:r>
+        <w:t>преглед на всички фото продукти;</w:t>
+      </w:r>
+    </w:p>
+    <w:p>
+      <w:pPr>
+        <w:pStyle w:val="NormalWeb"/>
+        <w:numPr>
+          <w:ilvl w:val="0"/>
+          <w:numId w:val="33"/>
+        </w:numPr>
+        <w:tabs>
+          <w:tab w:val="clear" w:pos="720"/>
+          <w:tab w:val="num" w:pos="540"/>
+        </w:tabs>
+      </w:pPr>
+      <w:r>
+        <w:t>достъп до информация за цени;</w:t>
+      </w:r>
+    </w:p>
+    <w:p>
+      <w:pPr>
+        <w:pStyle w:val="NormalWeb"/>
+        <w:numPr>
+          <w:ilvl w:val="0"/>
+          <w:numId w:val="33"/>
+        </w:numPr>
+        <w:tabs>
+          <w:tab w:val="clear" w:pos="720"/>
+          <w:tab w:val="num" w:pos="540"/>
+        </w:tabs>
+      </w:pPr>
+      <w:r>
+        <w:t>преглед на страницата за контакти;</w:t>
+      </w:r>
+    </w:p>
+    <w:p>
+      <w:pPr>
+        <w:pStyle w:val="NormalWeb"/>
+        <w:numPr>
+          <w:ilvl w:val="0"/>
+          <w:numId w:val="33"/>
+        </w:numPr>
+        <w:tabs>
+          <w:tab w:val="clear" w:pos="720"/>
+          <w:tab w:val="num" w:pos="540"/>
+        </w:tabs>
+      </w:pPr>
+      <w:r>
+        <w:t>разглеждане на подробна информация за отделна услуга или продукт.</w:t>
+      </w:r>
+    </w:p>
+    <w:p>
+      <w:pPr>
+        <w:pStyle w:val="NormalWeb"/>
+      </w:pPr>
+      <w:r>
+        <w:t>Тази роля има основно информативен характер и подпомага представянето на бизнеса пред потенциални клиенти.</w:t>
+      </w:r>
+    </w:p>
+    <w:p>
+      <w:pPr>
+        <w:pStyle w:val="Heading3"/>
+        <w:rPr>
           <w:sz w:val="28"/>
           <w:szCs w:val="28"/>
-        </w:rPr>
-      </w:pPr>
-      <w:r>
-        <w:rPr>
-          <w:rFonts w:ascii="Times New Roman" w:hAnsi="Times New Roman"/>
-          <w:b/>
-          <w:bCs/>
+          <w:lang w:val="bg-BG"/>
+        </w:rPr>
+      </w:pPr>
+      <w:r>
+        <w:rPr>
           <w:sz w:val="28"/>
           <w:szCs w:val="28"/>
-        </w:rPr>
-        <w:t>2.1.3 Администратор</w:t>
-      </w:r>
-    </w:p>
-    <w:p>
-      <w:pPr>
-        <w:spacing w:after="0" w:line="360" w:lineRule="auto"/>
-        <w:ind w:firstLine="709"/>
-        <w:jc w:val="both"/>
-        <w:rPr>
-          <w:rFonts w:ascii="Times New Roman" w:hAnsi="Times New Roman"/>
-          <w:sz w:val="24"/>
-          <w:szCs w:val="24"/>
-        </w:rPr>
-      </w:pPr>
-      <w:r>
-        <w:rPr>
-          <w:rFonts w:ascii="Times New Roman" w:hAnsi="Times New Roman"/>
-          <w:sz w:val="24"/>
-          <w:szCs w:val="24"/>
-        </w:rPr>
-        <w:t>Администраторът има пълен контрол върху системата:</w:t>
-      </w:r>
-    </w:p>
-    <w:p>
-      <w:pPr>
+          <w:lang w:val="bg-BG"/>
+        </w:rPr>
+        <w:t>2.1.4. Функционалности за регистриран клиент</w:t>
+      </w:r>
+    </w:p>
+    <w:p>
+      <w:pPr>
+        <w:pStyle w:val="NormalWeb"/>
+      </w:pPr>
+      <w:r>
+        <w:t>Регистрираният клиент трябва да има възможност да използва разширени функционалности на системата. След успешна регистрация и вход в сайта, той трябва да може да работи със своя профил и да подава заявки за услуги и продукти.</w:t>
+      </w:r>
+    </w:p>
+    <w:p>
+      <w:pPr>
+        <w:pStyle w:val="NormalWeb"/>
+      </w:pPr>
+      <w:r>
+        <w:lastRenderedPageBreak/>
+        <w:t>Функционалностите на клиента трябва да включват:</w:t>
+      </w:r>
+    </w:p>
+    <w:p>
+      <w:pPr>
+        <w:pStyle w:val="NormalWeb"/>
         <w:numPr>
           <w:ilvl w:val="0"/>
-          <w:numId w:val="6"/>
+          <w:numId w:val="34"/>
         </w:numPr>
-        <w:suppressAutoHyphens/>
-        <w:autoSpaceDN w:val="0"/>
-        <w:spacing w:after="0" w:line="360" w:lineRule="auto"/>
-        <w:ind w:firstLine="556"/>
-        <w:jc w:val="both"/>
-        <w:rPr>
-          <w:rFonts w:ascii="Times New Roman" w:hAnsi="Times New Roman"/>
-          <w:sz w:val="24"/>
-          <w:szCs w:val="24"/>
-        </w:rPr>
-      </w:pPr>
-      <w:r>
-        <w:rPr>
-          <w:rFonts w:ascii="Times New Roman" w:hAnsi="Times New Roman"/>
-          <w:sz w:val="24"/>
-          <w:szCs w:val="24"/>
-        </w:rPr>
-        <w:t>управление на услуги и продукти (CRUD);</w:t>
-      </w:r>
-    </w:p>
-    <w:p>
-      <w:pPr>
+        <w:tabs>
+          <w:tab w:val="clear" w:pos="720"/>
+          <w:tab w:val="num" w:pos="540"/>
+        </w:tabs>
+      </w:pPr>
+      <w:r>
+        <w:t>регистрация в системата;</w:t>
+      </w:r>
+    </w:p>
+    <w:p>
+      <w:pPr>
+        <w:pStyle w:val="NormalWeb"/>
         <w:numPr>
           <w:ilvl w:val="0"/>
-          <w:numId w:val="6"/>
+          <w:numId w:val="34"/>
         </w:numPr>
-        <w:suppressAutoHyphens/>
-        <w:autoSpaceDN w:val="0"/>
-        <w:spacing w:after="0" w:line="360" w:lineRule="auto"/>
-        <w:ind w:firstLine="556"/>
-        <w:jc w:val="both"/>
-        <w:rPr>
-          <w:rFonts w:ascii="Times New Roman" w:hAnsi="Times New Roman"/>
-          <w:sz w:val="24"/>
-          <w:szCs w:val="24"/>
-        </w:rPr>
-      </w:pPr>
-      <w:r>
-        <w:rPr>
-          <w:rFonts w:ascii="Times New Roman" w:hAnsi="Times New Roman"/>
-          <w:sz w:val="24"/>
-          <w:szCs w:val="24"/>
-        </w:rPr>
-        <w:t>обработка на клиентски заявки;</w:t>
-      </w:r>
-    </w:p>
-    <w:p>
-      <w:pPr>
+        <w:tabs>
+          <w:tab w:val="clear" w:pos="720"/>
+          <w:tab w:val="num" w:pos="540"/>
+        </w:tabs>
+      </w:pPr>
+      <w:r>
+        <w:t>вход в потребителски профил;</w:t>
+      </w:r>
+    </w:p>
+    <w:p>
+      <w:pPr>
+        <w:pStyle w:val="NormalWeb"/>
         <w:numPr>
           <w:ilvl w:val="0"/>
-          <w:numId w:val="6"/>
+          <w:numId w:val="34"/>
         </w:numPr>
-        <w:suppressAutoHyphens/>
-        <w:autoSpaceDN w:val="0"/>
-        <w:spacing w:after="0" w:line="360" w:lineRule="auto"/>
-        <w:ind w:firstLine="556"/>
-        <w:jc w:val="both"/>
-        <w:rPr>
-          <w:rFonts w:ascii="Times New Roman" w:hAnsi="Times New Roman"/>
-          <w:sz w:val="24"/>
-          <w:szCs w:val="24"/>
-        </w:rPr>
-      </w:pPr>
-      <w:r>
-        <w:rPr>
-          <w:rFonts w:ascii="Times New Roman" w:hAnsi="Times New Roman"/>
-          <w:sz w:val="24"/>
-          <w:szCs w:val="24"/>
-        </w:rPr>
-        <w:t>управление на потребителски акаунти;</w:t>
-      </w:r>
-    </w:p>
-    <w:p>
-      <w:pPr>
+        <w:tabs>
+          <w:tab w:val="clear" w:pos="720"/>
+          <w:tab w:val="num" w:pos="540"/>
+        </w:tabs>
+      </w:pPr>
+      <w:r>
+        <w:t>преглед на лична информация;</w:t>
+      </w:r>
+    </w:p>
+    <w:p>
+      <w:pPr>
+        <w:pStyle w:val="NormalWeb"/>
         <w:numPr>
           <w:ilvl w:val="0"/>
-          <w:numId w:val="6"/>
+          <w:numId w:val="34"/>
         </w:numPr>
-        <w:suppressAutoHyphens/>
-        <w:autoSpaceDN w:val="0"/>
-        <w:spacing w:after="0" w:line="360" w:lineRule="auto"/>
-        <w:ind w:firstLine="556"/>
-        <w:jc w:val="both"/>
-        <w:rPr>
-          <w:rFonts w:ascii="Times New Roman" w:hAnsi="Times New Roman"/>
-          <w:sz w:val="24"/>
-          <w:szCs w:val="24"/>
-        </w:rPr>
-      </w:pPr>
-      <w:r>
-        <w:rPr>
-          <w:rFonts w:ascii="Times New Roman" w:hAnsi="Times New Roman"/>
-          <w:sz w:val="24"/>
-          <w:szCs w:val="24"/>
-        </w:rPr>
-        <w:t>промяна на цени и параметри;</w:t>
-      </w:r>
-    </w:p>
-    <w:p>
-      <w:pPr>
+        <w:tabs>
+          <w:tab w:val="clear" w:pos="720"/>
+          <w:tab w:val="num" w:pos="540"/>
+        </w:tabs>
+      </w:pPr>
+      <w:r>
+        <w:t>избор на услуга или фото продукт;</w:t>
+      </w:r>
+    </w:p>
+    <w:p>
+      <w:pPr>
+        <w:pStyle w:val="NormalWeb"/>
         <w:numPr>
           <w:ilvl w:val="0"/>
-          <w:numId w:val="6"/>
+          <w:numId w:val="34"/>
         </w:numPr>
-        <w:suppressAutoHyphens/>
-        <w:autoSpaceDN w:val="0"/>
-        <w:spacing w:after="0" w:line="360" w:lineRule="auto"/>
-        <w:ind w:firstLine="556"/>
-        <w:jc w:val="both"/>
-        <w:rPr>
-          <w:rFonts w:ascii="Times New Roman" w:hAnsi="Times New Roman"/>
-          <w:sz w:val="24"/>
-          <w:szCs w:val="24"/>
-        </w:rPr>
-      </w:pPr>
-      <w:r>
-        <w:rPr>
-          <w:rFonts w:ascii="Times New Roman" w:hAnsi="Times New Roman"/>
-          <w:sz w:val="24"/>
-          <w:szCs w:val="24"/>
-        </w:rPr>
-        <w:t>достъп до административен панел.</w:t>
-      </w:r>
-    </w:p>
-    <w:p>
-      <w:pPr>
-        <w:spacing w:after="0" w:line="360" w:lineRule="auto"/>
-        <w:ind w:firstLine="709"/>
-        <w:jc w:val="both"/>
-        <w:rPr>
-          <w:rFonts w:ascii="Times New Roman" w:hAnsi="Times New Roman"/>
-          <w:b/>
-          <w:bCs/>
+        <w:tabs>
+          <w:tab w:val="clear" w:pos="720"/>
+          <w:tab w:val="num" w:pos="540"/>
+        </w:tabs>
+      </w:pPr>
+      <w:r>
+        <w:t>подаване на заявка;</w:t>
+      </w:r>
+    </w:p>
+    <w:p>
+      <w:pPr>
+        <w:pStyle w:val="NormalWeb"/>
+        <w:numPr>
+          <w:ilvl w:val="0"/>
+          <w:numId w:val="34"/>
+        </w:numPr>
+        <w:tabs>
+          <w:tab w:val="clear" w:pos="720"/>
+          <w:tab w:val="num" w:pos="540"/>
+        </w:tabs>
+      </w:pPr>
+      <w:r>
+        <w:t>задаване на параметри към заявката;</w:t>
+      </w:r>
+    </w:p>
+    <w:p>
+      <w:pPr>
+        <w:pStyle w:val="NormalWeb"/>
+        <w:numPr>
+          <w:ilvl w:val="0"/>
+          <w:numId w:val="34"/>
+        </w:numPr>
+        <w:tabs>
+          <w:tab w:val="clear" w:pos="720"/>
+          <w:tab w:val="num" w:pos="540"/>
+        </w:tabs>
+      </w:pPr>
+      <w:r>
+        <w:t>прикачване на файлове при необходимост;</w:t>
+      </w:r>
+    </w:p>
+    <w:p>
+      <w:pPr>
+        <w:pStyle w:val="NormalWeb"/>
+        <w:numPr>
+          <w:ilvl w:val="0"/>
+          <w:numId w:val="34"/>
+        </w:numPr>
+        <w:tabs>
+          <w:tab w:val="clear" w:pos="720"/>
+          <w:tab w:val="num" w:pos="540"/>
+        </w:tabs>
+      </w:pPr>
+      <w:r>
+        <w:t>проследяване на статуса на подадената поръчка;</w:t>
+      </w:r>
+    </w:p>
+    <w:p>
+      <w:pPr>
+        <w:pStyle w:val="NormalWeb"/>
+        <w:numPr>
+          <w:ilvl w:val="0"/>
+          <w:numId w:val="34"/>
+        </w:numPr>
+        <w:tabs>
+          <w:tab w:val="clear" w:pos="720"/>
+          <w:tab w:val="num" w:pos="540"/>
+        </w:tabs>
+      </w:pPr>
+      <w:r>
+        <w:t>преглед на крайна цена на заявката.</w:t>
+      </w:r>
+    </w:p>
+    <w:p>
+      <w:pPr>
+        <w:pStyle w:val="NormalWeb"/>
+      </w:pPr>
+      <w:r>
+        <w:t>При подаване на заявка клиентът трябва да може да посочи необходимите характеристики, като брой копия, формат, размер, вид услуга или друга допълнителна информация. След изпращане на заявката системата трябва да я записва и да я свързва с конкретния клиент.</w:t>
+      </w:r>
+    </w:p>
+    <w:p>
+      <w:pPr>
+        <w:pStyle w:val="Heading3"/>
+        <w:rPr>
           <w:sz w:val="28"/>
           <w:szCs w:val="28"/>
-        </w:rPr>
-      </w:pPr>
-      <w:r>
-        <w:rPr>
-          <w:rFonts w:ascii="Times New Roman" w:hAnsi="Times New Roman"/>
-          <w:b/>
-          <w:bCs/>
+          <w:lang w:val="bg-BG"/>
+        </w:rPr>
+      </w:pPr>
+      <w:r>
+        <w:rPr>
           <w:sz w:val="28"/>
           <w:szCs w:val="28"/>
-        </w:rPr>
-        <w:t>2.1.4. Нефункционални изисквания</w:t>
-      </w:r>
-    </w:p>
-    <w:p>
-      <w:pPr>
-        <w:spacing w:after="0" w:line="360" w:lineRule="auto"/>
-        <w:ind w:firstLine="709"/>
-        <w:jc w:val="both"/>
-        <w:rPr>
-          <w:rFonts w:ascii="Times New Roman" w:hAnsi="Times New Roman"/>
-          <w:sz w:val="24"/>
-          <w:szCs w:val="24"/>
-        </w:rPr>
-      </w:pPr>
-      <w:r>
-        <w:rPr>
-          <w:rFonts w:ascii="Times New Roman" w:hAnsi="Times New Roman"/>
-          <w:sz w:val="24"/>
-          <w:szCs w:val="24"/>
-        </w:rPr>
-        <w:t>Нефункционалните изисквания гарантират качеството на системата и нейното надеждно функциониране:</w:t>
-      </w:r>
-    </w:p>
-    <w:p>
-      <w:pPr>
+          <w:lang w:val="bg-BG"/>
+        </w:rPr>
+        <w:t>2.1.5. Функционалности за администратора</w:t>
+      </w:r>
+    </w:p>
+    <w:p>
+      <w:pPr>
+        <w:pStyle w:val="NormalWeb"/>
+      </w:pPr>
+      <w:r>
+        <w:t>Администраторът е потребителят, който управлява съдържанието и следи изпълнението на заявките в системата. Той трябва да разполага с пълен контрол върху основните данни в приложението.</w:t>
+      </w:r>
+    </w:p>
+    <w:p>
+      <w:pPr>
+        <w:pStyle w:val="NormalWeb"/>
+      </w:pPr>
+      <w:r>
+        <w:t>Неговите функционалности трябва да включват:</w:t>
+      </w:r>
+    </w:p>
+    <w:p>
+      <w:pPr>
+        <w:pStyle w:val="NormalWeb"/>
         <w:numPr>
           <w:ilvl w:val="0"/>
-          <w:numId w:val="7"/>
+          <w:numId w:val="35"/>
         </w:numPr>
-        <w:suppressAutoHyphens/>
-        <w:autoSpaceDN w:val="0"/>
-        <w:spacing w:after="0" w:line="360" w:lineRule="auto"/>
-        <w:ind w:firstLine="556"/>
-        <w:jc w:val="both"/>
-        <w:rPr>
-          <w:rFonts w:ascii="Times New Roman" w:hAnsi="Times New Roman"/>
-          <w:sz w:val="24"/>
-          <w:szCs w:val="24"/>
-        </w:rPr>
-      </w:pPr>
-      <w:r>
-        <w:rPr>
-          <w:rFonts w:ascii="Times New Roman" w:hAnsi="Times New Roman"/>
-          <w:sz w:val="24"/>
-          <w:szCs w:val="24"/>
-        </w:rPr>
-        <w:t>Сигурност – защита на лични данни, контрол на достъпа;</w:t>
-      </w:r>
-    </w:p>
-    <w:p>
-      <w:pPr>
+        <w:tabs>
+          <w:tab w:val="clear" w:pos="720"/>
+          <w:tab w:val="num" w:pos="540"/>
+        </w:tabs>
+      </w:pPr>
+      <w:r>
+        <w:t>добавяне на нови услуги;</w:t>
+      </w:r>
+    </w:p>
+    <w:p>
+      <w:pPr>
+        <w:pStyle w:val="NormalWeb"/>
         <w:numPr>
           <w:ilvl w:val="0"/>
-          <w:numId w:val="7"/>
+          <w:numId w:val="35"/>
         </w:numPr>
-        <w:suppressAutoHyphens/>
-        <w:autoSpaceDN w:val="0"/>
-        <w:spacing w:after="0" w:line="360" w:lineRule="auto"/>
-        <w:ind w:firstLine="556"/>
-        <w:jc w:val="both"/>
-        <w:rPr>
-          <w:rFonts w:ascii="Times New Roman" w:hAnsi="Times New Roman"/>
-          <w:sz w:val="24"/>
-          <w:szCs w:val="24"/>
-        </w:rPr>
-      </w:pPr>
-      <w:r>
-        <w:rPr>
-          <w:rFonts w:ascii="Times New Roman" w:hAnsi="Times New Roman"/>
-          <w:sz w:val="24"/>
-          <w:szCs w:val="24"/>
-        </w:rPr>
-        <w:t>Производителност – оптимално време за зареждане;</w:t>
-      </w:r>
-    </w:p>
-    <w:p>
-      <w:pPr>
+        <w:tabs>
+          <w:tab w:val="clear" w:pos="720"/>
+          <w:tab w:val="num" w:pos="540"/>
+        </w:tabs>
+      </w:pPr>
+      <w:r>
+        <w:t>редактиране на съществуващи услуги;</w:t>
+      </w:r>
+    </w:p>
+    <w:p>
+      <w:pPr>
+        <w:pStyle w:val="NormalWeb"/>
         <w:numPr>
           <w:ilvl w:val="0"/>
-          <w:numId w:val="7"/>
+          <w:numId w:val="35"/>
         </w:numPr>
-        <w:suppressAutoHyphens/>
-        <w:autoSpaceDN w:val="0"/>
-        <w:spacing w:after="0" w:line="360" w:lineRule="auto"/>
-        <w:ind w:firstLine="556"/>
-        <w:jc w:val="both"/>
-        <w:rPr>
-          <w:rFonts w:ascii="Times New Roman" w:hAnsi="Times New Roman"/>
-          <w:sz w:val="24"/>
-          <w:szCs w:val="24"/>
-        </w:rPr>
-      </w:pPr>
-      <w:r>
-        <w:rPr>
-          <w:rFonts w:ascii="Times New Roman" w:hAnsi="Times New Roman"/>
-          <w:sz w:val="24"/>
-          <w:szCs w:val="24"/>
-        </w:rPr>
-        <w:t>Надеждност – устойчивост при грешки;</w:t>
-      </w:r>
-    </w:p>
-    <w:p>
-      <w:pPr>
+        <w:tabs>
+          <w:tab w:val="clear" w:pos="720"/>
+          <w:tab w:val="num" w:pos="540"/>
+        </w:tabs>
+      </w:pPr>
+      <w:r>
+        <w:t>изтриване на услуги;</w:t>
+      </w:r>
+    </w:p>
+    <w:p>
+      <w:pPr>
+        <w:pStyle w:val="NormalWeb"/>
         <w:numPr>
           <w:ilvl w:val="0"/>
-          <w:numId w:val="7"/>
+          <w:numId w:val="35"/>
         </w:numPr>
-        <w:suppressAutoHyphens/>
-        <w:autoSpaceDN w:val="0"/>
-        <w:spacing w:after="0" w:line="360" w:lineRule="auto"/>
-        <w:ind w:firstLine="556"/>
-        <w:jc w:val="both"/>
-        <w:rPr>
-          <w:rFonts w:ascii="Times New Roman" w:hAnsi="Times New Roman"/>
-          <w:sz w:val="24"/>
-          <w:szCs w:val="24"/>
-        </w:rPr>
-      </w:pPr>
-      <w:r>
-        <w:rPr>
-          <w:rFonts w:ascii="Times New Roman" w:hAnsi="Times New Roman"/>
-          <w:sz w:val="24"/>
-          <w:szCs w:val="24"/>
-        </w:rPr>
-        <w:t>Използваемост – лесна навигация;</w:t>
-      </w:r>
-    </w:p>
-    <w:p>
-      <w:pPr>
+        <w:tabs>
+          <w:tab w:val="clear" w:pos="720"/>
+          <w:tab w:val="num" w:pos="540"/>
+        </w:tabs>
+      </w:pPr>
+      <w:r>
+        <w:t>преглед на списък с услуги;</w:t>
+      </w:r>
+    </w:p>
+    <w:p>
+      <w:pPr>
+        <w:pStyle w:val="NormalWeb"/>
         <w:numPr>
           <w:ilvl w:val="0"/>
-          <w:numId w:val="7"/>
+          <w:numId w:val="35"/>
         </w:numPr>
-        <w:suppressAutoHyphens/>
-        <w:autoSpaceDN w:val="0"/>
-        <w:spacing w:after="0" w:line="360" w:lineRule="auto"/>
-        <w:ind w:firstLine="556"/>
-        <w:jc w:val="both"/>
-        <w:rPr>
-          <w:rFonts w:ascii="Times New Roman" w:hAnsi="Times New Roman"/>
-          <w:sz w:val="24"/>
-          <w:szCs w:val="24"/>
-        </w:rPr>
-      </w:pPr>
-      <w:r>
-        <w:rPr>
-          <w:rFonts w:ascii="Times New Roman" w:hAnsi="Times New Roman"/>
-          <w:sz w:val="24"/>
-          <w:szCs w:val="24"/>
-        </w:rPr>
-        <w:t>Адаптивност – responsive дизайн;</w:t>
-      </w:r>
-    </w:p>
-    <w:p>
-      <w:pPr>
+        <w:tabs>
+          <w:tab w:val="clear" w:pos="720"/>
+          <w:tab w:val="num" w:pos="540"/>
+        </w:tabs>
+      </w:pPr>
+      <w:r>
+        <w:t>добавяне на нови фото продукти;</w:t>
+      </w:r>
+    </w:p>
+    <w:p>
+      <w:pPr>
+        <w:pStyle w:val="NormalWeb"/>
         <w:numPr>
           <w:ilvl w:val="0"/>
-          <w:numId w:val="7"/>
+          <w:numId w:val="35"/>
         </w:numPr>
-        <w:suppressAutoHyphens/>
-        <w:autoSpaceDN w:val="0"/>
-        <w:spacing w:after="0" w:line="360" w:lineRule="auto"/>
-        <w:ind w:firstLine="556"/>
-        <w:jc w:val="both"/>
-        <w:rPr>
-          <w:rFonts w:ascii="Times New Roman" w:hAnsi="Times New Roman"/>
-          <w:sz w:val="24"/>
-          <w:szCs w:val="24"/>
-        </w:rPr>
-      </w:pPr>
-      <w:r>
-        <w:rPr>
-          <w:rFonts w:ascii="Times New Roman" w:hAnsi="Times New Roman"/>
-          <w:sz w:val="24"/>
-          <w:szCs w:val="24"/>
-        </w:rPr>
-        <w:t xml:space="preserve">Мащабируемост–възможност за </w:t>
-      </w:r>
-      <w:r>
-        <w:rPr>
-          <w:rFonts w:ascii="Times New Roman" w:hAnsi="Times New Roman"/>
-          <w:sz w:val="24"/>
-          <w:szCs w:val="24"/>
-        </w:rPr>
-        <w:t>добавяне на нови функционалности.</w:t>
-      </w:r>
-    </w:p>
-    <w:p>
-      <w:pPr>
+        <w:tabs>
+          <w:tab w:val="clear" w:pos="720"/>
+          <w:tab w:val="num" w:pos="540"/>
+        </w:tabs>
+      </w:pPr>
+      <w:r>
+        <w:t>редактиране на фото продукти;</w:t>
+      </w:r>
+    </w:p>
+    <w:p>
+      <w:pPr>
+        <w:pStyle w:val="NormalWeb"/>
         <w:numPr>
           <w:ilvl w:val="0"/>
-          <w:numId w:val="7"/>
+          <w:numId w:val="35"/>
         </w:numPr>
-        <w:suppressAutoHyphens/>
-        <w:autoSpaceDN w:val="0"/>
-        <w:spacing w:after="0" w:line="360" w:lineRule="auto"/>
-        <w:ind w:firstLine="556"/>
-        <w:jc w:val="both"/>
-        <w:rPr>
-          <w:rFonts w:ascii="Times New Roman" w:hAnsi="Times New Roman"/>
-          <w:sz w:val="24"/>
-          <w:szCs w:val="24"/>
-        </w:rPr>
-      </w:pPr>
-      <w:r>
-        <w:rPr>
-          <w:rFonts w:ascii="Times New Roman" w:hAnsi="Times New Roman"/>
-          <w:sz w:val="24"/>
-          <w:szCs w:val="24"/>
-        </w:rPr>
-        <w:t>Мащабируемост – възможност за добавяне на нови функционалности.</w:t>
-      </w:r>
-    </w:p>
-    <w:p>
-      <w:pPr>
-        <w:spacing w:after="0" w:line="360" w:lineRule="auto"/>
-        <w:ind w:firstLine="709"/>
-        <w:jc w:val="both"/>
-        <w:rPr>
-          <w:rFonts w:ascii="Times New Roman" w:hAnsi="Times New Roman"/>
-          <w:sz w:val="24"/>
-          <w:szCs w:val="24"/>
-        </w:rPr>
-      </w:pPr>
-    </w:p>
-    <w:p>
-      <w:pPr>
-        <w:spacing w:after="0" w:line="360" w:lineRule="auto"/>
-        <w:ind w:firstLine="709"/>
-        <w:jc w:val="both"/>
-        <w:rPr>
-          <w:rFonts w:ascii="Times New Roman" w:hAnsi="Times New Roman"/>
-          <w:sz w:val="24"/>
-          <w:szCs w:val="24"/>
-        </w:rPr>
-      </w:pPr>
-    </w:p>
-    <w:p>
-      <w:pPr>
-        <w:spacing w:after="0" w:line="360" w:lineRule="auto"/>
-        <w:ind w:firstLine="709"/>
-        <w:jc w:val="both"/>
-        <w:rPr>
-          <w:rFonts w:ascii="Times New Roman" w:hAnsi="Times New Roman"/>
-          <w:sz w:val="24"/>
-          <w:szCs w:val="24"/>
-        </w:rPr>
-      </w:pPr>
-    </w:p>
-    <w:p>
-      <w:pPr>
-        <w:spacing w:after="0" w:line="360" w:lineRule="auto"/>
-        <w:ind w:firstLine="709"/>
-        <w:jc w:val="both"/>
-        <w:rPr>
-          <w:rFonts w:ascii="Times New Roman" w:hAnsi="Times New Roman"/>
-          <w:sz w:val="24"/>
-          <w:szCs w:val="24"/>
-        </w:rPr>
-      </w:pPr>
-    </w:p>
-    <w:p>
-      <w:pPr>
-        <w:spacing w:after="0" w:line="360" w:lineRule="auto"/>
-        <w:ind w:firstLine="709"/>
-        <w:jc w:val="both"/>
-        <w:rPr>
-          <w:rFonts w:ascii="Times New Roman" w:hAnsi="Times New Roman"/>
-          <w:sz w:val="24"/>
-          <w:szCs w:val="24"/>
-        </w:rPr>
-      </w:pPr>
-    </w:p>
-    <w:p>
-      <w:pPr>
-        <w:spacing w:after="0" w:line="360" w:lineRule="auto"/>
-        <w:jc w:val="both"/>
-        <w:rPr>
-          <w:rFonts w:ascii="Times New Roman" w:hAnsi="Times New Roman"/>
-          <w:sz w:val="24"/>
-          <w:szCs w:val="24"/>
-        </w:rPr>
-      </w:pPr>
+        <w:tabs>
+          <w:tab w:val="clear" w:pos="720"/>
+          <w:tab w:val="num" w:pos="540"/>
+        </w:tabs>
+      </w:pPr>
+      <w:r>
+        <w:t>изтриване на фото продукти;</w:t>
+      </w:r>
+    </w:p>
+    <w:p>
+      <w:pPr>
+        <w:pStyle w:val="NormalWeb"/>
+        <w:numPr>
+          <w:ilvl w:val="0"/>
+          <w:numId w:val="35"/>
+        </w:numPr>
+        <w:tabs>
+          <w:tab w:val="clear" w:pos="720"/>
+          <w:tab w:val="num" w:pos="540"/>
+        </w:tabs>
+      </w:pPr>
+      <w:r>
+        <w:t>преглед на всички клиентски заявки;</w:t>
+      </w:r>
+    </w:p>
+    <w:p>
+      <w:pPr>
+        <w:pStyle w:val="NormalWeb"/>
+        <w:numPr>
+          <w:ilvl w:val="0"/>
+          <w:numId w:val="35"/>
+        </w:numPr>
+        <w:tabs>
+          <w:tab w:val="clear" w:pos="720"/>
+          <w:tab w:val="num" w:pos="540"/>
+        </w:tabs>
+      </w:pPr>
+      <w:r>
+        <w:t>промяна на статуса на поръчките;</w:t>
+      </w:r>
+    </w:p>
+    <w:p>
+      <w:pPr>
+        <w:pStyle w:val="NormalWeb"/>
+        <w:numPr>
+          <w:ilvl w:val="0"/>
+          <w:numId w:val="35"/>
+        </w:numPr>
+        <w:tabs>
+          <w:tab w:val="clear" w:pos="720"/>
+          <w:tab w:val="num" w:pos="540"/>
+        </w:tabs>
+      </w:pPr>
+      <w:r>
+        <w:t>управление на категориите;</w:t>
+      </w:r>
+    </w:p>
+    <w:p>
+      <w:pPr>
+        <w:pStyle w:val="NormalWeb"/>
+        <w:numPr>
+          <w:ilvl w:val="0"/>
+          <w:numId w:val="35"/>
+        </w:numPr>
+        <w:tabs>
+          <w:tab w:val="clear" w:pos="720"/>
+          <w:tab w:val="num" w:pos="540"/>
+        </w:tabs>
+      </w:pPr>
+      <w:r>
+        <w:t>актуализиране на цени и описания;</w:t>
+      </w:r>
+    </w:p>
+    <w:p>
+      <w:pPr>
+        <w:pStyle w:val="NormalWeb"/>
+        <w:numPr>
+          <w:ilvl w:val="0"/>
+          <w:numId w:val="35"/>
+        </w:numPr>
+        <w:tabs>
+          <w:tab w:val="clear" w:pos="720"/>
+          <w:tab w:val="num" w:pos="540"/>
+        </w:tabs>
+      </w:pPr>
+      <w:r>
+        <w:t>обработка на качените от клиентите файлове.</w:t>
+      </w:r>
+    </w:p>
+    <w:p>
+      <w:pPr>
+        <w:pStyle w:val="NormalWeb"/>
+      </w:pPr>
+      <w:r>
+        <w:t>Администраторът трябва да може да поддържа коректността и актуалността на информацията в сайта, както и да следи състоянието на всяка подадена поръчка.</w:t>
+      </w:r>
+    </w:p>
+    <w:p>
+      <w:pPr>
+        <w:pStyle w:val="Heading3"/>
+        <w:rPr>
+          <w:sz w:val="28"/>
+          <w:szCs w:val="28"/>
+          <w:lang w:val="bg-BG"/>
+        </w:rPr>
+      </w:pPr>
+      <w:r>
+        <w:rPr>
+          <w:sz w:val="28"/>
+          <w:szCs w:val="28"/>
+          <w:lang w:val="bg-BG"/>
+        </w:rPr>
+        <w:t>2.1.6. Изисквания към управлението на услуги и продукти</w:t>
+      </w:r>
+    </w:p>
+    <w:p>
+      <w:pPr>
+        <w:pStyle w:val="NormalWeb"/>
+      </w:pPr>
+      <w:r>
+        <w:t>Системата трябва да позволява поддържането на база от данни с услуги, фото продукти и категории. За всеки обект трябва да може да се съхранява подходяща информация.</w:t>
+      </w:r>
+    </w:p>
+    <w:p>
+      <w:pPr>
+        <w:pStyle w:val="NormalWeb"/>
+      </w:pPr>
+      <w:r>
+        <w:t xml:space="preserve">За </w:t>
+      </w:r>
+      <w:r>
+        <w:rPr>
+          <w:rStyle w:val="Strong"/>
+        </w:rPr>
+        <w:t>услугите</w:t>
+      </w:r>
+      <w:r>
+        <w:t xml:space="preserve"> трябва да се поддържат:</w:t>
+      </w:r>
+    </w:p>
+    <w:p>
+      <w:pPr>
+        <w:pStyle w:val="NormalWeb"/>
+        <w:numPr>
+          <w:ilvl w:val="0"/>
+          <w:numId w:val="36"/>
+        </w:numPr>
+        <w:tabs>
+          <w:tab w:val="clear" w:pos="720"/>
+          <w:tab w:val="num" w:pos="540"/>
+        </w:tabs>
+      </w:pPr>
+      <w:r>
+        <w:t>име;</w:t>
+      </w:r>
+    </w:p>
+    <w:p>
+      <w:pPr>
+        <w:pStyle w:val="NormalWeb"/>
+        <w:numPr>
+          <w:ilvl w:val="0"/>
+          <w:numId w:val="36"/>
+        </w:numPr>
+        <w:tabs>
+          <w:tab w:val="clear" w:pos="720"/>
+          <w:tab w:val="num" w:pos="540"/>
+        </w:tabs>
+      </w:pPr>
+      <w:r>
+        <w:t>описание;</w:t>
+      </w:r>
+    </w:p>
+    <w:p>
+      <w:pPr>
+        <w:pStyle w:val="NormalWeb"/>
+        <w:numPr>
+          <w:ilvl w:val="0"/>
+          <w:numId w:val="36"/>
+        </w:numPr>
+        <w:tabs>
+          <w:tab w:val="clear" w:pos="720"/>
+          <w:tab w:val="num" w:pos="540"/>
+        </w:tabs>
+      </w:pPr>
+      <w:r>
+        <w:t>цена;</w:t>
+      </w:r>
+    </w:p>
+    <w:p>
+      <w:pPr>
+        <w:pStyle w:val="NormalWeb"/>
+        <w:numPr>
+          <w:ilvl w:val="0"/>
+          <w:numId w:val="36"/>
+        </w:numPr>
+        <w:tabs>
+          <w:tab w:val="clear" w:pos="720"/>
+          <w:tab w:val="num" w:pos="540"/>
+        </w:tabs>
+      </w:pPr>
+      <w:r>
+        <w:t>категория.</w:t>
+      </w:r>
+    </w:p>
+    <w:p>
+      <w:pPr>
+        <w:pStyle w:val="NormalWeb"/>
+      </w:pPr>
+      <w:r>
+        <w:lastRenderedPageBreak/>
+        <w:t xml:space="preserve">За </w:t>
+      </w:r>
+      <w:r>
+        <w:rPr>
+          <w:rStyle w:val="Strong"/>
+        </w:rPr>
+        <w:t>фото продуктите</w:t>
+      </w:r>
+      <w:r>
+        <w:t xml:space="preserve"> трябва да се поддържат:</w:t>
+      </w:r>
+    </w:p>
+    <w:p>
+      <w:pPr>
+        <w:pStyle w:val="NormalWeb"/>
+        <w:numPr>
+          <w:ilvl w:val="0"/>
+          <w:numId w:val="37"/>
+        </w:numPr>
+        <w:tabs>
+          <w:tab w:val="clear" w:pos="720"/>
+          <w:tab w:val="num" w:pos="540"/>
+        </w:tabs>
+      </w:pPr>
+      <w:r>
+        <w:t>име;</w:t>
+      </w:r>
+    </w:p>
+    <w:p>
+      <w:pPr>
+        <w:pStyle w:val="NormalWeb"/>
+        <w:numPr>
+          <w:ilvl w:val="0"/>
+          <w:numId w:val="37"/>
+        </w:numPr>
+        <w:tabs>
+          <w:tab w:val="clear" w:pos="720"/>
+          <w:tab w:val="num" w:pos="630"/>
+        </w:tabs>
+        <w:ind w:left="540" w:hanging="180"/>
+      </w:pPr>
+      <w:r>
+        <w:t>описание;</w:t>
+      </w:r>
+    </w:p>
+    <w:p>
+      <w:pPr>
+        <w:pStyle w:val="NormalWeb"/>
+        <w:numPr>
+          <w:ilvl w:val="0"/>
+          <w:numId w:val="37"/>
+        </w:numPr>
+        <w:tabs>
+          <w:tab w:val="clear" w:pos="720"/>
+          <w:tab w:val="num" w:pos="630"/>
+        </w:tabs>
+        <w:ind w:left="540" w:hanging="180"/>
+      </w:pPr>
+      <w:r>
+        <w:t>стойност;</w:t>
+      </w:r>
+    </w:p>
+    <w:p>
+      <w:pPr>
+        <w:pStyle w:val="NormalWeb"/>
+        <w:numPr>
+          <w:ilvl w:val="0"/>
+          <w:numId w:val="37"/>
+        </w:numPr>
+        <w:tabs>
+          <w:tab w:val="clear" w:pos="720"/>
+          <w:tab w:val="num" w:pos="630"/>
+        </w:tabs>
+        <w:ind w:left="540" w:hanging="180"/>
+      </w:pPr>
+      <w:r>
+        <w:t>принадлежност към категория;</w:t>
+      </w:r>
+    </w:p>
+    <w:p>
+      <w:pPr>
+        <w:pStyle w:val="NormalWeb"/>
+        <w:numPr>
+          <w:ilvl w:val="0"/>
+          <w:numId w:val="37"/>
+        </w:numPr>
+        <w:tabs>
+          <w:tab w:val="clear" w:pos="720"/>
+          <w:tab w:val="num" w:pos="630"/>
+        </w:tabs>
+        <w:ind w:left="540" w:hanging="180"/>
+      </w:pPr>
+      <w:r>
+        <w:t>връзка с конкретни услуги или поръчки.</w:t>
+      </w:r>
+    </w:p>
+    <w:p>
+      <w:pPr>
+        <w:pStyle w:val="NormalWeb"/>
+      </w:pPr>
+      <w:r>
+        <w:t xml:space="preserve">За </w:t>
+      </w:r>
+      <w:r>
+        <w:rPr>
+          <w:rStyle w:val="Strong"/>
+        </w:rPr>
+        <w:t>категориите</w:t>
+      </w:r>
+      <w:r>
+        <w:t xml:space="preserve"> трябва да се поддържат:</w:t>
+      </w:r>
+    </w:p>
+    <w:p>
+      <w:pPr>
+        <w:pStyle w:val="NormalWeb"/>
+        <w:numPr>
+          <w:ilvl w:val="0"/>
+          <w:numId w:val="38"/>
+        </w:numPr>
+        <w:tabs>
+          <w:tab w:val="clear" w:pos="720"/>
+          <w:tab w:val="num" w:pos="540"/>
+        </w:tabs>
+      </w:pPr>
+      <w:r>
+        <w:t>име;</w:t>
+      </w:r>
+    </w:p>
+    <w:p>
+      <w:pPr>
+        <w:pStyle w:val="NormalWeb"/>
+        <w:numPr>
+          <w:ilvl w:val="0"/>
+          <w:numId w:val="38"/>
+        </w:numPr>
+        <w:tabs>
+          <w:tab w:val="clear" w:pos="720"/>
+          <w:tab w:val="num" w:pos="540"/>
+        </w:tabs>
+      </w:pPr>
+      <w:r>
+        <w:t>описание;</w:t>
+      </w:r>
+    </w:p>
+    <w:p>
+      <w:pPr>
+        <w:pStyle w:val="NormalWeb"/>
+        <w:numPr>
+          <w:ilvl w:val="0"/>
+          <w:numId w:val="38"/>
+        </w:numPr>
+        <w:tabs>
+          <w:tab w:val="clear" w:pos="720"/>
+          <w:tab w:val="num" w:pos="540"/>
+        </w:tabs>
+      </w:pPr>
+      <w:r>
+        <w:t>списък от услуги;</w:t>
+      </w:r>
+    </w:p>
+    <w:p>
+      <w:pPr>
+        <w:pStyle w:val="NormalWeb"/>
+        <w:numPr>
+          <w:ilvl w:val="0"/>
+          <w:numId w:val="38"/>
+        </w:numPr>
+        <w:tabs>
+          <w:tab w:val="clear" w:pos="720"/>
+          <w:tab w:val="num" w:pos="540"/>
+        </w:tabs>
+      </w:pPr>
+      <w:r>
+        <w:t>списък от продукти.</w:t>
+      </w:r>
+    </w:p>
+    <w:p>
+      <w:pPr>
+        <w:pStyle w:val="NormalWeb"/>
+      </w:pPr>
+      <w:r>
+        <w:t>Това позволява системата да бъде добре структурирана и улеснява търсенето и представянето на информацията.</w:t>
+      </w:r>
+    </w:p>
+    <w:p>
+      <w:pPr>
+        <w:pStyle w:val="Heading3"/>
+        <w:rPr>
+          <w:sz w:val="28"/>
+          <w:szCs w:val="28"/>
+          <w:lang w:val="bg-BG"/>
+        </w:rPr>
+      </w:pPr>
+      <w:r>
+        <w:rPr>
+          <w:sz w:val="28"/>
+          <w:szCs w:val="28"/>
+          <w:lang w:val="bg-BG"/>
+        </w:rPr>
+        <w:t>2.1.7. Изисквания към обработката на поръчки</w:t>
+      </w:r>
+    </w:p>
+    <w:p>
+      <w:pPr>
+        <w:pStyle w:val="NormalWeb"/>
+      </w:pPr>
+      <w:r>
+        <w:t>Една от основните функции на сайта е обработката на клиентски заявки. Системата трябва да позволява създаване, съхраняване и проследяване на поръчки.</w:t>
+      </w:r>
+    </w:p>
+    <w:p>
+      <w:pPr>
+        <w:pStyle w:val="NormalWeb"/>
+      </w:pPr>
+      <w:r>
+        <w:t>За всяка поръчка трябва да се съхранява информация за:</w:t>
+      </w:r>
+    </w:p>
+    <w:p>
+      <w:pPr>
+        <w:pStyle w:val="NormalWeb"/>
+        <w:numPr>
+          <w:ilvl w:val="0"/>
+          <w:numId w:val="39"/>
+        </w:numPr>
+        <w:tabs>
+          <w:tab w:val="clear" w:pos="720"/>
+          <w:tab w:val="num" w:pos="540"/>
+        </w:tabs>
+      </w:pPr>
+      <w:r>
+        <w:t>клиент;</w:t>
+      </w:r>
+    </w:p>
+    <w:p>
+      <w:pPr>
+        <w:pStyle w:val="NormalWeb"/>
+        <w:numPr>
+          <w:ilvl w:val="0"/>
+          <w:numId w:val="39"/>
+        </w:numPr>
+        <w:tabs>
+          <w:tab w:val="clear" w:pos="720"/>
+          <w:tab w:val="num" w:pos="540"/>
+        </w:tabs>
+      </w:pPr>
+      <w:r>
+        <w:t>избран продукт или услуга;</w:t>
+      </w:r>
+    </w:p>
+    <w:p>
+      <w:pPr>
+        <w:pStyle w:val="NormalWeb"/>
+        <w:numPr>
+          <w:ilvl w:val="0"/>
+          <w:numId w:val="39"/>
+        </w:numPr>
+        <w:tabs>
+          <w:tab w:val="clear" w:pos="720"/>
+          <w:tab w:val="num" w:pos="540"/>
+        </w:tabs>
+      </w:pPr>
+      <w:r>
+        <w:t>дата на създаване;</w:t>
+      </w:r>
+    </w:p>
+    <w:p>
+      <w:pPr>
+        <w:pStyle w:val="NormalWeb"/>
+        <w:numPr>
+          <w:ilvl w:val="0"/>
+          <w:numId w:val="39"/>
+        </w:numPr>
+        <w:tabs>
+          <w:tab w:val="clear" w:pos="720"/>
+          <w:tab w:val="num" w:pos="540"/>
+        </w:tabs>
+      </w:pPr>
+      <w:r>
+        <w:t>крайна стойност;</w:t>
+      </w:r>
+    </w:p>
+    <w:p>
+      <w:pPr>
+        <w:pStyle w:val="NormalWeb"/>
+        <w:numPr>
+          <w:ilvl w:val="0"/>
+          <w:numId w:val="39"/>
+        </w:numPr>
+        <w:tabs>
+          <w:tab w:val="clear" w:pos="720"/>
+          <w:tab w:val="num" w:pos="540"/>
+        </w:tabs>
+      </w:pPr>
+      <w:r>
+        <w:t>текущ статус.</w:t>
+      </w:r>
+    </w:p>
+    <w:p>
+      <w:pPr>
+        <w:pStyle w:val="NormalWeb"/>
+      </w:pPr>
+      <w:r>
+        <w:t>Статусът на поръчката трябва да показва на какъв етап се намира тя. Възможни състояния могат да бъдат:</w:t>
+      </w:r>
+    </w:p>
+    <w:p>
+      <w:pPr>
+        <w:pStyle w:val="NormalWeb"/>
+        <w:numPr>
+          <w:ilvl w:val="0"/>
+          <w:numId w:val="40"/>
+        </w:numPr>
+        <w:tabs>
+          <w:tab w:val="num" w:pos="540"/>
+        </w:tabs>
+        <w:ind w:left="540" w:hanging="180"/>
+      </w:pPr>
+      <w:r>
+        <w:t>нова поръчка;</w:t>
+      </w:r>
+    </w:p>
+    <w:p>
+      <w:pPr>
+        <w:pStyle w:val="NormalWeb"/>
+        <w:numPr>
+          <w:ilvl w:val="0"/>
+          <w:numId w:val="40"/>
+        </w:numPr>
+        <w:tabs>
+          <w:tab w:val="num" w:pos="540"/>
+        </w:tabs>
+        <w:ind w:left="540" w:hanging="180"/>
+      </w:pPr>
+      <w:r>
+        <w:t>в обработка;</w:t>
+      </w:r>
+    </w:p>
+    <w:p>
+      <w:pPr>
+        <w:pStyle w:val="NormalWeb"/>
+        <w:numPr>
+          <w:ilvl w:val="0"/>
+          <w:numId w:val="40"/>
+        </w:numPr>
+        <w:tabs>
+          <w:tab w:val="num" w:pos="540"/>
+        </w:tabs>
+        <w:ind w:left="540" w:hanging="180"/>
+      </w:pPr>
+      <w:r>
+        <w:t>готова за получаване;</w:t>
+      </w:r>
+    </w:p>
+    <w:p>
+      <w:pPr>
+        <w:pStyle w:val="NormalWeb"/>
+        <w:numPr>
+          <w:ilvl w:val="0"/>
+          <w:numId w:val="40"/>
+        </w:numPr>
+        <w:tabs>
+          <w:tab w:val="num" w:pos="540"/>
+        </w:tabs>
+        <w:ind w:left="540" w:hanging="180"/>
+      </w:pPr>
+      <w:r>
+        <w:t>изпълнена.</w:t>
+      </w:r>
+    </w:p>
+    <w:p>
+      <w:pPr>
+        <w:pStyle w:val="NormalWeb"/>
+      </w:pPr>
+      <w:r>
+        <w:t>Тази функционалност дава възможност клиентът да бъде информиран, а администраторът – да организира работата по изпълнението на заявките.</w:t>
+      </w:r>
+    </w:p>
+    <w:p>
+      <w:pPr>
+        <w:pStyle w:val="Heading3"/>
+        <w:rPr>
+          <w:sz w:val="28"/>
+          <w:szCs w:val="28"/>
+          <w:lang w:val="bg-BG"/>
+        </w:rPr>
+      </w:pPr>
+      <w:r>
+        <w:rPr>
+          <w:sz w:val="28"/>
+          <w:szCs w:val="28"/>
+          <w:lang w:val="bg-BG"/>
+        </w:rPr>
+        <w:t>2.1.8. Изисквания към данните в системата</w:t>
+      </w:r>
+    </w:p>
+    <w:p>
+      <w:pPr>
+        <w:pStyle w:val="NormalWeb"/>
+      </w:pPr>
+      <w:r>
+        <w:t>Системата трябва да работи с няколко основни обекта, които изграждат нейната логическа структура. Това са:</w:t>
+      </w:r>
+    </w:p>
+    <w:p>
+      <w:pPr>
+        <w:pStyle w:val="NormalWeb"/>
+        <w:numPr>
+          <w:ilvl w:val="0"/>
+          <w:numId w:val="41"/>
+        </w:numPr>
+        <w:tabs>
+          <w:tab w:val="clear" w:pos="720"/>
+          <w:tab w:val="num" w:pos="540"/>
+        </w:tabs>
+      </w:pPr>
+      <w:r>
+        <w:t>клиент;</w:t>
+      </w:r>
+    </w:p>
+    <w:p>
+      <w:pPr>
+        <w:pStyle w:val="NormalWeb"/>
+        <w:numPr>
+          <w:ilvl w:val="0"/>
+          <w:numId w:val="41"/>
+        </w:numPr>
+        <w:tabs>
+          <w:tab w:val="clear" w:pos="720"/>
+          <w:tab w:val="num" w:pos="540"/>
+        </w:tabs>
+      </w:pPr>
+      <w:r>
+        <w:t>поръчка;</w:t>
+      </w:r>
+    </w:p>
+    <w:p>
+      <w:pPr>
+        <w:pStyle w:val="NormalWeb"/>
+        <w:numPr>
+          <w:ilvl w:val="0"/>
+          <w:numId w:val="41"/>
+        </w:numPr>
+        <w:tabs>
+          <w:tab w:val="clear" w:pos="720"/>
+          <w:tab w:val="num" w:pos="540"/>
+        </w:tabs>
+      </w:pPr>
+      <w:r>
+        <w:t>услуга;</w:t>
+      </w:r>
+    </w:p>
+    <w:p>
+      <w:pPr>
+        <w:pStyle w:val="NormalWeb"/>
+        <w:numPr>
+          <w:ilvl w:val="0"/>
+          <w:numId w:val="41"/>
+        </w:numPr>
+        <w:tabs>
+          <w:tab w:val="clear" w:pos="720"/>
+          <w:tab w:val="num" w:pos="540"/>
+        </w:tabs>
+      </w:pPr>
+      <w:r>
+        <w:t>фото продукт;</w:t>
+      </w:r>
+    </w:p>
+    <w:p>
+      <w:pPr>
+        <w:pStyle w:val="NormalWeb"/>
+        <w:numPr>
+          <w:ilvl w:val="0"/>
+          <w:numId w:val="41"/>
+        </w:numPr>
+        <w:tabs>
+          <w:tab w:val="clear" w:pos="720"/>
+          <w:tab w:val="num" w:pos="540"/>
+        </w:tabs>
+      </w:pPr>
+      <w:r>
+        <w:t>категория.</w:t>
+      </w:r>
+    </w:p>
+    <w:p>
+      <w:pPr>
+        <w:pStyle w:val="NormalWeb"/>
+      </w:pPr>
+      <w:r>
+        <w:lastRenderedPageBreak/>
+        <w:t>Между тези обекти трябва да съществуват връзки, които да осигуряват правилна организация на данните. Клиентът подава поръчки, поръчката е свързана с продукт или услуга, а продуктите и услугите принадлежат към определени категории.</w:t>
+      </w:r>
     </w:p>
     <w:p>
       <w:pPr>
@@ -4105,7 +4750,6 @@
           <w:sz w:val="32"/>
           <w:szCs w:val="32"/>
         </w:rPr>
-        <w:lastRenderedPageBreak/>
         <w:t xml:space="preserve">2.2. </w:t>
       </w:r>
       <w:r>
@@ -4137,8 +4781,10 @@
           <w:rFonts w:ascii="Times New Roman" w:hAnsi="Times New Roman"/>
           <w:b/>
           <w:bCs/>
-          <w:sz w:val="24"/>
-          <w:szCs w:val="24"/>
+          <w:noProof/>
+          <w:sz w:val="24"/>
+          <w:szCs w:val="24"/>
+          <w:lang w:val="en-US"/>
         </w:rPr>
         <w:drawing>
           <wp:inline distT="0" distB="0" distL="0" distR="0" wp14:anchorId="775B3DF7" wp14:editId="616AAB06">
@@ -4227,7 +4873,6 @@
     <w:p>
       <w:pPr>
         <w:spacing w:after="0" w:line="360" w:lineRule="auto"/>
-        <w:ind w:firstLine="709"/>
         <w:jc w:val="both"/>
         <w:rPr>
           <w:rFonts w:ascii="Times New Roman" w:hAnsi="Times New Roman"/>
@@ -4259,6 +4904,132 @@
     <w:p>
       <w:pPr>
         <w:spacing w:after="0" w:line="360" w:lineRule="auto"/>
+        <w:jc w:val="both"/>
+        <w:rPr>
+          <w:rFonts w:ascii="Times New Roman" w:hAnsi="Times New Roman"/>
+          <w:sz w:val="24"/>
+          <w:szCs w:val="24"/>
+        </w:rPr>
+      </w:pPr>
+      <w:r>
+        <w:rPr>
+          <w:rFonts w:ascii="Times New Roman" w:hAnsi="Times New Roman"/>
+          <w:sz w:val="24"/>
+          <w:szCs w:val="24"/>
+        </w:rPr>
+        <w:t>В системата на уеб сайта „Хартиен обектив“ са дефинирани няколко основни потребителски роли, които имат различни права и функции.</w:t>
+      </w:r>
+    </w:p>
+    <w:p>
+      <w:pPr>
+        <w:spacing w:after="0" w:line="360" w:lineRule="auto"/>
+        <w:jc w:val="both"/>
+        <w:rPr>
+          <w:rFonts w:ascii="Times New Roman" w:hAnsi="Times New Roman"/>
+          <w:sz w:val="24"/>
+          <w:szCs w:val="24"/>
+        </w:rPr>
+      </w:pPr>
+      <w:r>
+        <w:rPr>
+          <w:rFonts w:ascii="Times New Roman" w:hAnsi="Times New Roman"/>
+          <w:b/>
+          <w:bCs/>
+          <w:sz w:val="24"/>
+          <w:szCs w:val="24"/>
+        </w:rPr>
+        <w:t>Администратор</w:t>
+      </w:r>
+      <w:r>
+        <w:rPr>
+          <w:rFonts w:ascii="Times New Roman" w:hAnsi="Times New Roman"/>
+          <w:sz w:val="24"/>
+          <w:szCs w:val="24"/>
+        </w:rPr>
+        <w:t xml:space="preserve"> – има пълен достъп до системата. Той може да управлява фото продуктите, фото услугите, типовете продукти и клиентските заявки. Администраторът има възможност да добавя, редактира и изтрива информация в системата.</w:t>
+      </w:r>
+    </w:p>
+    <w:p>
+      <w:pPr>
+        <w:spacing w:after="0" w:line="360" w:lineRule="auto"/>
+        <w:jc w:val="both"/>
+        <w:rPr>
+          <w:rFonts w:ascii="Times New Roman" w:hAnsi="Times New Roman"/>
+          <w:sz w:val="24"/>
+          <w:szCs w:val="24"/>
+        </w:rPr>
+      </w:pPr>
+      <w:r>
+        <w:rPr>
+          <w:rFonts w:ascii="Times New Roman" w:hAnsi="Times New Roman"/>
+          <w:b/>
+          <w:bCs/>
+          <w:sz w:val="24"/>
+          <w:szCs w:val="24"/>
+        </w:rPr>
+        <w:t>Регистриран потребител (клиент)</w:t>
+      </w:r>
+      <w:r>
+        <w:rPr>
+          <w:rFonts w:ascii="Times New Roman" w:hAnsi="Times New Roman"/>
+          <w:sz w:val="24"/>
+          <w:szCs w:val="24"/>
+        </w:rPr>
+        <w:t xml:space="preserve"> – може да създаде профил чрез регистрация и да влиза в системата. След вход потребителят може да разглежда продуктите, да избира продукти и да изпраща клиентски заявки.</w:t>
+      </w:r>
+    </w:p>
+    <w:p>
+      <w:pPr>
+        <w:spacing w:after="0" w:line="360" w:lineRule="auto"/>
+        <w:jc w:val="both"/>
+        <w:rPr>
+          <w:rFonts w:ascii="Times New Roman" w:hAnsi="Times New Roman"/>
+          <w:sz w:val="24"/>
+          <w:szCs w:val="24"/>
+        </w:rPr>
+      </w:pPr>
+      <w:r>
+        <w:rPr>
+          <w:rFonts w:ascii="Times New Roman" w:hAnsi="Times New Roman"/>
+          <w:b/>
+          <w:bCs/>
+          <w:sz w:val="24"/>
+          <w:szCs w:val="24"/>
+        </w:rPr>
+        <w:lastRenderedPageBreak/>
+        <w:t>Нерегистриран потребител (гост)</w:t>
+      </w:r>
+      <w:r>
+        <w:rPr>
+          <w:rFonts w:ascii="Times New Roman" w:hAnsi="Times New Roman"/>
+          <w:sz w:val="24"/>
+          <w:szCs w:val="24"/>
+        </w:rPr>
+        <w:t xml:space="preserve"> – има ограничен достъп до сайта. Той може само да разглежда наличните продукти и услуги, но за да направи заявка или да използва допълнителни функции е необходимо да се регистрира или да влезе в системата.</w:t>
+      </w:r>
+    </w:p>
+    <w:p>
+      <w:pPr>
+        <w:spacing w:after="0" w:line="360" w:lineRule="auto"/>
+        <w:jc w:val="both"/>
+        <w:rPr>
+          <w:rFonts w:ascii="Times New Roman" w:hAnsi="Times New Roman"/>
+          <w:sz w:val="24"/>
+          <w:szCs w:val="24"/>
+        </w:rPr>
+      </w:pPr>
+      <w:r>
+        <w:rPr>
+          <w:rFonts w:ascii="Times New Roman" w:hAnsi="Times New Roman"/>
+          <w:sz w:val="24"/>
+          <w:szCs w:val="24"/>
+        </w:rPr>
+        <w:t>Тези роли определят нивото на достъп и действията, които различните потребители могат да извършват в системата.</w:t>
+      </w:r>
+    </w:p>
+    <w:p>
+      <w:pPr>
+        <w:spacing w:after="0" w:line="360" w:lineRule="auto"/>
         <w:ind w:firstLine="709"/>
         <w:jc w:val="both"/>
         <w:rPr>
@@ -4267,141 +5038,10 @@
           <w:szCs w:val="24"/>
         </w:rPr>
       </w:pPr>
-      <w:r>
-        <w:rPr>
-          <w:rFonts w:ascii="Times New Roman" w:hAnsi="Times New Roman"/>
-          <w:sz w:val="24"/>
-          <w:szCs w:val="24"/>
-        </w:rPr>
-        <w:t>В системата на уеб сайта „Хартиен обектив“ са дефинирани няколко основни потребителски роли, които имат различни права и функции.</w:t>
-      </w:r>
-    </w:p>
-    <w:p>
-      <w:pPr>
-        <w:spacing w:after="0" w:line="360" w:lineRule="auto"/>
-        <w:ind w:firstLine="709"/>
-        <w:jc w:val="both"/>
-        <w:rPr>
-          <w:rFonts w:ascii="Times New Roman" w:hAnsi="Times New Roman"/>
-          <w:sz w:val="24"/>
-          <w:szCs w:val="24"/>
-        </w:rPr>
-      </w:pPr>
-      <w:r>
-        <w:rPr>
-          <w:rFonts w:ascii="Times New Roman" w:hAnsi="Times New Roman"/>
-          <w:b/>
-          <w:bCs/>
-          <w:sz w:val="24"/>
-          <w:szCs w:val="24"/>
-        </w:rPr>
-        <w:t>Администратор</w:t>
-      </w:r>
-      <w:r>
-        <w:rPr>
-          <w:rFonts w:ascii="Times New Roman" w:hAnsi="Times New Roman"/>
-          <w:sz w:val="24"/>
-          <w:szCs w:val="24"/>
-        </w:rPr>
-        <w:t xml:space="preserve"> – има пълен достъп до системата. Той може да управлява фото продуктите, фото услугите, типовете продукти и клиентските заявки. Администраторът има възможност да добавя, редактира и изтрива информация в системата.</w:t>
-      </w:r>
-    </w:p>
-    <w:p>
-      <w:pPr>
-        <w:spacing w:after="0" w:line="360" w:lineRule="auto"/>
-        <w:ind w:firstLine="709"/>
-        <w:jc w:val="both"/>
-        <w:rPr>
-          <w:rFonts w:ascii="Times New Roman" w:hAnsi="Times New Roman"/>
-          <w:sz w:val="24"/>
-          <w:szCs w:val="24"/>
-        </w:rPr>
-      </w:pPr>
-      <w:r>
-        <w:rPr>
-          <w:rFonts w:ascii="Times New Roman" w:hAnsi="Times New Roman"/>
-          <w:b/>
-          <w:bCs/>
-          <w:sz w:val="24"/>
-          <w:szCs w:val="24"/>
-        </w:rPr>
-        <w:t>Регистриран потребител (клиент)</w:t>
-      </w:r>
-      <w:r>
-        <w:rPr>
-          <w:rFonts w:ascii="Times New Roman" w:hAnsi="Times New Roman"/>
-          <w:sz w:val="24"/>
-          <w:szCs w:val="24"/>
-        </w:rPr>
-        <w:t xml:space="preserve"> – може да създаде профил чрез регистрация и да влиза в системата. След вход потребителят може да разглежда продуктите, да избира продукти и да изпраща клиентски заявки.</w:t>
-      </w:r>
-    </w:p>
-    <w:p>
-      <w:pPr>
-        <w:spacing w:after="0" w:line="360" w:lineRule="auto"/>
-        <w:ind w:firstLine="709"/>
-        <w:jc w:val="both"/>
-        <w:rPr>
-          <w:rFonts w:ascii="Times New Roman" w:hAnsi="Times New Roman"/>
-          <w:sz w:val="24"/>
-          <w:szCs w:val="24"/>
-        </w:rPr>
-      </w:pPr>
-      <w:r>
-        <w:rPr>
-          <w:rFonts w:ascii="Times New Roman" w:hAnsi="Times New Roman"/>
-          <w:b/>
-          <w:bCs/>
-          <w:sz w:val="24"/>
-          <w:szCs w:val="24"/>
-        </w:rPr>
-        <w:t>Нерегистриран потребител (гост)</w:t>
-      </w:r>
-      <w:r>
-        <w:rPr>
-          <w:rFonts w:ascii="Times New Roman" w:hAnsi="Times New Roman"/>
-          <w:sz w:val="24"/>
-          <w:szCs w:val="24"/>
-        </w:rPr>
-        <w:t xml:space="preserve"> – има ограничен достъп до сайта. Той може само да разглежда наличните продукти и услуги, но за да направи заявка или да използва допълнителни функции е необходимо да се регистрира или да влезе в системата.</w:t>
-      </w:r>
-    </w:p>
-    <w:p>
-      <w:pPr>
-        <w:spacing w:after="0" w:line="360" w:lineRule="auto"/>
-        <w:jc w:val="both"/>
-        <w:rPr>
-          <w:rFonts w:ascii="Times New Roman" w:hAnsi="Times New Roman"/>
-          <w:sz w:val="24"/>
-          <w:szCs w:val="24"/>
-        </w:rPr>
-      </w:pPr>
-      <w:r>
-        <w:rPr>
-          <w:rFonts w:ascii="Times New Roman" w:hAnsi="Times New Roman"/>
-          <w:sz w:val="24"/>
-          <w:szCs w:val="24"/>
-        </w:rPr>
-        <w:lastRenderedPageBreak/>
-        <w:t>Тези роли определят нивото на достъп и действията, които различните потребители могат да извършват в системата.</w:t>
-      </w:r>
-    </w:p>
-    <w:p>
-      <w:pPr>
-        <w:spacing w:after="0" w:line="360" w:lineRule="auto"/>
-        <w:ind w:firstLine="709"/>
-        <w:jc w:val="both"/>
-        <w:rPr>
-          <w:rFonts w:ascii="Times New Roman" w:hAnsi="Times New Roman"/>
-          <w:sz w:val="24"/>
-          <w:szCs w:val="24"/>
-        </w:rPr>
-      </w:pPr>
-    </w:p>
-    <w:p>
-      <w:pPr>
-        <w:spacing w:after="0" w:line="360" w:lineRule="auto"/>
-        <w:ind w:firstLine="709"/>
+    </w:p>
+    <w:p>
+      <w:pPr>
+        <w:spacing w:after="0" w:line="360" w:lineRule="auto"/>
         <w:jc w:val="both"/>
         <w:rPr>
           <w:rFonts w:ascii="Times New Roman" w:hAnsi="Times New Roman"/>
@@ -4440,7 +5080,6 @@
           <w:between w:val="nil"/>
         </w:pBdr>
         <w:spacing w:after="0" w:line="360" w:lineRule="auto"/>
-        <w:ind w:firstLine="709"/>
         <w:jc w:val="both"/>
         <w:rPr>
           <w:rFonts w:ascii="Times New Roman" w:hAnsi="Times New Roman"/>
@@ -4485,7 +5124,6 @@
           <w:between w:val="nil"/>
         </w:pBdr>
         <w:spacing w:after="0" w:line="360" w:lineRule="auto"/>
-        <w:ind w:firstLine="709"/>
         <w:jc w:val="both"/>
         <w:rPr>
           <w:rFonts w:ascii="Times New Roman" w:hAnsi="Times New Roman"/>
@@ -4584,7 +5222,6 @@
           <w:between w:val="nil"/>
         </w:pBdr>
         <w:spacing w:after="0" w:line="360" w:lineRule="auto"/>
-        <w:ind w:firstLine="709"/>
         <w:jc w:val="both"/>
         <w:rPr>
           <w:rFonts w:ascii="Times New Roman" w:hAnsi="Times New Roman"/>
@@ -4629,7 +5266,6 @@
           <w:between w:val="nil"/>
         </w:pBdr>
         <w:spacing w:after="0" w:line="360" w:lineRule="auto"/>
-        <w:ind w:firstLine="709"/>
         <w:jc w:val="both"/>
         <w:rPr>
           <w:rFonts w:ascii="Times New Roman" w:hAnsi="Times New Roman"/>
@@ -4692,7 +5328,6 @@
           <w:between w:val="nil"/>
         </w:pBdr>
         <w:spacing w:after="0" w:line="360" w:lineRule="auto"/>
-        <w:ind w:firstLine="709"/>
         <w:jc w:val="both"/>
         <w:rPr>
           <w:rFonts w:ascii="Times New Roman" w:hAnsi="Times New Roman"/>
@@ -4719,7 +5354,6 @@
           <w:between w:val="nil"/>
         </w:pBdr>
         <w:spacing w:after="0" w:line="360" w:lineRule="auto"/>
-        <w:ind w:firstLine="709"/>
         <w:jc w:val="both"/>
         <w:rPr>
           <w:rFonts w:ascii="Times New Roman" w:eastAsia="Tahoma" w:hAnsi="Times New Roman"/>
@@ -4760,41 +5394,40 @@
           <w:between w:val="nil"/>
         </w:pBdr>
         <w:spacing w:after="0" w:line="360" w:lineRule="auto"/>
+        <w:jc w:val="both"/>
+        <w:rPr>
+          <w:rFonts w:ascii="Times New Roman" w:eastAsia="Tahoma" w:hAnsi="Times New Roman"/>
+          <w:bCs/>
+          <w:color w:val="000000"/>
+          <w:sz w:val="24"/>
+          <w:szCs w:val="24"/>
+        </w:rPr>
+      </w:pPr>
+      <w:r>
+        <w:rPr>
+          <w:rFonts w:ascii="Times New Roman" w:eastAsia="Tahoma" w:hAnsi="Times New Roman"/>
+          <w:bCs/>
+          <w:color w:val="000000"/>
+          <w:sz w:val="24"/>
+          <w:szCs w:val="24"/>
+        </w:rPr>
+        <w:t>При проектирането на уеб базираната платформа „Хартиен Обектив“ е създаден предварителен прототип (wireframe), който представя разположението на основните елементи на потребителския интерфейс. Целта на прототипа е да визуализира структурата на сайта, навигацията и начина, по който потребителят взаимодейства със системата, преди да бъде реализирана окончателната версия на приложението.</w:t>
+      </w:r>
+    </w:p>
+    <w:p>
+      <w:pPr>
+        <w:pBdr>
+          <w:top w:val="nil"/>
+          <w:left w:val="nil"/>
+          <w:bottom w:val="nil"/>
+          <w:right w:val="nil"/>
+          <w:between w:val="nil"/>
+        </w:pBdr>
+        <w:spacing w:after="0" w:line="360" w:lineRule="auto"/>
         <w:ind w:firstLine="709"/>
         <w:jc w:val="both"/>
         <w:rPr>
           <w:rFonts w:ascii="Times New Roman" w:eastAsia="Tahoma" w:hAnsi="Times New Roman"/>
-          <w:bCs/>
-          <w:color w:val="000000"/>
-          <w:sz w:val="24"/>
-          <w:szCs w:val="24"/>
-        </w:rPr>
-      </w:pPr>
-      <w:r>
-        <w:rPr>
-          <w:rFonts w:ascii="Times New Roman" w:eastAsia="Tahoma" w:hAnsi="Times New Roman"/>
-          <w:bCs/>
-          <w:color w:val="000000"/>
-          <w:sz w:val="24"/>
-          <w:szCs w:val="24"/>
-        </w:rPr>
-        <w:t>При проектирането на уеб базираната платформа „Хартиен Обектив“ е създаден предварителен прототип (wireframe), който представя разположението на основните елементи на потребителския интерфейс. Целта на прототипа е да визуализира структурата на сайта, навигацията и начина, по който потребителят взаимодейства със системата, преди да бъде реализирана окончателната версия на приложението.</w:t>
-      </w:r>
-    </w:p>
-    <w:p>
-      <w:pPr>
-        <w:pBdr>
-          <w:top w:val="nil"/>
-          <w:left w:val="nil"/>
-          <w:bottom w:val="nil"/>
-          <w:right w:val="nil"/>
-          <w:between w:val="nil"/>
-        </w:pBdr>
-        <w:spacing w:after="0" w:line="360" w:lineRule="auto"/>
-        <w:ind w:firstLine="709"/>
-        <w:jc w:val="both"/>
-        <w:rPr>
-          <w:rFonts w:ascii="Times New Roman" w:eastAsia="Tahoma" w:hAnsi="Times New Roman"/>
           <w:b/>
           <w:color w:val="000000"/>
           <w:sz w:val="24"/>
@@ -4806,14 +5439,16 @@
           <w:rFonts w:ascii="Times New Roman" w:hAnsi="Times New Roman"/>
           <w:b/>
           <w:bCs/>
-          <w:sz w:val="24"/>
-          <w:szCs w:val="24"/>
+          <w:noProof/>
+          <w:sz w:val="24"/>
+          <w:szCs w:val="24"/>
+          <w:lang w:val="en-US"/>
         </w:rPr>
         <w:lastRenderedPageBreak/>
         <w:drawing>
-          <wp:inline distT="0" distB="0" distL="0" distR="0" wp14:anchorId="0CFEE71B" wp14:editId="16C30C21">
-            <wp:extent cx="4114800" cy="4176719"/>
-            <wp:effectExtent l="0" t="0" r="0" b="0"/>
+          <wp:inline distT="0" distB="0" distL="0" distR="0" wp14:anchorId="0CFEE71B" wp14:editId="3370DF5D">
+            <wp:extent cx="4480560" cy="4547983"/>
+            <wp:effectExtent l="0" t="0" r="0" b="5080"/>
             <wp:docPr id="338131088" name="Picture 3"/>
             <wp:cNvGraphicFramePr>
               <a:graphicFrameLocks xmlns:a="http://schemas.openxmlformats.org/drawingml/2006/main" noChangeAspect="1"/>
@@ -4843,7 +5478,7 @@
                   <pic:spPr bwMode="auto">
                     <a:xfrm>
                       <a:off x="0" y="0"/>
-                      <a:ext cx="4122249" cy="4184280"/>
+                      <a:ext cx="4493077" cy="4560688"/>
                     </a:xfrm>
                     <a:prstGeom prst="rect">
                       <a:avLst/>
@@ -5367,6 +6002,7 @@
           <w:sz w:val="24"/>
           <w:szCs w:val="24"/>
         </w:rPr>
+        <w:lastRenderedPageBreak/>
         <w:t>Основна секция (Main Content)</w:t>
       </w:r>
     </w:p>
@@ -5398,7 +6034,6 @@
           <w:sz w:val="24"/>
           <w:szCs w:val="24"/>
         </w:rPr>
-        <w:lastRenderedPageBreak/>
         <w:t>Под навигационната лента се намира основната секция на страницата, която съдържа основното съдържание на сайта. В прототипа тя е представена като голям банер или информационен блок, който може да съдържа кратко представяне на платформата, промоции или важна информация за услугите.</w:t>
       </w:r>
     </w:p>
@@ -5562,6 +6197,8 @@
         </w:rPr>
         <w:t>изображение на продукта;</w:t>
       </w:r>
+      <w:bookmarkStart w:id="0" w:name="_GoBack"/>
+      <w:bookmarkEnd w:id="0"/>
     </w:p>
     <w:p>
       <w:pPr>
@@ -5870,13 +6507,15 @@
         <w:rPr>
           <w:rFonts w:ascii="Times New Roman" w:eastAsia="Tahoma" w:hAnsi="Times New Roman"/>
           <w:b/>
-          <w:color w:val="000000"/>
-          <w:sz w:val="24"/>
-          <w:szCs w:val="24"/>
+          <w:noProof/>
+          <w:color w:val="000000"/>
+          <w:sz w:val="24"/>
+          <w:szCs w:val="24"/>
+          <w:lang w:val="en-US"/>
         </w:rPr>
         <w:lastRenderedPageBreak/>
         <w:drawing>
-          <wp:inline distT="0" distB="0" distL="0" distR="0" wp14:anchorId="6C006BFE" wp14:editId="005D4F97">
+          <wp:inline distT="0" distB="0" distL="0" distR="0" wp14:anchorId="6C006BFE" wp14:editId="5B64AE85">
             <wp:extent cx="4013200" cy="4041514"/>
             <wp:effectExtent l="0" t="0" r="6350" b="0"/>
             <wp:docPr id="1114282654" name="Picture 4"/>
@@ -5905,7 +6544,7 @@
                   <pic:spPr>
                     <a:xfrm>
                       <a:off x="0" y="0"/>
-                      <a:ext cx="4110983" cy="4139987"/>
+                      <a:ext cx="4013200" cy="4041514"/>
                     </a:xfrm>
                     <a:prstGeom prst="rect">
                       <a:avLst/>
@@ -6128,13 +6767,15 @@
         <w:rPr>
           <w:rFonts w:ascii="Times New Roman" w:eastAsia="Tahoma" w:hAnsi="Times New Roman"/>
           <w:bCs/>
-          <w:color w:val="000000"/>
-          <w:sz w:val="24"/>
-          <w:szCs w:val="24"/>
+          <w:noProof/>
+          <w:color w:val="000000"/>
+          <w:sz w:val="24"/>
+          <w:szCs w:val="24"/>
+          <w:lang w:val="en-US"/>
         </w:rPr>
         <w:lastRenderedPageBreak/>
         <w:drawing>
-          <wp:inline distT="0" distB="0" distL="0" distR="0" wp14:anchorId="42861FCA" wp14:editId="0D2CFBC1">
+          <wp:inline distT="0" distB="0" distL="0" distR="0" wp14:anchorId="42861FCA" wp14:editId="3303BD98">
             <wp:extent cx="5580380" cy="5619750"/>
             <wp:effectExtent l="0" t="0" r="1270" b="0"/>
             <wp:docPr id="693913973" name="Picture 5"/>
@@ -6439,13 +7080,15 @@
         <w:rPr>
           <w:rFonts w:ascii="Times New Roman" w:eastAsia="Tahoma" w:hAnsi="Times New Roman"/>
           <w:bCs/>
-          <w:color w:val="000000"/>
-          <w:sz w:val="24"/>
-          <w:szCs w:val="24"/>
+          <w:noProof/>
+          <w:color w:val="000000"/>
+          <w:sz w:val="24"/>
+          <w:szCs w:val="24"/>
+          <w:lang w:val="en-US"/>
         </w:rPr>
         <w:lastRenderedPageBreak/>
         <w:drawing>
-          <wp:inline distT="0" distB="0" distL="0" distR="0" wp14:anchorId="576D5304" wp14:editId="2C4A1773">
+          <wp:inline distT="0" distB="0" distL="0" distR="0" wp14:anchorId="576D5304" wp14:editId="0AFE9DF1">
             <wp:extent cx="5580380" cy="5619750"/>
             <wp:effectExtent l="0" t="0" r="1270" b="0"/>
             <wp:docPr id="2076710844" name="Picture 3"/>
@@ -6866,9 +7509,11 @@
         <w:rPr>
           <w:rFonts w:ascii="Times New Roman" w:eastAsia="Tahoma" w:hAnsi="Times New Roman"/>
           <w:bCs/>
-          <w:color w:val="000000"/>
-          <w:sz w:val="24"/>
-          <w:szCs w:val="24"/>
+          <w:noProof/>
+          <w:color w:val="000000"/>
+          <w:sz w:val="24"/>
+          <w:szCs w:val="24"/>
+          <w:lang w:val="en-US"/>
         </w:rPr>
         <w:drawing>
           <wp:inline distT="0" distB="0" distL="0" distR="0" wp14:anchorId="262D4093" wp14:editId="09B628DB">
@@ -8274,7 +8919,6 @@
           <w:between w:val="nil"/>
         </w:pBdr>
         <w:spacing w:after="0" w:line="360" w:lineRule="auto"/>
-        <w:ind w:firstLine="709"/>
         <w:jc w:val="both"/>
         <w:rPr>
           <w:rFonts w:ascii="Times New Roman" w:eastAsia="Tahoma" w:hAnsi="Times New Roman"/>
@@ -10089,9 +10733,11 @@
       <w:r>
         <w:rPr>
           <w:rFonts w:ascii="Times New Roman" w:eastAsia="Tahoma" w:hAnsi="Times New Roman"/>
-          <w:color w:val="000000"/>
-          <w:sz w:val="24"/>
-          <w:szCs w:val="24"/>
+          <w:noProof/>
+          <w:color w:val="000000"/>
+          <w:sz w:val="24"/>
+          <w:szCs w:val="24"/>
+          <w:lang w:val="en-US"/>
         </w:rPr>
         <w:lastRenderedPageBreak/>
         <w:drawing>
@@ -10339,9 +10985,11 @@
           <w:rFonts w:ascii="Times New Roman" w:eastAsia="Tahoma" w:hAnsi="Times New Roman"/>
           <w:b/>
           <w:bCs/>
+          <w:noProof/>
           <w:color w:val="000000"/>
           <w:sz w:val="28"/>
           <w:szCs w:val="28"/>
+          <w:lang w:val="en-US"/>
         </w:rPr>
         <w:drawing>
           <wp:inline distT="0" distB="0" distL="0" distR="0" wp14:anchorId="08A3AA2E" wp14:editId="09C46E07">
@@ -10552,9 +11200,11 @@
       <w:r>
         <w:rPr>
           <w:rFonts w:ascii="Times New Roman" w:eastAsia="Tahoma" w:hAnsi="Times New Roman"/>
-          <w:color w:val="000000"/>
-          <w:sz w:val="24"/>
-          <w:szCs w:val="24"/>
+          <w:noProof/>
+          <w:color w:val="000000"/>
+          <w:sz w:val="24"/>
+          <w:szCs w:val="24"/>
+          <w:lang w:val="en-US"/>
         </w:rPr>
         <w:drawing>
           <wp:inline distT="0" distB="0" distL="0" distR="0" wp14:anchorId="748CF373" wp14:editId="5E6486CD">
@@ -10863,9 +11513,11 @@
           <w:rFonts w:ascii="Times New Roman" w:eastAsia="Tahoma" w:hAnsi="Times New Roman"/>
           <w:b/>
           <w:bCs/>
-          <w:color w:val="000000"/>
-          <w:sz w:val="24"/>
-          <w:szCs w:val="24"/>
+          <w:noProof/>
+          <w:color w:val="000000"/>
+          <w:sz w:val="24"/>
+          <w:szCs w:val="24"/>
+          <w:lang w:val="en-US"/>
         </w:rPr>
         <w:lastRenderedPageBreak/>
         <w:drawing>
@@ -11160,9 +11812,11 @@
           <w:rFonts w:ascii="Times New Roman" w:eastAsia="Tahoma" w:hAnsi="Times New Roman"/>
           <w:b/>
           <w:bCs/>
-          <w:color w:val="000000"/>
-          <w:sz w:val="24"/>
-          <w:szCs w:val="24"/>
+          <w:noProof/>
+          <w:color w:val="000000"/>
+          <w:sz w:val="24"/>
+          <w:szCs w:val="24"/>
+          <w:lang w:val="en-US"/>
         </w:rPr>
         <w:lastRenderedPageBreak/>
         <w:drawing>
@@ -11228,17 +11882,15 @@
         <w:jc w:val="both"/>
         <w:rPr>
           <w:rFonts w:ascii="Times New Roman" w:eastAsia="Tahoma" w:hAnsi="Times New Roman"/>
-          <w:b/>
-          <w:bCs/>
-          <w:color w:val="000000"/>
-          <w:sz w:val="24"/>
-          <w:szCs w:val="24"/>
-        </w:rPr>
-      </w:pPr>
-      <w:r>
-        <w:rPr>
-          <w:rFonts w:ascii="Times New Roman" w:eastAsia="Tahoma" w:hAnsi="Times New Roman"/>
-          <w:b/>
+          <w:bCs/>
+          <w:color w:val="000000"/>
+          <w:sz w:val="24"/>
+          <w:szCs w:val="24"/>
+        </w:rPr>
+      </w:pPr>
+      <w:r>
+        <w:rPr>
+          <w:rFonts w:ascii="Times New Roman" w:eastAsia="Tahoma" w:hAnsi="Times New Roman"/>
           <w:bCs/>
           <w:color w:val="000000"/>
           <w:sz w:val="24"/>
@@ -11461,9 +12113,11 @@
           <w:rFonts w:ascii="Times New Roman" w:eastAsia="Tahoma" w:hAnsi="Times New Roman"/>
           <w:b/>
           <w:bCs/>
-          <w:color w:val="000000"/>
-          <w:sz w:val="24"/>
-          <w:szCs w:val="24"/>
+          <w:noProof/>
+          <w:color w:val="000000"/>
+          <w:sz w:val="24"/>
+          <w:szCs w:val="24"/>
+          <w:lang w:val="en-US"/>
         </w:rPr>
         <w:lastRenderedPageBreak/>
         <w:drawing>
@@ -11529,17 +12183,15 @@
         <w:jc w:val="both"/>
         <w:rPr>
           <w:rFonts w:ascii="Times New Roman" w:eastAsia="Tahoma" w:hAnsi="Times New Roman"/>
-          <w:b/>
-          <w:bCs/>
-          <w:color w:val="000000"/>
-          <w:sz w:val="24"/>
-          <w:szCs w:val="24"/>
-        </w:rPr>
-      </w:pPr>
-      <w:r>
-        <w:rPr>
-          <w:rFonts w:ascii="Times New Roman" w:eastAsia="Tahoma" w:hAnsi="Times New Roman"/>
-          <w:b/>
+          <w:bCs/>
+          <w:color w:val="000000"/>
+          <w:sz w:val="24"/>
+          <w:szCs w:val="24"/>
+        </w:rPr>
+      </w:pPr>
+      <w:r>
+        <w:rPr>
+          <w:rFonts w:ascii="Times New Roman" w:eastAsia="Tahoma" w:hAnsi="Times New Roman"/>
           <w:bCs/>
           <w:color w:val="000000"/>
           <w:sz w:val="24"/>
@@ -12049,9 +12701,11 @@
           <w:rFonts w:ascii="Times New Roman" w:eastAsia="Tahoma" w:hAnsi="Times New Roman"/>
           <w:b/>
           <w:bCs/>
+          <w:noProof/>
           <w:color w:val="000000"/>
           <w:sz w:val="28"/>
           <w:szCs w:val="28"/>
+          <w:lang w:val="en-US"/>
         </w:rPr>
         <w:drawing>
           <wp:inline distT="0" distB="0" distL="0" distR="0" wp14:anchorId="1586F241" wp14:editId="46A2AA92">
@@ -12128,6 +12782,34 @@
           <w:sz w:val="24"/>
           <w:szCs w:val="24"/>
         </w:rPr>
+        <w:t>фиг. 16</w:t>
+      </w:r>
+    </w:p>
+    <w:p>
+      <w:pPr>
+        <w:pBdr>
+          <w:top w:val="nil"/>
+          <w:left w:val="nil"/>
+          <w:bottom w:val="nil"/>
+          <w:right w:val="nil"/>
+          <w:between w:val="nil"/>
+        </w:pBdr>
+        <w:spacing w:after="0" w:line="360" w:lineRule="auto"/>
+        <w:jc w:val="both"/>
+        <w:rPr>
+          <w:rFonts w:ascii="Times New Roman" w:eastAsia="Tahoma" w:hAnsi="Times New Roman"/>
+          <w:color w:val="000000"/>
+          <w:sz w:val="24"/>
+          <w:szCs w:val="24"/>
+        </w:rPr>
+      </w:pPr>
+      <w:r>
+        <w:rPr>
+          <w:rFonts w:ascii="Times New Roman" w:eastAsia="Tahoma" w:hAnsi="Times New Roman"/>
+          <w:color w:val="000000"/>
+          <w:sz w:val="24"/>
+          <w:szCs w:val="24"/>
+        </w:rPr>
         <w:t>Връзката между Product и Order</w:t>
       </w:r>
     </w:p>
@@ -12550,9 +13232,11 @@
       <w:r>
         <w:rPr>
           <w:rFonts w:ascii="Times New Roman" w:eastAsia="Tahoma" w:hAnsi="Times New Roman"/>
-          <w:color w:val="000000"/>
-          <w:sz w:val="24"/>
-          <w:szCs w:val="24"/>
+          <w:noProof/>
+          <w:color w:val="000000"/>
+          <w:sz w:val="24"/>
+          <w:szCs w:val="24"/>
+          <w:lang w:val="en-US"/>
         </w:rPr>
         <w:drawing>
           <wp:inline distT="0" distB="0" distL="0" distR="0" wp14:anchorId="07A9C9F5" wp14:editId="28ECC84E">
@@ -12841,9 +13525,11 @@
       <w:r>
         <w:rPr>
           <w:rFonts w:ascii="Times New Roman" w:eastAsia="Tahoma" w:hAnsi="Times New Roman"/>
-          <w:color w:val="000000"/>
-          <w:sz w:val="24"/>
-          <w:szCs w:val="24"/>
+          <w:noProof/>
+          <w:color w:val="000000"/>
+          <w:sz w:val="24"/>
+          <w:szCs w:val="24"/>
+          <w:lang w:val="en-US"/>
         </w:rPr>
         <w:lastRenderedPageBreak/>
         <w:drawing>
@@ -13069,7 +13755,7 @@
 </file>
 
 <file path=word/endnotes.xml><?xml version="1.0" encoding="utf-8"?>
-<w:endnotes xmlns:wpc="http://schemas.microsoft.com/office/word/2010/wordprocessingCanvas" xmlns:cx="http://schemas.microsoft.com/office/drawing/2014/chartex" xmlns:cx1="http://schemas.microsoft.com/office/drawing/2015/9/8/chartex" xmlns:cx2="http://schemas.microsoft.com/office/drawing/2015/10/21/chartex" xmlns:cx3="http://schemas.microsoft.com/office/drawing/2016/5/9/chartex" xmlns:cx4="http://schemas.microsoft.com/office/drawing/2016/5/10/chartex" xmlns:cx5="http://schemas.microsoft.com/office/drawing/2016/5/11/chartex" xmlns:cx6="http://schemas.microsoft.com/office/drawing/2016/5/12/chartex" xmlns:cx7="http://schemas.microsoft.com/office/drawing/2016/5/13/chartex" xmlns:cx8="http://schemas.microsoft.com/office/drawing/2016/5/14/chartex" xmlns:mc="http://schemas.openxmlformats.org/markup-compatibility/2006" xmlns:aink="http://schemas.microsoft.com/office/drawing/2016/ink" xmlns:am3d="http://schemas.microsoft.com/office/drawing/2017/model3d" xmlns:o="urn:schemas-microsoft-com:office:office" xmlns:oel="http://schemas.microsoft.com/office/2019/extlst" xmlns:r="http://schemas.openxmlformats.org/officeDocument/2006/relationships" xmlns:m="http://schemas.openxmlformats.org/officeDocument/2006/math" xmlns:v="urn:schemas-microsoft-com:vml" xmlns:wp14="http://schemas.microsoft.com/office/word/2010/wordprocessingDrawing" xmlns:wp="http://schemas.openxmlformats.org/drawingml/2006/wordprocessingDrawing" xmlns:w10="urn:schemas-microsoft-com:office:word" xmlns:w="http://schemas.openxmlformats.org/wordprocessingml/2006/main" xmlns:w14="http://schemas.microsoft.com/office/word/2010/wordml" xmlns:w15="http://schemas.microsoft.com/office/word/2012/wordml" xmlns:w16cex="http://schemas.microsoft.com/office/word/2018/wordml/cex" xmlns:w16cid="http://schemas.microsoft.com/office/word/2016/wordml/cid" xmlns:w16="http://schemas.microsoft.com/office/word/2018/wordml" xmlns:w16du="http://schemas.microsoft.com/office/word/2023/wordml/word16du" xmlns:w16sdtdh="http://schemas.microsoft.com/office/word/2020/wordml/sdtdatahash" xmlns:w16sdtfl="http://schemas.microsoft.com/office/word/2024/wordml/sdtformatlock" xmlns:w16se="http://schemas.microsoft.com/office/word/2015/wordml/symex" xmlns:wpg="http://schemas.microsoft.com/office/word/2010/wordprocessingGroup" xmlns:wpi="http://schemas.microsoft.com/office/word/2010/wordprocessingInk" xmlns:wne="http://schemas.microsoft.com/office/word/2006/wordml" xmlns:wps="http://schemas.microsoft.com/office/word/2010/wordprocessingShape" mc:Ignorable="w14 w15 w16se w16cid w16 w16cex w16sdtdh w16sdtfl w16du wp14">
+<w:endnotes xmlns:wpc="http://schemas.microsoft.com/office/word/2010/wordprocessingCanvas" xmlns:cx="http://schemas.microsoft.com/office/drawing/2014/chartex" xmlns:cx1="http://schemas.microsoft.com/office/drawing/2015/9/8/chartex" xmlns:mc="http://schemas.openxmlformats.org/markup-compatibility/2006" xmlns:o="urn:schemas-microsoft-com:office:office" xmlns:r="http://schemas.openxmlformats.org/officeDocument/2006/relationships" xmlns:m="http://schemas.openxmlformats.org/officeDocument/2006/math" xmlns:v="urn:schemas-microsoft-com:vml" xmlns:wp14="http://schemas.microsoft.com/office/word/2010/wordprocessingDrawing" xmlns:wp="http://schemas.openxmlformats.org/drawingml/2006/wordprocessingDrawing" xmlns:w10="urn:schemas-microsoft-com:office:word" xmlns:w="http://schemas.openxmlformats.org/wordprocessingml/2006/main" xmlns:w14="http://schemas.microsoft.com/office/word/2010/wordml" xmlns:w15="http://schemas.microsoft.com/office/word/2012/wordml" xmlns:w16se="http://schemas.microsoft.com/office/word/2015/wordml/symex" xmlns:wpg="http://schemas.microsoft.com/office/word/2010/wordprocessingGroup" xmlns:wpi="http://schemas.microsoft.com/office/word/2010/wordprocessingInk" xmlns:wne="http://schemas.microsoft.com/office/word/2006/wordml" xmlns:wps="http://schemas.microsoft.com/office/word/2010/wordprocessingShape" mc:Ignorable="w14 w15 w16se wp14">
   <w:endnote w:type="separator" w:id="-1">
     <w:p>
       <w:pPr>
@@ -13094,7 +13780,7 @@
 </file>
 
 <file path=word/footer1.xml><?xml version="1.0" encoding="utf-8"?>
-<w:ftr xmlns:wpc="http://schemas.microsoft.com/office/word/2010/wordprocessingCanvas" xmlns:cx="http://schemas.microsoft.com/office/drawing/2014/chartex" xmlns:cx1="http://schemas.microsoft.com/office/drawing/2015/9/8/chartex" xmlns:cx2="http://schemas.microsoft.com/office/drawing/2015/10/21/chartex" xmlns:cx3="http://schemas.microsoft.com/office/drawing/2016/5/9/chartex" xmlns:cx4="http://schemas.microsoft.com/office/drawing/2016/5/10/chartex" xmlns:cx5="http://schemas.microsoft.com/office/drawing/2016/5/11/chartex" xmlns:cx6="http://schemas.microsoft.com/office/drawing/2016/5/12/chartex" xmlns:cx7="http://schemas.microsoft.com/office/drawing/2016/5/13/chartex" xmlns:cx8="http://schemas.microsoft.com/office/drawing/2016/5/14/chartex" xmlns:mc="http://schemas.openxmlformats.org/markup-compatibility/2006" xmlns:aink="http://schemas.microsoft.com/office/drawing/2016/ink" xmlns:am3d="http://schemas.microsoft.com/office/drawing/2017/model3d" xmlns:o="urn:schemas-microsoft-com:office:office" xmlns:oel="http://schemas.microsoft.com/office/2019/extlst" xmlns:r="http://schemas.openxmlformats.org/officeDocument/2006/relationships" xmlns:m="http://schemas.openxmlformats.org/officeDocument/2006/math" xmlns:v="urn:schemas-microsoft-com:vml" xmlns:wp14="http://schemas.microsoft.com/office/word/2010/wordprocessingDrawing" xmlns:wp="http://schemas.openxmlformats.org/drawingml/2006/wordprocessingDrawing" xmlns:w10="urn:schemas-microsoft-com:office:word" xmlns:w="http://schemas.openxmlformats.org/wordprocessingml/2006/main" xmlns:w14="http://schemas.microsoft.com/office/word/2010/wordml" xmlns:w15="http://schemas.microsoft.com/office/word/2012/wordml" xmlns:w16cex="http://schemas.microsoft.com/office/word/2018/wordml/cex" xmlns:w16cid="http://schemas.microsoft.com/office/word/2016/wordml/cid" xmlns:w16="http://schemas.microsoft.com/office/word/2018/wordml" xmlns:w16du="http://schemas.microsoft.com/office/word/2023/wordml/word16du" xmlns:w16sdtdh="http://schemas.microsoft.com/office/word/2020/wordml/sdtdatahash" xmlns:w16sdtfl="http://schemas.microsoft.com/office/word/2024/wordml/sdtformatlock" xmlns:w16se="http://schemas.microsoft.com/office/word/2015/wordml/symex" xmlns:wpg="http://schemas.microsoft.com/office/word/2010/wordprocessingGroup" xmlns:wpi="http://schemas.microsoft.com/office/word/2010/wordprocessingInk" xmlns:wne="http://schemas.microsoft.com/office/word/2006/wordml" xmlns:wps="http://schemas.microsoft.com/office/word/2010/wordprocessingShape" mc:Ignorable="w14 w15 w16se w16cid w16 w16cex w16sdtdh w16sdtfl w16du wp14">
+<w:ftr xmlns:wpc="http://schemas.microsoft.com/office/word/2010/wordprocessingCanvas" xmlns:cx="http://schemas.microsoft.com/office/drawing/2014/chartex" xmlns:cx1="http://schemas.microsoft.com/office/drawing/2015/9/8/chartex" xmlns:mc="http://schemas.openxmlformats.org/markup-compatibility/2006" xmlns:o="urn:schemas-microsoft-com:office:office" xmlns:r="http://schemas.openxmlformats.org/officeDocument/2006/relationships" xmlns:m="http://schemas.openxmlformats.org/officeDocument/2006/math" xmlns:v="urn:schemas-microsoft-com:vml" xmlns:wp14="http://schemas.microsoft.com/office/word/2010/wordprocessingDrawing" xmlns:wp="http://schemas.openxmlformats.org/drawingml/2006/wordprocessingDrawing" xmlns:w10="urn:schemas-microsoft-com:office:word" xmlns:w="http://schemas.openxmlformats.org/wordprocessingml/2006/main" xmlns:w14="http://schemas.microsoft.com/office/word/2010/wordml" xmlns:w15="http://schemas.microsoft.com/office/word/2012/wordml" xmlns:w16se="http://schemas.microsoft.com/office/word/2015/wordml/symex" xmlns:wpg="http://schemas.microsoft.com/office/word/2010/wordprocessingGroup" xmlns:wpi="http://schemas.microsoft.com/office/word/2010/wordprocessingInk" xmlns:wne="http://schemas.microsoft.com/office/word/2006/wordml" xmlns:wps="http://schemas.microsoft.com/office/word/2010/wordprocessingShape" mc:Ignorable="w14 w15 w16se wp14">
   <w:sdt>
     <w:sdtPr>
       <w:id w:val="-1627301959"/>
@@ -13138,8 +13824,9 @@
         <w:r>
           <w:rPr>
             <w:rFonts w:ascii="Times New Roman" w:hAnsi="Times New Roman"/>
+            <w:noProof/>
           </w:rPr>
-          <w:t>23</w:t>
+          <w:t>35</w:t>
         </w:r>
         <w:r>
           <w:rPr>
@@ -13159,7 +13846,7 @@
 </file>
 
 <file path=word/footer2.xml><?xml version="1.0" encoding="utf-8"?>
-<w:ftr xmlns:wpc="http://schemas.microsoft.com/office/word/2010/wordprocessingCanvas" xmlns:cx="http://schemas.microsoft.com/office/drawing/2014/chartex" xmlns:cx1="http://schemas.microsoft.com/office/drawing/2015/9/8/chartex" xmlns:cx2="http://schemas.microsoft.com/office/drawing/2015/10/21/chartex" xmlns:cx3="http://schemas.microsoft.com/office/drawing/2016/5/9/chartex" xmlns:cx4="http://schemas.microsoft.com/office/drawing/2016/5/10/chartex" xmlns:cx5="http://schemas.microsoft.com/office/drawing/2016/5/11/chartex" xmlns:cx6="http://schemas.microsoft.com/office/drawing/2016/5/12/chartex" xmlns:cx7="http://schemas.microsoft.com/office/drawing/2016/5/13/chartex" xmlns:cx8="http://schemas.microsoft.com/office/drawing/2016/5/14/chartex" xmlns:mc="http://schemas.openxmlformats.org/markup-compatibility/2006" xmlns:aink="http://schemas.microsoft.com/office/drawing/2016/ink" xmlns:am3d="http://schemas.microsoft.com/office/drawing/2017/model3d" xmlns:o="urn:schemas-microsoft-com:office:office" xmlns:oel="http://schemas.microsoft.com/office/2019/extlst" xmlns:r="http://schemas.openxmlformats.org/officeDocument/2006/relationships" xmlns:m="http://schemas.openxmlformats.org/officeDocument/2006/math" xmlns:v="urn:schemas-microsoft-com:vml" xmlns:wp14="http://schemas.microsoft.com/office/word/2010/wordprocessingDrawing" xmlns:wp="http://schemas.openxmlformats.org/drawingml/2006/wordprocessingDrawing" xmlns:w10="urn:schemas-microsoft-com:office:word" xmlns:w="http://schemas.openxmlformats.org/wordprocessingml/2006/main" xmlns:w14="http://schemas.microsoft.com/office/word/2010/wordml" xmlns:w15="http://schemas.microsoft.com/office/word/2012/wordml" xmlns:w16cex="http://schemas.microsoft.com/office/word/2018/wordml/cex" xmlns:w16cid="http://schemas.microsoft.com/office/word/2016/wordml/cid" xmlns:w16="http://schemas.microsoft.com/office/word/2018/wordml" xmlns:w16du="http://schemas.microsoft.com/office/word/2023/wordml/word16du" xmlns:w16sdtdh="http://schemas.microsoft.com/office/word/2020/wordml/sdtdatahash" xmlns:w16sdtfl="http://schemas.microsoft.com/office/word/2024/wordml/sdtformatlock" xmlns:w16se="http://schemas.microsoft.com/office/word/2015/wordml/symex" xmlns:wpg="http://schemas.microsoft.com/office/word/2010/wordprocessingGroup" xmlns:wpi="http://schemas.microsoft.com/office/word/2010/wordprocessingInk" xmlns:wne="http://schemas.microsoft.com/office/word/2006/wordml" xmlns:wps="http://schemas.microsoft.com/office/word/2010/wordprocessingShape" mc:Ignorable="w14 w15 w16se w16cid w16 w16cex w16sdtdh w16sdtfl w16du wp14">
+<w:ftr xmlns:wpc="http://schemas.microsoft.com/office/word/2010/wordprocessingCanvas" xmlns:cx="http://schemas.microsoft.com/office/drawing/2014/chartex" xmlns:cx1="http://schemas.microsoft.com/office/drawing/2015/9/8/chartex" xmlns:mc="http://schemas.openxmlformats.org/markup-compatibility/2006" xmlns:o="urn:schemas-microsoft-com:office:office" xmlns:r="http://schemas.openxmlformats.org/officeDocument/2006/relationships" xmlns:m="http://schemas.openxmlformats.org/officeDocument/2006/math" xmlns:v="urn:schemas-microsoft-com:vml" xmlns:wp14="http://schemas.microsoft.com/office/word/2010/wordprocessingDrawing" xmlns:wp="http://schemas.openxmlformats.org/drawingml/2006/wordprocessingDrawing" xmlns:w10="urn:schemas-microsoft-com:office:word" xmlns:w="http://schemas.openxmlformats.org/wordprocessingml/2006/main" xmlns:w14="http://schemas.microsoft.com/office/word/2010/wordml" xmlns:w15="http://schemas.microsoft.com/office/word/2012/wordml" xmlns:w16se="http://schemas.microsoft.com/office/word/2015/wordml/symex" xmlns:wpg="http://schemas.microsoft.com/office/word/2010/wordprocessingGroup" xmlns:wpi="http://schemas.microsoft.com/office/word/2010/wordprocessingInk" xmlns:wne="http://schemas.microsoft.com/office/word/2006/wordml" xmlns:wps="http://schemas.microsoft.com/office/word/2010/wordprocessingShape" mc:Ignorable="w14 w15 w16se wp14">
   <w:sdt>
     <w:sdtPr>
       <w:id w:val="-1113897058"/>
@@ -13168,6 +13855,7 @@
         <w:docPartUnique/>
       </w:docPartObj>
     </w:sdtPr>
+    <w:sdtEndPr/>
     <w:sdtContent>
       <w:p>
         <w:pPr>
@@ -13184,6 +13872,9 @@
           <w:fldChar w:fldCharType="separate"/>
         </w:r>
         <w:r>
+          <w:rPr>
+            <w:noProof/>
+          </w:rPr>
           <w:t>1</w:t>
         </w:r>
         <w:r>
@@ -13201,7 +13892,7 @@
 </file>
 
 <file path=word/footnotes.xml><?xml version="1.0" encoding="utf-8"?>
-<w:footnotes xmlns:wpc="http://schemas.microsoft.com/office/word/2010/wordprocessingCanvas" xmlns:cx="http://schemas.microsoft.com/office/drawing/2014/chartex" xmlns:cx1="http://schemas.microsoft.com/office/drawing/2015/9/8/chartex" xmlns:cx2="http://schemas.microsoft.com/office/drawing/2015/10/21/chartex" xmlns:cx3="http://schemas.microsoft.com/office/drawing/2016/5/9/chartex" xmlns:cx4="http://schemas.microsoft.com/office/drawing/2016/5/10/chartex" xmlns:cx5="http://schemas.microsoft.com/office/drawing/2016/5/11/chartex" xmlns:cx6="http://schemas.microsoft.com/office/drawing/2016/5/12/chartex" xmlns:cx7="http://schemas.microsoft.com/office/drawing/2016/5/13/chartex" xmlns:cx8="http://schemas.microsoft.com/office/drawing/2016/5/14/chartex" xmlns:mc="http://schemas.openxmlformats.org/markup-compatibility/2006" xmlns:aink="http://schemas.microsoft.com/office/drawing/2016/ink" xmlns:am3d="http://schemas.microsoft.com/office/drawing/2017/model3d" xmlns:o="urn:schemas-microsoft-com:office:office" xmlns:oel="http://schemas.microsoft.com/office/2019/extlst" xmlns:r="http://schemas.openxmlformats.org/officeDocument/2006/relationships" xmlns:m="http://schemas.openxmlformats.org/officeDocument/2006/math" xmlns:v="urn:schemas-microsoft-com:vml" xmlns:wp14="http://schemas.microsoft.com/office/word/2010/wordprocessingDrawing" xmlns:wp="http://schemas.openxmlformats.org/drawingml/2006/wordprocessingDrawing" xmlns:w10="urn:schemas-microsoft-com:office:word" xmlns:w="http://schemas.openxmlformats.org/wordprocessingml/2006/main" xmlns:w14="http://schemas.microsoft.com/office/word/2010/wordml" xmlns:w15="http://schemas.microsoft.com/office/word/2012/wordml" xmlns:w16cex="http://schemas.microsoft.com/office/word/2018/wordml/cex" xmlns:w16cid="http://schemas.microsoft.com/office/word/2016/wordml/cid" xmlns:w16="http://schemas.microsoft.com/office/word/2018/wordml" xmlns:w16du="http://schemas.microsoft.com/office/word/2023/wordml/word16du" xmlns:w16sdtdh="http://schemas.microsoft.com/office/word/2020/wordml/sdtdatahash" xmlns:w16sdtfl="http://schemas.microsoft.com/office/word/2024/wordml/sdtformatlock" xmlns:w16se="http://schemas.microsoft.com/office/word/2015/wordml/symex" xmlns:wpg="http://schemas.microsoft.com/office/word/2010/wordprocessingGroup" xmlns:wpi="http://schemas.microsoft.com/office/word/2010/wordprocessingInk" xmlns:wne="http://schemas.microsoft.com/office/word/2006/wordml" xmlns:wps="http://schemas.microsoft.com/office/word/2010/wordprocessingShape" mc:Ignorable="w14 w15 w16se w16cid w16 w16cex w16sdtdh w16sdtfl w16du wp14">
+<w:footnotes xmlns:wpc="http://schemas.microsoft.com/office/word/2010/wordprocessingCanvas" xmlns:cx="http://schemas.microsoft.com/office/drawing/2014/chartex" xmlns:cx1="http://schemas.microsoft.com/office/drawing/2015/9/8/chartex" xmlns:mc="http://schemas.openxmlformats.org/markup-compatibility/2006" xmlns:o="urn:schemas-microsoft-com:office:office" xmlns:r="http://schemas.openxmlformats.org/officeDocument/2006/relationships" xmlns:m="http://schemas.openxmlformats.org/officeDocument/2006/math" xmlns:v="urn:schemas-microsoft-com:vml" xmlns:wp14="http://schemas.microsoft.com/office/word/2010/wordprocessingDrawing" xmlns:wp="http://schemas.openxmlformats.org/drawingml/2006/wordprocessingDrawing" xmlns:w10="urn:schemas-microsoft-com:office:word" xmlns:w="http://schemas.openxmlformats.org/wordprocessingml/2006/main" xmlns:w14="http://schemas.microsoft.com/office/word/2010/wordml" xmlns:w15="http://schemas.microsoft.com/office/word/2012/wordml" xmlns:w16se="http://schemas.microsoft.com/office/word/2015/wordml/symex" xmlns:wpg="http://schemas.microsoft.com/office/word/2010/wordprocessingGroup" xmlns:wpi="http://schemas.microsoft.com/office/word/2010/wordprocessingInk" xmlns:wne="http://schemas.microsoft.com/office/word/2006/wordml" xmlns:wps="http://schemas.microsoft.com/office/word/2010/wordprocessingShape" mc:Ignorable="w14 w15 w16se wp14">
   <w:footnote w:type="separator" w:id="-1">
     <w:p>
       <w:pPr>
@@ -13226,8 +13917,157 @@
 </file>
 
 <file path=word/numbering.xml><?xml version="1.0" encoding="utf-8"?>
-<w:numbering xmlns:wpc="http://schemas.microsoft.com/office/word/2010/wordprocessingCanvas" xmlns:cx="http://schemas.microsoft.com/office/drawing/2014/chartex" xmlns:cx1="http://schemas.microsoft.com/office/drawing/2015/9/8/chartex" xmlns:cx2="http://schemas.microsoft.com/office/drawing/2015/10/21/chartex" xmlns:cx3="http://schemas.microsoft.com/office/drawing/2016/5/9/chartex" xmlns:cx4="http://schemas.microsoft.com/office/drawing/2016/5/10/chartex" xmlns:cx5="http://schemas.microsoft.com/office/drawing/2016/5/11/chartex" xmlns:cx6="http://schemas.microsoft.com/office/drawing/2016/5/12/chartex" xmlns:cx7="http://schemas.microsoft.com/office/drawing/2016/5/13/chartex" xmlns:cx8="http://schemas.microsoft.com/office/drawing/2016/5/14/chartex" xmlns:mc="http://schemas.openxmlformats.org/markup-compatibility/2006" xmlns:aink="http://schemas.microsoft.com/office/drawing/2016/ink" xmlns:am3d="http://schemas.microsoft.com/office/drawing/2017/model3d" xmlns:o="urn:schemas-microsoft-com:office:office" xmlns:oel="http://schemas.microsoft.com/office/2019/extlst" xmlns:r="http://schemas.openxmlformats.org/officeDocument/2006/relationships" xmlns:m="http://schemas.openxmlformats.org/officeDocument/2006/math" xmlns:v="urn:schemas-microsoft-com:vml" xmlns:wp14="http://schemas.microsoft.com/office/word/2010/wordprocessingDrawing" xmlns:wp="http://schemas.openxmlformats.org/drawingml/2006/wordprocessingDrawing" xmlns:w10="urn:schemas-microsoft-com:office:word" xmlns:w="http://schemas.openxmlformats.org/wordprocessingml/2006/main" xmlns:w14="http://schemas.microsoft.com/office/word/2010/wordml" xmlns:w15="http://schemas.microsoft.com/office/word/2012/wordml" xmlns:w16cex="http://schemas.microsoft.com/office/word/2018/wordml/cex" xmlns:w16cid="http://schemas.microsoft.com/office/word/2016/wordml/cid" xmlns:w16="http://schemas.microsoft.com/office/word/2018/wordml" xmlns:w16du="http://schemas.microsoft.com/office/word/2023/wordml/word16du" xmlns:w16sdtdh="http://schemas.microsoft.com/office/word/2020/wordml/sdtdatahash" xmlns:w16sdtfl="http://schemas.microsoft.com/office/word/2024/wordml/sdtformatlock" xmlns:w16se="http://schemas.microsoft.com/office/word/2015/wordml/symex" xmlns:wpg="http://schemas.microsoft.com/office/word/2010/wordprocessingGroup" xmlns:wpi="http://schemas.microsoft.com/office/word/2010/wordprocessingInk" xmlns:wne="http://schemas.microsoft.com/office/word/2006/wordml" xmlns:wps="http://schemas.microsoft.com/office/word/2010/wordprocessingShape" mc:Ignorable="w14 w15 w16se w16cid w16 w16cex w16sdtdh w16sdtfl w16du wp14">
+<w:numbering xmlns:wpc="http://schemas.microsoft.com/office/word/2010/wordprocessingCanvas" xmlns:cx="http://schemas.microsoft.com/office/drawing/2014/chartex" xmlns:cx1="http://schemas.microsoft.com/office/drawing/2015/9/8/chartex" xmlns:mc="http://schemas.openxmlformats.org/markup-compatibility/2006" xmlns:o="urn:schemas-microsoft-com:office:office" xmlns:r="http://schemas.openxmlformats.org/officeDocument/2006/relationships" xmlns:m="http://schemas.openxmlformats.org/officeDocument/2006/math" xmlns:v="urn:schemas-microsoft-com:vml" xmlns:wp14="http://schemas.microsoft.com/office/word/2010/wordprocessingDrawing" xmlns:wp="http://schemas.openxmlformats.org/drawingml/2006/wordprocessingDrawing" xmlns:w10="urn:schemas-microsoft-com:office:word" xmlns:w="http://schemas.openxmlformats.org/wordprocessingml/2006/main" xmlns:w14="http://schemas.microsoft.com/office/word/2010/wordml" xmlns:w15="http://schemas.microsoft.com/office/word/2012/wordml" xmlns:w16se="http://schemas.microsoft.com/office/word/2015/wordml/symex" xmlns:wpg="http://schemas.microsoft.com/office/word/2010/wordprocessingGroup" xmlns:wpi="http://schemas.microsoft.com/office/word/2010/wordprocessingInk" xmlns:wne="http://schemas.microsoft.com/office/word/2006/wordml" xmlns:wps="http://schemas.microsoft.com/office/word/2010/wordprocessingShape" mc:Ignorable="w14 w15 w16se wp14">
   <w:abstractNum w:abstractNumId="0" w15:restartNumberingAfterBreak="0">
+    <w:nsid w:val="00091181"/>
+    <w:multiLevelType w:val="multilevel"/>
+    <w:tmpl w:val="47166276"/>
+    <w:lvl w:ilvl="0">
+      <w:start w:val="1"/>
+      <w:numFmt w:val="bullet"/>
+      <w:lvlText w:val=""/>
+      <w:lvlJc w:val="left"/>
+      <w:pPr>
+        <w:tabs>
+          <w:tab w:val="num" w:pos="720"/>
+        </w:tabs>
+        <w:ind w:left="720" w:hanging="360"/>
+      </w:pPr>
+      <w:rPr>
+        <w:rFonts w:ascii="Symbol" w:hAnsi="Symbol" w:hint="default"/>
+        <w:sz w:val="20"/>
+      </w:rPr>
+    </w:lvl>
+    <w:lvl w:ilvl="1" w:tentative="1">
+      <w:start w:val="1"/>
+      <w:numFmt w:val="bullet"/>
+      <w:lvlText w:val="o"/>
+      <w:lvlJc w:val="left"/>
+      <w:pPr>
+        <w:tabs>
+          <w:tab w:val="num" w:pos="1440"/>
+        </w:tabs>
+        <w:ind w:left="1440" w:hanging="360"/>
+      </w:pPr>
+      <w:rPr>
+        <w:rFonts w:ascii="Courier New" w:hAnsi="Courier New" w:hint="default"/>
+        <w:sz w:val="20"/>
+      </w:rPr>
+    </w:lvl>
+    <w:lvl w:ilvl="2" w:tentative="1">
+      <w:start w:val="1"/>
+      <w:numFmt w:val="bullet"/>
+      <w:lvlText w:val=""/>
+      <w:lvlJc w:val="left"/>
+      <w:pPr>
+        <w:tabs>
+          <w:tab w:val="num" w:pos="2160"/>
+        </w:tabs>
+        <w:ind w:left="2160" w:hanging="360"/>
+      </w:pPr>
+      <w:rPr>
+        <w:rFonts w:ascii="Wingdings" w:hAnsi="Wingdings" w:hint="default"/>
+        <w:sz w:val="20"/>
+      </w:rPr>
+    </w:lvl>
+    <w:lvl w:ilvl="3" w:tentative="1">
+      <w:start w:val="1"/>
+      <w:numFmt w:val="bullet"/>
+      <w:lvlText w:val=""/>
+      <w:lvlJc w:val="left"/>
+      <w:pPr>
+        <w:tabs>
+          <w:tab w:val="num" w:pos="2880"/>
+        </w:tabs>
+        <w:ind w:left="2880" w:hanging="360"/>
+      </w:pPr>
+      <w:rPr>
+        <w:rFonts w:ascii="Wingdings" w:hAnsi="Wingdings" w:hint="default"/>
+        <w:sz w:val="20"/>
+      </w:rPr>
+    </w:lvl>
+    <w:lvl w:ilvl="4" w:tentative="1">
+      <w:start w:val="1"/>
+      <w:numFmt w:val="bullet"/>
+      <w:lvlText w:val=""/>
+      <w:lvlJc w:val="left"/>
+      <w:pPr>
+        <w:tabs>
+          <w:tab w:val="num" w:pos="3600"/>
+        </w:tabs>
+        <w:ind w:left="3600" w:hanging="360"/>
+      </w:pPr>
+      <w:rPr>
+        <w:rFonts w:ascii="Wingdings" w:hAnsi="Wingdings" w:hint="default"/>
+        <w:sz w:val="20"/>
+      </w:rPr>
+    </w:lvl>
+    <w:lvl w:ilvl="5" w:tentative="1">
+      <w:start w:val="1"/>
+      <w:numFmt w:val="bullet"/>
+      <w:lvlText w:val=""/>
+      <w:lvlJc w:val="left"/>
+      <w:pPr>
+        <w:tabs>
+          <w:tab w:val="num" w:pos="4320"/>
+        </w:tabs>
+        <w:ind w:left="4320" w:hanging="360"/>
+      </w:pPr>
+      <w:rPr>
+        <w:rFonts w:ascii="Wingdings" w:hAnsi="Wingdings" w:hint="default"/>
+        <w:sz w:val="20"/>
+      </w:rPr>
+    </w:lvl>
+    <w:lvl w:ilvl="6" w:tentative="1">
+      <w:start w:val="1"/>
+      <w:numFmt w:val="bullet"/>
+      <w:lvlText w:val=""/>
+      <w:lvlJc w:val="left"/>
+      <w:pPr>
+        <w:tabs>
+          <w:tab w:val="num" w:pos="5040"/>
+        </w:tabs>
+        <w:ind w:left="5040" w:hanging="360"/>
+      </w:pPr>
+      <w:rPr>
+        <w:rFonts w:ascii="Wingdings" w:hAnsi="Wingdings" w:hint="default"/>
+        <w:sz w:val="20"/>
+      </w:rPr>
+    </w:lvl>
+    <w:lvl w:ilvl="7" w:tentative="1">
+      <w:start w:val="1"/>
+      <w:numFmt w:val="bullet"/>
+      <w:lvlText w:val=""/>
+      <w:lvlJc w:val="left"/>
+      <w:pPr>
+        <w:tabs>
+          <w:tab w:val="num" w:pos="5760"/>
+        </w:tabs>
+        <w:ind w:left="5760" w:hanging="360"/>
+      </w:pPr>
+      <w:rPr>
+        <w:rFonts w:ascii="Wingdings" w:hAnsi="Wingdings" w:hint="default"/>
+        <w:sz w:val="20"/>
+      </w:rPr>
+    </w:lvl>
+    <w:lvl w:ilvl="8" w:tentative="1">
+      <w:start w:val="1"/>
+      <w:numFmt w:val="bullet"/>
+      <w:lvlText w:val=""/>
+      <w:lvlJc w:val="left"/>
+      <w:pPr>
+        <w:tabs>
+          <w:tab w:val="num" w:pos="6480"/>
+        </w:tabs>
+        <w:ind w:left="6480" w:hanging="360"/>
+      </w:pPr>
+      <w:rPr>
+        <w:rFonts w:ascii="Wingdings" w:hAnsi="Wingdings" w:hint="default"/>
+        <w:sz w:val="20"/>
+      </w:rPr>
+    </w:lvl>
+  </w:abstractNum>
+  <w:abstractNum w:abstractNumId="1" w15:restartNumberingAfterBreak="0">
     <w:nsid w:val="015E23E8"/>
     <w:multiLevelType w:val="multilevel"/>
     <w:tmpl w:val="4A62EB3E"/>
@@ -13376,7 +14216,7 @@
       </w:rPr>
     </w:lvl>
   </w:abstractNum>
-  <w:abstractNum w:abstractNumId="1" w15:restartNumberingAfterBreak="0">
+  <w:abstractNum w:abstractNumId="2" w15:restartNumberingAfterBreak="0">
     <w:nsid w:val="0E01623B"/>
     <w:multiLevelType w:val="multilevel"/>
     <w:tmpl w:val="9470007E"/>
@@ -13525,7 +14365,7 @@
       </w:rPr>
     </w:lvl>
   </w:abstractNum>
-  <w:abstractNum w:abstractNumId="2" w15:restartNumberingAfterBreak="0">
+  <w:abstractNum w:abstractNumId="3" w15:restartNumberingAfterBreak="0">
     <w:nsid w:val="0E810EDC"/>
     <w:multiLevelType w:val="multilevel"/>
     <w:tmpl w:val="97BA64CC"/>
@@ -13674,7 +14514,7 @@
       </w:rPr>
     </w:lvl>
   </w:abstractNum>
-  <w:abstractNum w:abstractNumId="3" w15:restartNumberingAfterBreak="0">
+  <w:abstractNum w:abstractNumId="4" w15:restartNumberingAfterBreak="0">
     <w:nsid w:val="0EF33472"/>
     <w:multiLevelType w:val="multilevel"/>
     <w:tmpl w:val="6E30B622"/>
@@ -13823,7 +14663,7 @@
       </w:rPr>
     </w:lvl>
   </w:abstractNum>
-  <w:abstractNum w:abstractNumId="4" w15:restartNumberingAfterBreak="0">
+  <w:abstractNum w:abstractNumId="5" w15:restartNumberingAfterBreak="0">
     <w:nsid w:val="10F77BC3"/>
     <w:multiLevelType w:val="multilevel"/>
     <w:tmpl w:val="5538CF52"/>
@@ -13972,7 +14812,305 @@
       </w:rPr>
     </w:lvl>
   </w:abstractNum>
-  <w:abstractNum w:abstractNumId="5" w15:restartNumberingAfterBreak="0">
+  <w:abstractNum w:abstractNumId="6" w15:restartNumberingAfterBreak="0">
+    <w:nsid w:val="149A7DAB"/>
+    <w:multiLevelType w:val="multilevel"/>
+    <w:tmpl w:val="CDE09BBE"/>
+    <w:lvl w:ilvl="0">
+      <w:start w:val="1"/>
+      <w:numFmt w:val="bullet"/>
+      <w:lvlText w:val=""/>
+      <w:lvlJc w:val="left"/>
+      <w:pPr>
+        <w:tabs>
+          <w:tab w:val="num" w:pos="2790"/>
+        </w:tabs>
+        <w:ind w:left="2790" w:hanging="360"/>
+      </w:pPr>
+      <w:rPr>
+        <w:rFonts w:ascii="Symbol" w:hAnsi="Symbol" w:hint="default"/>
+        <w:sz w:val="20"/>
+      </w:rPr>
+    </w:lvl>
+    <w:lvl w:ilvl="1" w:tentative="1">
+      <w:start w:val="1"/>
+      <w:numFmt w:val="bullet"/>
+      <w:lvlText w:val="o"/>
+      <w:lvlJc w:val="left"/>
+      <w:pPr>
+        <w:tabs>
+          <w:tab w:val="num" w:pos="3510"/>
+        </w:tabs>
+        <w:ind w:left="3510" w:hanging="360"/>
+      </w:pPr>
+      <w:rPr>
+        <w:rFonts w:ascii="Courier New" w:hAnsi="Courier New" w:hint="default"/>
+        <w:sz w:val="20"/>
+      </w:rPr>
+    </w:lvl>
+    <w:lvl w:ilvl="2" w:tentative="1">
+      <w:start w:val="1"/>
+      <w:numFmt w:val="bullet"/>
+      <w:lvlText w:val=""/>
+      <w:lvlJc w:val="left"/>
+      <w:pPr>
+        <w:tabs>
+          <w:tab w:val="num" w:pos="4230"/>
+        </w:tabs>
+        <w:ind w:left="4230" w:hanging="360"/>
+      </w:pPr>
+      <w:rPr>
+        <w:rFonts w:ascii="Wingdings" w:hAnsi="Wingdings" w:hint="default"/>
+        <w:sz w:val="20"/>
+      </w:rPr>
+    </w:lvl>
+    <w:lvl w:ilvl="3" w:tentative="1">
+      <w:start w:val="1"/>
+      <w:numFmt w:val="bullet"/>
+      <w:lvlText w:val=""/>
+      <w:lvlJc w:val="left"/>
+      <w:pPr>
+        <w:tabs>
+          <w:tab w:val="num" w:pos="4950"/>
+        </w:tabs>
+        <w:ind w:left="4950" w:hanging="360"/>
+      </w:pPr>
+      <w:rPr>
+        <w:rFonts w:ascii="Wingdings" w:hAnsi="Wingdings" w:hint="default"/>
+        <w:sz w:val="20"/>
+      </w:rPr>
+    </w:lvl>
+    <w:lvl w:ilvl="4" w:tentative="1">
+      <w:start w:val="1"/>
+      <w:numFmt w:val="bullet"/>
+      <w:lvlText w:val=""/>
+      <w:lvlJc w:val="left"/>
+      <w:pPr>
+        <w:tabs>
+          <w:tab w:val="num" w:pos="5670"/>
+        </w:tabs>
+        <w:ind w:left="5670" w:hanging="360"/>
+      </w:pPr>
+      <w:rPr>
+        <w:rFonts w:ascii="Wingdings" w:hAnsi="Wingdings" w:hint="default"/>
+        <w:sz w:val="20"/>
+      </w:rPr>
+    </w:lvl>
+    <w:lvl w:ilvl="5" w:tentative="1">
+      <w:start w:val="1"/>
+      <w:numFmt w:val="bullet"/>
+      <w:lvlText w:val=""/>
+      <w:lvlJc w:val="left"/>
+      <w:pPr>
+        <w:tabs>
+          <w:tab w:val="num" w:pos="6390"/>
+        </w:tabs>
+        <w:ind w:left="6390" w:hanging="360"/>
+      </w:pPr>
+      <w:rPr>
+        <w:rFonts w:ascii="Wingdings" w:hAnsi="Wingdings" w:hint="default"/>
+        <w:sz w:val="20"/>
+      </w:rPr>
+    </w:lvl>
+    <w:lvl w:ilvl="6" w:tentative="1">
+      <w:start w:val="1"/>
+      <w:numFmt w:val="bullet"/>
+      <w:lvlText w:val=""/>
+      <w:lvlJc w:val="left"/>
+      <w:pPr>
+        <w:tabs>
+          <w:tab w:val="num" w:pos="7110"/>
+        </w:tabs>
+        <w:ind w:left="7110" w:hanging="360"/>
+      </w:pPr>
+      <w:rPr>
+        <w:rFonts w:ascii="Wingdings" w:hAnsi="Wingdings" w:hint="default"/>
+        <w:sz w:val="20"/>
+      </w:rPr>
+    </w:lvl>
+    <w:lvl w:ilvl="7" w:tentative="1">
+      <w:start w:val="1"/>
+      <w:numFmt w:val="bullet"/>
+      <w:lvlText w:val=""/>
+      <w:lvlJc w:val="left"/>
+      <w:pPr>
+        <w:tabs>
+          <w:tab w:val="num" w:pos="7830"/>
+        </w:tabs>
+        <w:ind w:left="7830" w:hanging="360"/>
+      </w:pPr>
+      <w:rPr>
+        <w:rFonts w:ascii="Wingdings" w:hAnsi="Wingdings" w:hint="default"/>
+        <w:sz w:val="20"/>
+      </w:rPr>
+    </w:lvl>
+    <w:lvl w:ilvl="8" w:tentative="1">
+      <w:start w:val="1"/>
+      <w:numFmt w:val="bullet"/>
+      <w:lvlText w:val=""/>
+      <w:lvlJc w:val="left"/>
+      <w:pPr>
+        <w:tabs>
+          <w:tab w:val="num" w:pos="8550"/>
+        </w:tabs>
+        <w:ind w:left="8550" w:hanging="360"/>
+      </w:pPr>
+      <w:rPr>
+        <w:rFonts w:ascii="Wingdings" w:hAnsi="Wingdings" w:hint="default"/>
+        <w:sz w:val="20"/>
+      </w:rPr>
+    </w:lvl>
+  </w:abstractNum>
+  <w:abstractNum w:abstractNumId="7" w15:restartNumberingAfterBreak="0">
+    <w:nsid w:val="16754D34"/>
+    <w:multiLevelType w:val="multilevel"/>
+    <w:tmpl w:val="2D58CF16"/>
+    <w:lvl w:ilvl="0">
+      <w:start w:val="1"/>
+      <w:numFmt w:val="bullet"/>
+      <w:lvlText w:val=""/>
+      <w:lvlJc w:val="left"/>
+      <w:pPr>
+        <w:tabs>
+          <w:tab w:val="num" w:pos="720"/>
+        </w:tabs>
+        <w:ind w:left="720" w:hanging="360"/>
+      </w:pPr>
+      <w:rPr>
+        <w:rFonts w:ascii="Symbol" w:hAnsi="Symbol" w:hint="default"/>
+        <w:sz w:val="20"/>
+      </w:rPr>
+    </w:lvl>
+    <w:lvl w:ilvl="1" w:tentative="1">
+      <w:start w:val="1"/>
+      <w:numFmt w:val="bullet"/>
+      <w:lvlText w:val="o"/>
+      <w:lvlJc w:val="left"/>
+      <w:pPr>
+        <w:tabs>
+          <w:tab w:val="num" w:pos="1440"/>
+        </w:tabs>
+        <w:ind w:left="1440" w:hanging="360"/>
+      </w:pPr>
+      <w:rPr>
+        <w:rFonts w:ascii="Courier New" w:hAnsi="Courier New" w:hint="default"/>
+        <w:sz w:val="20"/>
+      </w:rPr>
+    </w:lvl>
+    <w:lvl w:ilvl="2" w:tentative="1">
+      <w:start w:val="1"/>
+      <w:numFmt w:val="bullet"/>
+      <w:lvlText w:val=""/>
+      <w:lvlJc w:val="left"/>
+      <w:pPr>
+        <w:tabs>
+          <w:tab w:val="num" w:pos="2160"/>
+        </w:tabs>
+        <w:ind w:left="2160" w:hanging="360"/>
+      </w:pPr>
+      <w:rPr>
+        <w:rFonts w:ascii="Wingdings" w:hAnsi="Wingdings" w:hint="default"/>
+        <w:sz w:val="20"/>
+      </w:rPr>
+    </w:lvl>
+    <w:lvl w:ilvl="3" w:tentative="1">
+      <w:start w:val="1"/>
+      <w:numFmt w:val="bullet"/>
+      <w:lvlText w:val=""/>
+      <w:lvlJc w:val="left"/>
+      <w:pPr>
+        <w:tabs>
+          <w:tab w:val="num" w:pos="2880"/>
+        </w:tabs>
+        <w:ind w:left="2880" w:hanging="360"/>
+      </w:pPr>
+      <w:rPr>
+        <w:rFonts w:ascii="Wingdings" w:hAnsi="Wingdings" w:hint="default"/>
+        <w:sz w:val="20"/>
+      </w:rPr>
+    </w:lvl>
+    <w:lvl w:ilvl="4" w:tentative="1">
+      <w:start w:val="1"/>
+      <w:numFmt w:val="bullet"/>
+      <w:lvlText w:val=""/>
+      <w:lvlJc w:val="left"/>
+      <w:pPr>
+        <w:tabs>
+          <w:tab w:val="num" w:pos="3600"/>
+        </w:tabs>
+        <w:ind w:left="3600" w:hanging="360"/>
+      </w:pPr>
+      <w:rPr>
+        <w:rFonts w:ascii="Wingdings" w:hAnsi="Wingdings" w:hint="default"/>
+        <w:sz w:val="20"/>
+      </w:rPr>
+    </w:lvl>
+    <w:lvl w:ilvl="5" w:tentative="1">
+      <w:start w:val="1"/>
+      <w:numFmt w:val="bullet"/>
+      <w:lvlText w:val=""/>
+      <w:lvlJc w:val="left"/>
+      <w:pPr>
+        <w:tabs>
+          <w:tab w:val="num" w:pos="4320"/>
+        </w:tabs>
+        <w:ind w:left="4320" w:hanging="360"/>
+      </w:pPr>
+      <w:rPr>
+        <w:rFonts w:ascii="Wingdings" w:hAnsi="Wingdings" w:hint="default"/>
+        <w:sz w:val="20"/>
+      </w:rPr>
+    </w:lvl>
+    <w:lvl w:ilvl="6" w:tentative="1">
+      <w:start w:val="1"/>
+      <w:numFmt w:val="bullet"/>
+      <w:lvlText w:val=""/>
+      <w:lvlJc w:val="left"/>
+      <w:pPr>
+        <w:tabs>
+          <w:tab w:val="num" w:pos="5040"/>
+        </w:tabs>
+        <w:ind w:left="5040" w:hanging="360"/>
+      </w:pPr>
+      <w:rPr>
+        <w:rFonts w:ascii="Wingdings" w:hAnsi="Wingdings" w:hint="default"/>
+        <w:sz w:val="20"/>
+      </w:rPr>
+    </w:lvl>
+    <w:lvl w:ilvl="7" w:tentative="1">
+      <w:start w:val="1"/>
+      <w:numFmt w:val="bullet"/>
+      <w:lvlText w:val=""/>
+      <w:lvlJc w:val="left"/>
+      <w:pPr>
+        <w:tabs>
+          <w:tab w:val="num" w:pos="5760"/>
+        </w:tabs>
+        <w:ind w:left="5760" w:hanging="360"/>
+      </w:pPr>
+      <w:rPr>
+        <w:rFonts w:ascii="Wingdings" w:hAnsi="Wingdings" w:hint="default"/>
+        <w:sz w:val="20"/>
+      </w:rPr>
+    </w:lvl>
+    <w:lvl w:ilvl="8" w:tentative="1">
+      <w:start w:val="1"/>
+      <w:numFmt w:val="bullet"/>
+      <w:lvlText w:val=""/>
+      <w:lvlJc w:val="left"/>
+      <w:pPr>
+        <w:tabs>
+          <w:tab w:val="num" w:pos="6480"/>
+        </w:tabs>
+        <w:ind w:left="6480" w:hanging="360"/>
+      </w:pPr>
+      <w:rPr>
+        <w:rFonts w:ascii="Wingdings" w:hAnsi="Wingdings" w:hint="default"/>
+        <w:sz w:val="20"/>
+      </w:rPr>
+    </w:lvl>
+  </w:abstractNum>
+  <w:abstractNum w:abstractNumId="8" w15:restartNumberingAfterBreak="0">
     <w:nsid w:val="18F7645A"/>
     <w:multiLevelType w:val="multilevel"/>
     <w:tmpl w:val="5784C902"/>
@@ -14121,7 +15259,7 @@
       </w:rPr>
     </w:lvl>
   </w:abstractNum>
-  <w:abstractNum w:abstractNumId="6" w15:restartNumberingAfterBreak="0">
+  <w:abstractNum w:abstractNumId="9" w15:restartNumberingAfterBreak="0">
     <w:nsid w:val="1BD02E30"/>
     <w:multiLevelType w:val="multilevel"/>
     <w:tmpl w:val="2EE09EC0"/>
@@ -14234,7 +15372,7 @@
       </w:rPr>
     </w:lvl>
   </w:abstractNum>
-  <w:abstractNum w:abstractNumId="7" w15:restartNumberingAfterBreak="0">
+  <w:abstractNum w:abstractNumId="10" w15:restartNumberingAfterBreak="0">
     <w:nsid w:val="1EB9672A"/>
     <w:multiLevelType w:val="multilevel"/>
     <w:tmpl w:val="08CCC262"/>
@@ -14383,7 +15521,7 @@
       </w:rPr>
     </w:lvl>
   </w:abstractNum>
-  <w:abstractNum w:abstractNumId="8" w15:restartNumberingAfterBreak="0">
+  <w:abstractNum w:abstractNumId="11" w15:restartNumberingAfterBreak="0">
     <w:nsid w:val="21DD501F"/>
     <w:multiLevelType w:val="hybridMultilevel"/>
     <w:tmpl w:val="DF4A9F3C"/>
@@ -14496,7 +15634,7 @@
       </w:rPr>
     </w:lvl>
   </w:abstractNum>
-  <w:abstractNum w:abstractNumId="9" w15:restartNumberingAfterBreak="0">
+  <w:abstractNum w:abstractNumId="12" w15:restartNumberingAfterBreak="0">
     <w:nsid w:val="24FA405A"/>
     <w:multiLevelType w:val="multilevel"/>
     <w:tmpl w:val="19926BC2"/>
@@ -14645,7 +15783,7 @@
       </w:rPr>
     </w:lvl>
   </w:abstractNum>
-  <w:abstractNum w:abstractNumId="10" w15:restartNumberingAfterBreak="0">
+  <w:abstractNum w:abstractNumId="13" w15:restartNumberingAfterBreak="0">
     <w:nsid w:val="28980FD9"/>
     <w:multiLevelType w:val="multilevel"/>
     <w:tmpl w:val="63460314"/>
@@ -14794,7 +15932,7 @@
       </w:rPr>
     </w:lvl>
   </w:abstractNum>
-  <w:abstractNum w:abstractNumId="11" w15:restartNumberingAfterBreak="0">
+  <w:abstractNum w:abstractNumId="14" w15:restartNumberingAfterBreak="0">
     <w:nsid w:val="2DDC0108"/>
     <w:multiLevelType w:val="multilevel"/>
     <w:tmpl w:val="761203EA"/>
@@ -14907,7 +16045,7 @@
       </w:rPr>
     </w:lvl>
   </w:abstractNum>
-  <w:abstractNum w:abstractNumId="12" w15:restartNumberingAfterBreak="0">
+  <w:abstractNum w:abstractNumId="15" w15:restartNumberingAfterBreak="0">
     <w:nsid w:val="2FDB2E5A"/>
     <w:multiLevelType w:val="multilevel"/>
     <w:tmpl w:val="E1AE71A2"/>
@@ -15056,7 +16194,156 @@
       </w:rPr>
     </w:lvl>
   </w:abstractNum>
-  <w:abstractNum w:abstractNumId="13" w15:restartNumberingAfterBreak="0">
+  <w:abstractNum w:abstractNumId="16" w15:restartNumberingAfterBreak="0">
+    <w:nsid w:val="379456B8"/>
+    <w:multiLevelType w:val="multilevel"/>
+    <w:tmpl w:val="32DC8F78"/>
+    <w:lvl w:ilvl="0">
+      <w:start w:val="1"/>
+      <w:numFmt w:val="bullet"/>
+      <w:lvlText w:val=""/>
+      <w:lvlJc w:val="left"/>
+      <w:pPr>
+        <w:tabs>
+          <w:tab w:val="num" w:pos="720"/>
+        </w:tabs>
+        <w:ind w:left="720" w:hanging="360"/>
+      </w:pPr>
+      <w:rPr>
+        <w:rFonts w:ascii="Symbol" w:hAnsi="Symbol" w:hint="default"/>
+        <w:sz w:val="20"/>
+      </w:rPr>
+    </w:lvl>
+    <w:lvl w:ilvl="1" w:tentative="1">
+      <w:start w:val="1"/>
+      <w:numFmt w:val="bullet"/>
+      <w:lvlText w:val="o"/>
+      <w:lvlJc w:val="left"/>
+      <w:pPr>
+        <w:tabs>
+          <w:tab w:val="num" w:pos="1440"/>
+        </w:tabs>
+        <w:ind w:left="1440" w:hanging="360"/>
+      </w:pPr>
+      <w:rPr>
+        <w:rFonts w:ascii="Courier New" w:hAnsi="Courier New" w:hint="default"/>
+        <w:sz w:val="20"/>
+      </w:rPr>
+    </w:lvl>
+    <w:lvl w:ilvl="2" w:tentative="1">
+      <w:start w:val="1"/>
+      <w:numFmt w:val="bullet"/>
+      <w:lvlText w:val=""/>
+      <w:lvlJc w:val="left"/>
+      <w:pPr>
+        <w:tabs>
+          <w:tab w:val="num" w:pos="2160"/>
+        </w:tabs>
+        <w:ind w:left="2160" w:hanging="360"/>
+      </w:pPr>
+      <w:rPr>
+        <w:rFonts w:ascii="Wingdings" w:hAnsi="Wingdings" w:hint="default"/>
+        <w:sz w:val="20"/>
+      </w:rPr>
+    </w:lvl>
+    <w:lvl w:ilvl="3" w:tentative="1">
+      <w:start w:val="1"/>
+      <w:numFmt w:val="bullet"/>
+      <w:lvlText w:val=""/>
+      <w:lvlJc w:val="left"/>
+      <w:pPr>
+        <w:tabs>
+          <w:tab w:val="num" w:pos="2880"/>
+        </w:tabs>
+        <w:ind w:left="2880" w:hanging="360"/>
+      </w:pPr>
+      <w:rPr>
+        <w:rFonts w:ascii="Wingdings" w:hAnsi="Wingdings" w:hint="default"/>
+        <w:sz w:val="20"/>
+      </w:rPr>
+    </w:lvl>
+    <w:lvl w:ilvl="4" w:tentative="1">
+      <w:start w:val="1"/>
+      <w:numFmt w:val="bullet"/>
+      <w:lvlText w:val=""/>
+      <w:lvlJc w:val="left"/>
+      <w:pPr>
+        <w:tabs>
+          <w:tab w:val="num" w:pos="3600"/>
+        </w:tabs>
+        <w:ind w:left="3600" w:hanging="360"/>
+      </w:pPr>
+      <w:rPr>
+        <w:rFonts w:ascii="Wingdings" w:hAnsi="Wingdings" w:hint="default"/>
+        <w:sz w:val="20"/>
+      </w:rPr>
+    </w:lvl>
+    <w:lvl w:ilvl="5" w:tentative="1">
+      <w:start w:val="1"/>
+      <w:numFmt w:val="bullet"/>
+      <w:lvlText w:val=""/>
+      <w:lvlJc w:val="left"/>
+      <w:pPr>
+        <w:tabs>
+          <w:tab w:val="num" w:pos="4320"/>
+        </w:tabs>
+        <w:ind w:left="4320" w:hanging="360"/>
+      </w:pPr>
+      <w:rPr>
+        <w:rFonts w:ascii="Wingdings" w:hAnsi="Wingdings" w:hint="default"/>
+        <w:sz w:val="20"/>
+      </w:rPr>
+    </w:lvl>
+    <w:lvl w:ilvl="6" w:tentative="1">
+      <w:start w:val="1"/>
+      <w:numFmt w:val="bullet"/>
+      <w:lvlText w:val=""/>
+      <w:lvlJc w:val="left"/>
+      <w:pPr>
+        <w:tabs>
+          <w:tab w:val="num" w:pos="5040"/>
+        </w:tabs>
+        <w:ind w:left="5040" w:hanging="360"/>
+      </w:pPr>
+      <w:rPr>
+        <w:rFonts w:ascii="Wingdings" w:hAnsi="Wingdings" w:hint="default"/>
+        <w:sz w:val="20"/>
+      </w:rPr>
+    </w:lvl>
+    <w:lvl w:ilvl="7" w:tentative="1">
+      <w:start w:val="1"/>
+      <w:numFmt w:val="bullet"/>
+      <w:lvlText w:val=""/>
+      <w:lvlJc w:val="left"/>
+      <w:pPr>
+        <w:tabs>
+          <w:tab w:val="num" w:pos="5760"/>
+        </w:tabs>
+        <w:ind w:left="5760" w:hanging="360"/>
+      </w:pPr>
+      <w:rPr>
+        <w:rFonts w:ascii="Wingdings" w:hAnsi="Wingdings" w:hint="default"/>
+        <w:sz w:val="20"/>
+      </w:rPr>
+    </w:lvl>
+    <w:lvl w:ilvl="8" w:tentative="1">
+      <w:start w:val="1"/>
+      <w:numFmt w:val="bullet"/>
+      <w:lvlText w:val=""/>
+      <w:lvlJc w:val="left"/>
+      <w:pPr>
+        <w:tabs>
+          <w:tab w:val="num" w:pos="6480"/>
+        </w:tabs>
+        <w:ind w:left="6480" w:hanging="360"/>
+      </w:pPr>
+      <w:rPr>
+        <w:rFonts w:ascii="Wingdings" w:hAnsi="Wingdings" w:hint="default"/>
+        <w:sz w:val="20"/>
+      </w:rPr>
+    </w:lvl>
+  </w:abstractNum>
+  <w:abstractNum w:abstractNumId="17" w15:restartNumberingAfterBreak="0">
     <w:nsid w:val="3AE22471"/>
     <w:multiLevelType w:val="multilevel"/>
     <w:tmpl w:val="6D82B67E"/>
@@ -15205,7 +16492,7 @@
       </w:rPr>
     </w:lvl>
   </w:abstractNum>
-  <w:abstractNum w:abstractNumId="14" w15:restartNumberingAfterBreak="0">
+  <w:abstractNum w:abstractNumId="18" w15:restartNumberingAfterBreak="0">
     <w:nsid w:val="3B1C702A"/>
     <w:multiLevelType w:val="multilevel"/>
     <w:tmpl w:val="87C2AA18"/>
@@ -15354,7 +16641,7 @@
       </w:rPr>
     </w:lvl>
   </w:abstractNum>
-  <w:abstractNum w:abstractNumId="15" w15:restartNumberingAfterBreak="0">
+  <w:abstractNum w:abstractNumId="19" w15:restartNumberingAfterBreak="0">
     <w:nsid w:val="45464585"/>
     <w:multiLevelType w:val="multilevel"/>
     <w:tmpl w:val="A0E88C4E"/>
@@ -15503,7 +16790,7 @@
       </w:rPr>
     </w:lvl>
   </w:abstractNum>
-  <w:abstractNum w:abstractNumId="16" w15:restartNumberingAfterBreak="0">
+  <w:abstractNum w:abstractNumId="20" w15:restartNumberingAfterBreak="0">
     <w:nsid w:val="46433E7B"/>
     <w:multiLevelType w:val="multilevel"/>
     <w:tmpl w:val="58F04AEE"/>
@@ -15652,7 +16939,7 @@
       </w:rPr>
     </w:lvl>
   </w:abstractNum>
-  <w:abstractNum w:abstractNumId="17" w15:restartNumberingAfterBreak="0">
+  <w:abstractNum w:abstractNumId="21" w15:restartNumberingAfterBreak="0">
     <w:nsid w:val="48AC3642"/>
     <w:multiLevelType w:val="multilevel"/>
     <w:tmpl w:val="821864A4"/>
@@ -15765,7 +17052,305 @@
       </w:rPr>
     </w:lvl>
   </w:abstractNum>
-  <w:abstractNum w:abstractNumId="18" w15:restartNumberingAfterBreak="0">
+  <w:abstractNum w:abstractNumId="22" w15:restartNumberingAfterBreak="0">
+    <w:nsid w:val="4BFF4942"/>
+    <w:multiLevelType w:val="multilevel"/>
+    <w:tmpl w:val="60563D72"/>
+    <w:lvl w:ilvl="0">
+      <w:start w:val="1"/>
+      <w:numFmt w:val="bullet"/>
+      <w:lvlText w:val=""/>
+      <w:lvlJc w:val="left"/>
+      <w:pPr>
+        <w:tabs>
+          <w:tab w:val="num" w:pos="720"/>
+        </w:tabs>
+        <w:ind w:left="720" w:hanging="360"/>
+      </w:pPr>
+      <w:rPr>
+        <w:rFonts w:ascii="Symbol" w:hAnsi="Symbol" w:hint="default"/>
+        <w:sz w:val="20"/>
+      </w:rPr>
+    </w:lvl>
+    <w:lvl w:ilvl="1" w:tentative="1">
+      <w:start w:val="1"/>
+      <w:numFmt w:val="bullet"/>
+      <w:lvlText w:val="o"/>
+      <w:lvlJc w:val="left"/>
+      <w:pPr>
+        <w:tabs>
+          <w:tab w:val="num" w:pos="1440"/>
+        </w:tabs>
+        <w:ind w:left="1440" w:hanging="360"/>
+      </w:pPr>
+      <w:rPr>
+        <w:rFonts w:ascii="Courier New" w:hAnsi="Courier New" w:hint="default"/>
+        <w:sz w:val="20"/>
+      </w:rPr>
+    </w:lvl>
+    <w:lvl w:ilvl="2" w:tentative="1">
+      <w:start w:val="1"/>
+      <w:numFmt w:val="bullet"/>
+      <w:lvlText w:val=""/>
+      <w:lvlJc w:val="left"/>
+      <w:pPr>
+        <w:tabs>
+          <w:tab w:val="num" w:pos="2160"/>
+        </w:tabs>
+        <w:ind w:left="2160" w:hanging="360"/>
+      </w:pPr>
+      <w:rPr>
+        <w:rFonts w:ascii="Wingdings" w:hAnsi="Wingdings" w:hint="default"/>
+        <w:sz w:val="20"/>
+      </w:rPr>
+    </w:lvl>
+    <w:lvl w:ilvl="3" w:tentative="1">
+      <w:start w:val="1"/>
+      <w:numFmt w:val="bullet"/>
+      <w:lvlText w:val=""/>
+      <w:lvlJc w:val="left"/>
+      <w:pPr>
+        <w:tabs>
+          <w:tab w:val="num" w:pos="2880"/>
+        </w:tabs>
+        <w:ind w:left="2880" w:hanging="360"/>
+      </w:pPr>
+      <w:rPr>
+        <w:rFonts w:ascii="Wingdings" w:hAnsi="Wingdings" w:hint="default"/>
+        <w:sz w:val="20"/>
+      </w:rPr>
+    </w:lvl>
+    <w:lvl w:ilvl="4" w:tentative="1">
+      <w:start w:val="1"/>
+      <w:numFmt w:val="bullet"/>
+      <w:lvlText w:val=""/>
+      <w:lvlJc w:val="left"/>
+      <w:pPr>
+        <w:tabs>
+          <w:tab w:val="num" w:pos="3600"/>
+        </w:tabs>
+        <w:ind w:left="3600" w:hanging="360"/>
+      </w:pPr>
+      <w:rPr>
+        <w:rFonts w:ascii="Wingdings" w:hAnsi="Wingdings" w:hint="default"/>
+        <w:sz w:val="20"/>
+      </w:rPr>
+    </w:lvl>
+    <w:lvl w:ilvl="5" w:tentative="1">
+      <w:start w:val="1"/>
+      <w:numFmt w:val="bullet"/>
+      <w:lvlText w:val=""/>
+      <w:lvlJc w:val="left"/>
+      <w:pPr>
+        <w:tabs>
+          <w:tab w:val="num" w:pos="4320"/>
+        </w:tabs>
+        <w:ind w:left="4320" w:hanging="360"/>
+      </w:pPr>
+      <w:rPr>
+        <w:rFonts w:ascii="Wingdings" w:hAnsi="Wingdings" w:hint="default"/>
+        <w:sz w:val="20"/>
+      </w:rPr>
+    </w:lvl>
+    <w:lvl w:ilvl="6" w:tentative="1">
+      <w:start w:val="1"/>
+      <w:numFmt w:val="bullet"/>
+      <w:lvlText w:val=""/>
+      <w:lvlJc w:val="left"/>
+      <w:pPr>
+        <w:tabs>
+          <w:tab w:val="num" w:pos="5040"/>
+        </w:tabs>
+        <w:ind w:left="5040" w:hanging="360"/>
+      </w:pPr>
+      <w:rPr>
+        <w:rFonts w:ascii="Wingdings" w:hAnsi="Wingdings" w:hint="default"/>
+        <w:sz w:val="20"/>
+      </w:rPr>
+    </w:lvl>
+    <w:lvl w:ilvl="7" w:tentative="1">
+      <w:start w:val="1"/>
+      <w:numFmt w:val="bullet"/>
+      <w:lvlText w:val=""/>
+      <w:lvlJc w:val="left"/>
+      <w:pPr>
+        <w:tabs>
+          <w:tab w:val="num" w:pos="5760"/>
+        </w:tabs>
+        <w:ind w:left="5760" w:hanging="360"/>
+      </w:pPr>
+      <w:rPr>
+        <w:rFonts w:ascii="Wingdings" w:hAnsi="Wingdings" w:hint="default"/>
+        <w:sz w:val="20"/>
+      </w:rPr>
+    </w:lvl>
+    <w:lvl w:ilvl="8" w:tentative="1">
+      <w:start w:val="1"/>
+      <w:numFmt w:val="bullet"/>
+      <w:lvlText w:val=""/>
+      <w:lvlJc w:val="left"/>
+      <w:pPr>
+        <w:tabs>
+          <w:tab w:val="num" w:pos="6480"/>
+        </w:tabs>
+        <w:ind w:left="6480" w:hanging="360"/>
+      </w:pPr>
+      <w:rPr>
+        <w:rFonts w:ascii="Wingdings" w:hAnsi="Wingdings" w:hint="default"/>
+        <w:sz w:val="20"/>
+      </w:rPr>
+    </w:lvl>
+  </w:abstractNum>
+  <w:abstractNum w:abstractNumId="23" w15:restartNumberingAfterBreak="0">
+    <w:nsid w:val="50A630EB"/>
+    <w:multiLevelType w:val="multilevel"/>
+    <w:tmpl w:val="AC8E53B6"/>
+    <w:lvl w:ilvl="0">
+      <w:start w:val="1"/>
+      <w:numFmt w:val="bullet"/>
+      <w:lvlText w:val=""/>
+      <w:lvlJc w:val="left"/>
+      <w:pPr>
+        <w:tabs>
+          <w:tab w:val="num" w:pos="720"/>
+        </w:tabs>
+        <w:ind w:left="720" w:hanging="360"/>
+      </w:pPr>
+      <w:rPr>
+        <w:rFonts w:ascii="Symbol" w:hAnsi="Symbol" w:hint="default"/>
+        <w:sz w:val="20"/>
+      </w:rPr>
+    </w:lvl>
+    <w:lvl w:ilvl="1" w:tentative="1">
+      <w:start w:val="1"/>
+      <w:numFmt w:val="bullet"/>
+      <w:lvlText w:val="o"/>
+      <w:lvlJc w:val="left"/>
+      <w:pPr>
+        <w:tabs>
+          <w:tab w:val="num" w:pos="1440"/>
+        </w:tabs>
+        <w:ind w:left="1440" w:hanging="360"/>
+      </w:pPr>
+      <w:rPr>
+        <w:rFonts w:ascii="Courier New" w:hAnsi="Courier New" w:hint="default"/>
+        <w:sz w:val="20"/>
+      </w:rPr>
+    </w:lvl>
+    <w:lvl w:ilvl="2" w:tentative="1">
+      <w:start w:val="1"/>
+      <w:numFmt w:val="bullet"/>
+      <w:lvlText w:val=""/>
+      <w:lvlJc w:val="left"/>
+      <w:pPr>
+        <w:tabs>
+          <w:tab w:val="num" w:pos="2160"/>
+        </w:tabs>
+        <w:ind w:left="2160" w:hanging="360"/>
+      </w:pPr>
+      <w:rPr>
+        <w:rFonts w:ascii="Wingdings" w:hAnsi="Wingdings" w:hint="default"/>
+        <w:sz w:val="20"/>
+      </w:rPr>
+    </w:lvl>
+    <w:lvl w:ilvl="3" w:tentative="1">
+      <w:start w:val="1"/>
+      <w:numFmt w:val="bullet"/>
+      <w:lvlText w:val=""/>
+      <w:lvlJc w:val="left"/>
+      <w:pPr>
+        <w:tabs>
+          <w:tab w:val="num" w:pos="2880"/>
+        </w:tabs>
+        <w:ind w:left="2880" w:hanging="360"/>
+      </w:pPr>
+      <w:rPr>
+        <w:rFonts w:ascii="Wingdings" w:hAnsi="Wingdings" w:hint="default"/>
+        <w:sz w:val="20"/>
+      </w:rPr>
+    </w:lvl>
+    <w:lvl w:ilvl="4" w:tentative="1">
+      <w:start w:val="1"/>
+      <w:numFmt w:val="bullet"/>
+      <w:lvlText w:val=""/>
+      <w:lvlJc w:val="left"/>
+      <w:pPr>
+        <w:tabs>
+          <w:tab w:val="num" w:pos="3600"/>
+        </w:tabs>
+        <w:ind w:left="3600" w:hanging="360"/>
+      </w:pPr>
+      <w:rPr>
+        <w:rFonts w:ascii="Wingdings" w:hAnsi="Wingdings" w:hint="default"/>
+        <w:sz w:val="20"/>
+      </w:rPr>
+    </w:lvl>
+    <w:lvl w:ilvl="5" w:tentative="1">
+      <w:start w:val="1"/>
+      <w:numFmt w:val="bullet"/>
+      <w:lvlText w:val=""/>
+      <w:lvlJc w:val="left"/>
+      <w:pPr>
+        <w:tabs>
+          <w:tab w:val="num" w:pos="4320"/>
+        </w:tabs>
+        <w:ind w:left="4320" w:hanging="360"/>
+      </w:pPr>
+      <w:rPr>
+        <w:rFonts w:ascii="Wingdings" w:hAnsi="Wingdings" w:hint="default"/>
+        <w:sz w:val="20"/>
+      </w:rPr>
+    </w:lvl>
+    <w:lvl w:ilvl="6" w:tentative="1">
+      <w:start w:val="1"/>
+      <w:numFmt w:val="bullet"/>
+      <w:lvlText w:val=""/>
+      <w:lvlJc w:val="left"/>
+      <w:pPr>
+        <w:tabs>
+          <w:tab w:val="num" w:pos="5040"/>
+        </w:tabs>
+        <w:ind w:left="5040" w:hanging="360"/>
+      </w:pPr>
+      <w:rPr>
+        <w:rFonts w:ascii="Wingdings" w:hAnsi="Wingdings" w:hint="default"/>
+        <w:sz w:val="20"/>
+      </w:rPr>
+    </w:lvl>
+    <w:lvl w:ilvl="7" w:tentative="1">
+      <w:start w:val="1"/>
+      <w:numFmt w:val="bullet"/>
+      <w:lvlText w:val=""/>
+      <w:lvlJc w:val="left"/>
+      <w:pPr>
+        <w:tabs>
+          <w:tab w:val="num" w:pos="5760"/>
+        </w:tabs>
+        <w:ind w:left="5760" w:hanging="360"/>
+      </w:pPr>
+      <w:rPr>
+        <w:rFonts w:ascii="Wingdings" w:hAnsi="Wingdings" w:hint="default"/>
+        <w:sz w:val="20"/>
+      </w:rPr>
+    </w:lvl>
+    <w:lvl w:ilvl="8" w:tentative="1">
+      <w:start w:val="1"/>
+      <w:numFmt w:val="bullet"/>
+      <w:lvlText w:val=""/>
+      <w:lvlJc w:val="left"/>
+      <w:pPr>
+        <w:tabs>
+          <w:tab w:val="num" w:pos="6480"/>
+        </w:tabs>
+        <w:ind w:left="6480" w:hanging="360"/>
+      </w:pPr>
+      <w:rPr>
+        <w:rFonts w:ascii="Wingdings" w:hAnsi="Wingdings" w:hint="default"/>
+        <w:sz w:val="20"/>
+      </w:rPr>
+    </w:lvl>
+  </w:abstractNum>
+  <w:abstractNum w:abstractNumId="24" w15:restartNumberingAfterBreak="0">
     <w:nsid w:val="543D6F78"/>
     <w:multiLevelType w:val="multilevel"/>
     <w:tmpl w:val="308AA00A"/>
@@ -15878,7 +17463,7 @@
       </w:rPr>
     </w:lvl>
   </w:abstractNum>
-  <w:abstractNum w:abstractNumId="19" w15:restartNumberingAfterBreak="0">
+  <w:abstractNum w:abstractNumId="25" w15:restartNumberingAfterBreak="0">
     <w:nsid w:val="57674611"/>
     <w:multiLevelType w:val="multilevel"/>
     <w:tmpl w:val="663EE200"/>
@@ -16027,7 +17612,7 @@
       </w:rPr>
     </w:lvl>
   </w:abstractNum>
-  <w:abstractNum w:abstractNumId="20" w15:restartNumberingAfterBreak="0">
+  <w:abstractNum w:abstractNumId="26" w15:restartNumberingAfterBreak="0">
     <w:nsid w:val="58ED4A16"/>
     <w:multiLevelType w:val="multilevel"/>
     <w:tmpl w:val="E83A7EA6"/>
@@ -16176,7 +17761,7 @@
       </w:rPr>
     </w:lvl>
   </w:abstractNum>
-  <w:abstractNum w:abstractNumId="21" w15:restartNumberingAfterBreak="0">
+  <w:abstractNum w:abstractNumId="27" w15:restartNumberingAfterBreak="0">
     <w:nsid w:val="5DC17273"/>
     <w:multiLevelType w:val="multilevel"/>
     <w:tmpl w:val="D6D66068"/>
@@ -16289,7 +17874,156 @@
       </w:rPr>
     </w:lvl>
   </w:abstractNum>
-  <w:abstractNum w:abstractNumId="22" w15:restartNumberingAfterBreak="0">
+  <w:abstractNum w:abstractNumId="28" w15:restartNumberingAfterBreak="0">
+    <w:nsid w:val="6117010D"/>
+    <w:multiLevelType w:val="multilevel"/>
+    <w:tmpl w:val="FC144B44"/>
+    <w:lvl w:ilvl="0">
+      <w:start w:val="1"/>
+      <w:numFmt w:val="bullet"/>
+      <w:lvlText w:val=""/>
+      <w:lvlJc w:val="left"/>
+      <w:pPr>
+        <w:tabs>
+          <w:tab w:val="num" w:pos="720"/>
+        </w:tabs>
+        <w:ind w:left="720" w:hanging="360"/>
+      </w:pPr>
+      <w:rPr>
+        <w:rFonts w:ascii="Symbol" w:hAnsi="Symbol" w:hint="default"/>
+        <w:sz w:val="20"/>
+      </w:rPr>
+    </w:lvl>
+    <w:lvl w:ilvl="1" w:tentative="1">
+      <w:start w:val="1"/>
+      <w:numFmt w:val="bullet"/>
+      <w:lvlText w:val="o"/>
+      <w:lvlJc w:val="left"/>
+      <w:pPr>
+        <w:tabs>
+          <w:tab w:val="num" w:pos="1440"/>
+        </w:tabs>
+        <w:ind w:left="1440" w:hanging="360"/>
+      </w:pPr>
+      <w:rPr>
+        <w:rFonts w:ascii="Courier New" w:hAnsi="Courier New" w:hint="default"/>
+        <w:sz w:val="20"/>
+      </w:rPr>
+    </w:lvl>
+    <w:lvl w:ilvl="2" w:tentative="1">
+      <w:start w:val="1"/>
+      <w:numFmt w:val="bullet"/>
+      <w:lvlText w:val=""/>
+      <w:lvlJc w:val="left"/>
+      <w:pPr>
+        <w:tabs>
+          <w:tab w:val="num" w:pos="2160"/>
+        </w:tabs>
+        <w:ind w:left="2160" w:hanging="360"/>
+      </w:pPr>
+      <w:rPr>
+        <w:rFonts w:ascii="Wingdings" w:hAnsi="Wingdings" w:hint="default"/>
+        <w:sz w:val="20"/>
+      </w:rPr>
+    </w:lvl>
+    <w:lvl w:ilvl="3" w:tentative="1">
+      <w:start w:val="1"/>
+      <w:numFmt w:val="bullet"/>
+      <w:lvlText w:val=""/>
+      <w:lvlJc w:val="left"/>
+      <w:pPr>
+        <w:tabs>
+          <w:tab w:val="num" w:pos="2880"/>
+        </w:tabs>
+        <w:ind w:left="2880" w:hanging="360"/>
+      </w:pPr>
+      <w:rPr>
+        <w:rFonts w:ascii="Wingdings" w:hAnsi="Wingdings" w:hint="default"/>
+        <w:sz w:val="20"/>
+      </w:rPr>
+    </w:lvl>
+    <w:lvl w:ilvl="4" w:tentative="1">
+      <w:start w:val="1"/>
+      <w:numFmt w:val="bullet"/>
+      <w:lvlText w:val=""/>
+      <w:lvlJc w:val="left"/>
+      <w:pPr>
+        <w:tabs>
+          <w:tab w:val="num" w:pos="3600"/>
+        </w:tabs>
+        <w:ind w:left="3600" w:hanging="360"/>
+      </w:pPr>
+      <w:rPr>
+        <w:rFonts w:ascii="Wingdings" w:hAnsi="Wingdings" w:hint="default"/>
+        <w:sz w:val="20"/>
+      </w:rPr>
+    </w:lvl>
+    <w:lvl w:ilvl="5" w:tentative="1">
+      <w:start w:val="1"/>
+      <w:numFmt w:val="bullet"/>
+      <w:lvlText w:val=""/>
+      <w:lvlJc w:val="left"/>
+      <w:pPr>
+        <w:tabs>
+          <w:tab w:val="num" w:pos="4320"/>
+        </w:tabs>
+        <w:ind w:left="4320" w:hanging="360"/>
+      </w:pPr>
+      <w:rPr>
+        <w:rFonts w:ascii="Wingdings" w:hAnsi="Wingdings" w:hint="default"/>
+        <w:sz w:val="20"/>
+      </w:rPr>
+    </w:lvl>
+    <w:lvl w:ilvl="6" w:tentative="1">
+      <w:start w:val="1"/>
+      <w:numFmt w:val="bullet"/>
+      <w:lvlText w:val=""/>
+      <w:lvlJc w:val="left"/>
+      <w:pPr>
+        <w:tabs>
+          <w:tab w:val="num" w:pos="5040"/>
+        </w:tabs>
+        <w:ind w:left="5040" w:hanging="360"/>
+      </w:pPr>
+      <w:rPr>
+        <w:rFonts w:ascii="Wingdings" w:hAnsi="Wingdings" w:hint="default"/>
+        <w:sz w:val="20"/>
+      </w:rPr>
+    </w:lvl>
+    <w:lvl w:ilvl="7" w:tentative="1">
+      <w:start w:val="1"/>
+      <w:numFmt w:val="bullet"/>
+      <w:lvlText w:val=""/>
+      <w:lvlJc w:val="left"/>
+      <w:pPr>
+        <w:tabs>
+          <w:tab w:val="num" w:pos="5760"/>
+        </w:tabs>
+        <w:ind w:left="5760" w:hanging="360"/>
+      </w:pPr>
+      <w:rPr>
+        <w:rFonts w:ascii="Wingdings" w:hAnsi="Wingdings" w:hint="default"/>
+        <w:sz w:val="20"/>
+      </w:rPr>
+    </w:lvl>
+    <w:lvl w:ilvl="8" w:tentative="1">
+      <w:start w:val="1"/>
+      <w:numFmt w:val="bullet"/>
+      <w:lvlText w:val=""/>
+      <w:lvlJc w:val="left"/>
+      <w:pPr>
+        <w:tabs>
+          <w:tab w:val="num" w:pos="6480"/>
+        </w:tabs>
+        <w:ind w:left="6480" w:hanging="360"/>
+      </w:pPr>
+      <w:rPr>
+        <w:rFonts w:ascii="Wingdings" w:hAnsi="Wingdings" w:hint="default"/>
+        <w:sz w:val="20"/>
+      </w:rPr>
+    </w:lvl>
+  </w:abstractNum>
+  <w:abstractNum w:abstractNumId="29" w15:restartNumberingAfterBreak="0">
     <w:nsid w:val="61FC4DC3"/>
     <w:multiLevelType w:val="multilevel"/>
     <w:tmpl w:val="F10AA5EE"/>
@@ -16438,7 +18172,7 @@
       </w:rPr>
     </w:lvl>
   </w:abstractNum>
-  <w:abstractNum w:abstractNumId="23" w15:restartNumberingAfterBreak="0">
+  <w:abstractNum w:abstractNumId="30" w15:restartNumberingAfterBreak="0">
     <w:nsid w:val="6372688F"/>
     <w:multiLevelType w:val="hybridMultilevel"/>
     <w:tmpl w:val="29A037D2"/>
@@ -16551,7 +18285,7 @@
       </w:rPr>
     </w:lvl>
   </w:abstractNum>
-  <w:abstractNum w:abstractNumId="24" w15:restartNumberingAfterBreak="0">
+  <w:abstractNum w:abstractNumId="31" w15:restartNumberingAfterBreak="0">
     <w:nsid w:val="63EE7A83"/>
     <w:multiLevelType w:val="multilevel"/>
     <w:tmpl w:val="99EED08C"/>
@@ -16700,7 +18434,156 @@
       </w:rPr>
     </w:lvl>
   </w:abstractNum>
-  <w:abstractNum w:abstractNumId="25" w15:restartNumberingAfterBreak="0">
+  <w:abstractNum w:abstractNumId="32" w15:restartNumberingAfterBreak="0">
+    <w:nsid w:val="671C5CE1"/>
+    <w:multiLevelType w:val="multilevel"/>
+    <w:tmpl w:val="E832509A"/>
+    <w:lvl w:ilvl="0">
+      <w:start w:val="1"/>
+      <w:numFmt w:val="bullet"/>
+      <w:lvlText w:val=""/>
+      <w:lvlJc w:val="left"/>
+      <w:pPr>
+        <w:tabs>
+          <w:tab w:val="num" w:pos="720"/>
+        </w:tabs>
+        <w:ind w:left="720" w:hanging="360"/>
+      </w:pPr>
+      <w:rPr>
+        <w:rFonts w:ascii="Symbol" w:hAnsi="Symbol" w:hint="default"/>
+        <w:sz w:val="20"/>
+      </w:rPr>
+    </w:lvl>
+    <w:lvl w:ilvl="1" w:tentative="1">
+      <w:start w:val="1"/>
+      <w:numFmt w:val="bullet"/>
+      <w:lvlText w:val="o"/>
+      <w:lvlJc w:val="left"/>
+      <w:pPr>
+        <w:tabs>
+          <w:tab w:val="num" w:pos="1440"/>
+        </w:tabs>
+        <w:ind w:left="1440" w:hanging="360"/>
+      </w:pPr>
+      <w:rPr>
+        <w:rFonts w:ascii="Courier New" w:hAnsi="Courier New" w:hint="default"/>
+        <w:sz w:val="20"/>
+      </w:rPr>
+    </w:lvl>
+    <w:lvl w:ilvl="2" w:tentative="1">
+      <w:start w:val="1"/>
+      <w:numFmt w:val="bullet"/>
+      <w:lvlText w:val=""/>
+      <w:lvlJc w:val="left"/>
+      <w:pPr>
+        <w:tabs>
+          <w:tab w:val="num" w:pos="2160"/>
+        </w:tabs>
+        <w:ind w:left="2160" w:hanging="360"/>
+      </w:pPr>
+      <w:rPr>
+        <w:rFonts w:ascii="Wingdings" w:hAnsi="Wingdings" w:hint="default"/>
+        <w:sz w:val="20"/>
+      </w:rPr>
+    </w:lvl>
+    <w:lvl w:ilvl="3" w:tentative="1">
+      <w:start w:val="1"/>
+      <w:numFmt w:val="bullet"/>
+      <w:lvlText w:val=""/>
+      <w:lvlJc w:val="left"/>
+      <w:pPr>
+        <w:tabs>
+          <w:tab w:val="num" w:pos="2880"/>
+        </w:tabs>
+        <w:ind w:left="2880" w:hanging="360"/>
+      </w:pPr>
+      <w:rPr>
+        <w:rFonts w:ascii="Wingdings" w:hAnsi="Wingdings" w:hint="default"/>
+        <w:sz w:val="20"/>
+      </w:rPr>
+    </w:lvl>
+    <w:lvl w:ilvl="4" w:tentative="1">
+      <w:start w:val="1"/>
+      <w:numFmt w:val="bullet"/>
+      <w:lvlText w:val=""/>
+      <w:lvlJc w:val="left"/>
+      <w:pPr>
+        <w:tabs>
+          <w:tab w:val="num" w:pos="3600"/>
+        </w:tabs>
+        <w:ind w:left="3600" w:hanging="360"/>
+      </w:pPr>
+      <w:rPr>
+        <w:rFonts w:ascii="Wingdings" w:hAnsi="Wingdings" w:hint="default"/>
+        <w:sz w:val="20"/>
+      </w:rPr>
+    </w:lvl>
+    <w:lvl w:ilvl="5" w:tentative="1">
+      <w:start w:val="1"/>
+      <w:numFmt w:val="bullet"/>
+      <w:lvlText w:val=""/>
+      <w:lvlJc w:val="left"/>
+      <w:pPr>
+        <w:tabs>
+          <w:tab w:val="num" w:pos="4320"/>
+        </w:tabs>
+        <w:ind w:left="4320" w:hanging="360"/>
+      </w:pPr>
+      <w:rPr>
+        <w:rFonts w:ascii="Wingdings" w:hAnsi="Wingdings" w:hint="default"/>
+        <w:sz w:val="20"/>
+      </w:rPr>
+    </w:lvl>
+    <w:lvl w:ilvl="6" w:tentative="1">
+      <w:start w:val="1"/>
+      <w:numFmt w:val="bullet"/>
+      <w:lvlText w:val=""/>
+      <w:lvlJc w:val="left"/>
+      <w:pPr>
+        <w:tabs>
+          <w:tab w:val="num" w:pos="5040"/>
+        </w:tabs>
+        <w:ind w:left="5040" w:hanging="360"/>
+      </w:pPr>
+      <w:rPr>
+        <w:rFonts w:ascii="Wingdings" w:hAnsi="Wingdings" w:hint="default"/>
+        <w:sz w:val="20"/>
+      </w:rPr>
+    </w:lvl>
+    <w:lvl w:ilvl="7" w:tentative="1">
+      <w:start w:val="1"/>
+      <w:numFmt w:val="bullet"/>
+      <w:lvlText w:val=""/>
+      <w:lvlJc w:val="left"/>
+      <w:pPr>
+        <w:tabs>
+          <w:tab w:val="num" w:pos="5760"/>
+        </w:tabs>
+        <w:ind w:left="5760" w:hanging="360"/>
+      </w:pPr>
+      <w:rPr>
+        <w:rFonts w:ascii="Wingdings" w:hAnsi="Wingdings" w:hint="default"/>
+        <w:sz w:val="20"/>
+      </w:rPr>
+    </w:lvl>
+    <w:lvl w:ilvl="8" w:tentative="1">
+      <w:start w:val="1"/>
+      <w:numFmt w:val="bullet"/>
+      <w:lvlText w:val=""/>
+      <w:lvlJc w:val="left"/>
+      <w:pPr>
+        <w:tabs>
+          <w:tab w:val="num" w:pos="6480"/>
+        </w:tabs>
+        <w:ind w:left="6480" w:hanging="360"/>
+      </w:pPr>
+      <w:rPr>
+        <w:rFonts w:ascii="Wingdings" w:hAnsi="Wingdings" w:hint="default"/>
+        <w:sz w:val="20"/>
+      </w:rPr>
+    </w:lvl>
+  </w:abstractNum>
+  <w:abstractNum w:abstractNumId="33" w15:restartNumberingAfterBreak="0">
     <w:nsid w:val="67F44952"/>
     <w:multiLevelType w:val="multilevel"/>
     <w:tmpl w:val="0E7CE7A0"/>
@@ -16813,7 +18696,305 @@
       </w:rPr>
     </w:lvl>
   </w:abstractNum>
-  <w:abstractNum w:abstractNumId="26" w15:restartNumberingAfterBreak="0">
+  <w:abstractNum w:abstractNumId="34" w15:restartNumberingAfterBreak="0">
+    <w:nsid w:val="68611DCC"/>
+    <w:multiLevelType w:val="multilevel"/>
+    <w:tmpl w:val="B8CCF6BA"/>
+    <w:lvl w:ilvl="0">
+      <w:start w:val="1"/>
+      <w:numFmt w:val="bullet"/>
+      <w:lvlText w:val=""/>
+      <w:lvlJc w:val="left"/>
+      <w:pPr>
+        <w:tabs>
+          <w:tab w:val="num" w:pos="720"/>
+        </w:tabs>
+        <w:ind w:left="720" w:hanging="360"/>
+      </w:pPr>
+      <w:rPr>
+        <w:rFonts w:ascii="Symbol" w:hAnsi="Symbol" w:hint="default"/>
+        <w:sz w:val="20"/>
+      </w:rPr>
+    </w:lvl>
+    <w:lvl w:ilvl="1" w:tentative="1">
+      <w:start w:val="1"/>
+      <w:numFmt w:val="bullet"/>
+      <w:lvlText w:val="o"/>
+      <w:lvlJc w:val="left"/>
+      <w:pPr>
+        <w:tabs>
+          <w:tab w:val="num" w:pos="1440"/>
+        </w:tabs>
+        <w:ind w:left="1440" w:hanging="360"/>
+      </w:pPr>
+      <w:rPr>
+        <w:rFonts w:ascii="Courier New" w:hAnsi="Courier New" w:hint="default"/>
+        <w:sz w:val="20"/>
+      </w:rPr>
+    </w:lvl>
+    <w:lvl w:ilvl="2" w:tentative="1">
+      <w:start w:val="1"/>
+      <w:numFmt w:val="bullet"/>
+      <w:lvlText w:val=""/>
+      <w:lvlJc w:val="left"/>
+      <w:pPr>
+        <w:tabs>
+          <w:tab w:val="num" w:pos="2160"/>
+        </w:tabs>
+        <w:ind w:left="2160" w:hanging="360"/>
+      </w:pPr>
+      <w:rPr>
+        <w:rFonts w:ascii="Wingdings" w:hAnsi="Wingdings" w:hint="default"/>
+        <w:sz w:val="20"/>
+      </w:rPr>
+    </w:lvl>
+    <w:lvl w:ilvl="3" w:tentative="1">
+      <w:start w:val="1"/>
+      <w:numFmt w:val="bullet"/>
+      <w:lvlText w:val=""/>
+      <w:lvlJc w:val="left"/>
+      <w:pPr>
+        <w:tabs>
+          <w:tab w:val="num" w:pos="2880"/>
+        </w:tabs>
+        <w:ind w:left="2880" w:hanging="360"/>
+      </w:pPr>
+      <w:rPr>
+        <w:rFonts w:ascii="Wingdings" w:hAnsi="Wingdings" w:hint="default"/>
+        <w:sz w:val="20"/>
+      </w:rPr>
+    </w:lvl>
+    <w:lvl w:ilvl="4" w:tentative="1">
+      <w:start w:val="1"/>
+      <w:numFmt w:val="bullet"/>
+      <w:lvlText w:val=""/>
+      <w:lvlJc w:val="left"/>
+      <w:pPr>
+        <w:tabs>
+          <w:tab w:val="num" w:pos="3600"/>
+        </w:tabs>
+        <w:ind w:left="3600" w:hanging="360"/>
+      </w:pPr>
+      <w:rPr>
+        <w:rFonts w:ascii="Wingdings" w:hAnsi="Wingdings" w:hint="default"/>
+        <w:sz w:val="20"/>
+      </w:rPr>
+    </w:lvl>
+    <w:lvl w:ilvl="5" w:tentative="1">
+      <w:start w:val="1"/>
+      <w:numFmt w:val="bullet"/>
+      <w:lvlText w:val=""/>
+      <w:lvlJc w:val="left"/>
+      <w:pPr>
+        <w:tabs>
+          <w:tab w:val="num" w:pos="4320"/>
+        </w:tabs>
+        <w:ind w:left="4320" w:hanging="360"/>
+      </w:pPr>
+      <w:rPr>
+        <w:rFonts w:ascii="Wingdings" w:hAnsi="Wingdings" w:hint="default"/>
+        <w:sz w:val="20"/>
+      </w:rPr>
+    </w:lvl>
+    <w:lvl w:ilvl="6" w:tentative="1">
+      <w:start w:val="1"/>
+      <w:numFmt w:val="bullet"/>
+      <w:lvlText w:val=""/>
+      <w:lvlJc w:val="left"/>
+      <w:pPr>
+        <w:tabs>
+          <w:tab w:val="num" w:pos="5040"/>
+        </w:tabs>
+        <w:ind w:left="5040" w:hanging="360"/>
+      </w:pPr>
+      <w:rPr>
+        <w:rFonts w:ascii="Wingdings" w:hAnsi="Wingdings" w:hint="default"/>
+        <w:sz w:val="20"/>
+      </w:rPr>
+    </w:lvl>
+    <w:lvl w:ilvl="7" w:tentative="1">
+      <w:start w:val="1"/>
+      <w:numFmt w:val="bullet"/>
+      <w:lvlText w:val=""/>
+      <w:lvlJc w:val="left"/>
+      <w:pPr>
+        <w:tabs>
+          <w:tab w:val="num" w:pos="5760"/>
+        </w:tabs>
+        <w:ind w:left="5760" w:hanging="360"/>
+      </w:pPr>
+      <w:rPr>
+        <w:rFonts w:ascii="Wingdings" w:hAnsi="Wingdings" w:hint="default"/>
+        <w:sz w:val="20"/>
+      </w:rPr>
+    </w:lvl>
+    <w:lvl w:ilvl="8" w:tentative="1">
+      <w:start w:val="1"/>
+      <w:numFmt w:val="bullet"/>
+      <w:lvlText w:val=""/>
+      <w:lvlJc w:val="left"/>
+      <w:pPr>
+        <w:tabs>
+          <w:tab w:val="num" w:pos="6480"/>
+        </w:tabs>
+        <w:ind w:left="6480" w:hanging="360"/>
+      </w:pPr>
+      <w:rPr>
+        <w:rFonts w:ascii="Wingdings" w:hAnsi="Wingdings" w:hint="default"/>
+        <w:sz w:val="20"/>
+      </w:rPr>
+    </w:lvl>
+  </w:abstractNum>
+  <w:abstractNum w:abstractNumId="35" w15:restartNumberingAfterBreak="0">
+    <w:nsid w:val="6C6A7676"/>
+    <w:multiLevelType w:val="multilevel"/>
+    <w:tmpl w:val="CA8CE816"/>
+    <w:lvl w:ilvl="0">
+      <w:start w:val="1"/>
+      <w:numFmt w:val="bullet"/>
+      <w:lvlText w:val=""/>
+      <w:lvlJc w:val="left"/>
+      <w:pPr>
+        <w:tabs>
+          <w:tab w:val="num" w:pos="720"/>
+        </w:tabs>
+        <w:ind w:left="720" w:hanging="360"/>
+      </w:pPr>
+      <w:rPr>
+        <w:rFonts w:ascii="Symbol" w:hAnsi="Symbol" w:hint="default"/>
+        <w:sz w:val="20"/>
+      </w:rPr>
+    </w:lvl>
+    <w:lvl w:ilvl="1" w:tentative="1">
+      <w:start w:val="1"/>
+      <w:numFmt w:val="bullet"/>
+      <w:lvlText w:val="o"/>
+      <w:lvlJc w:val="left"/>
+      <w:pPr>
+        <w:tabs>
+          <w:tab w:val="num" w:pos="1440"/>
+        </w:tabs>
+        <w:ind w:left="1440" w:hanging="360"/>
+      </w:pPr>
+      <w:rPr>
+        <w:rFonts w:ascii="Courier New" w:hAnsi="Courier New" w:hint="default"/>
+        <w:sz w:val="20"/>
+      </w:rPr>
+    </w:lvl>
+    <w:lvl w:ilvl="2" w:tentative="1">
+      <w:start w:val="1"/>
+      <w:numFmt w:val="bullet"/>
+      <w:lvlText w:val=""/>
+      <w:lvlJc w:val="left"/>
+      <w:pPr>
+        <w:tabs>
+          <w:tab w:val="num" w:pos="2160"/>
+        </w:tabs>
+        <w:ind w:left="2160" w:hanging="360"/>
+      </w:pPr>
+      <w:rPr>
+        <w:rFonts w:ascii="Wingdings" w:hAnsi="Wingdings" w:hint="default"/>
+        <w:sz w:val="20"/>
+      </w:rPr>
+    </w:lvl>
+    <w:lvl w:ilvl="3" w:tentative="1">
+      <w:start w:val="1"/>
+      <w:numFmt w:val="bullet"/>
+      <w:lvlText w:val=""/>
+      <w:lvlJc w:val="left"/>
+      <w:pPr>
+        <w:tabs>
+          <w:tab w:val="num" w:pos="2880"/>
+        </w:tabs>
+        <w:ind w:left="2880" w:hanging="360"/>
+      </w:pPr>
+      <w:rPr>
+        <w:rFonts w:ascii="Wingdings" w:hAnsi="Wingdings" w:hint="default"/>
+        <w:sz w:val="20"/>
+      </w:rPr>
+    </w:lvl>
+    <w:lvl w:ilvl="4" w:tentative="1">
+      <w:start w:val="1"/>
+      <w:numFmt w:val="bullet"/>
+      <w:lvlText w:val=""/>
+      <w:lvlJc w:val="left"/>
+      <w:pPr>
+        <w:tabs>
+          <w:tab w:val="num" w:pos="3600"/>
+        </w:tabs>
+        <w:ind w:left="3600" w:hanging="360"/>
+      </w:pPr>
+      <w:rPr>
+        <w:rFonts w:ascii="Wingdings" w:hAnsi="Wingdings" w:hint="default"/>
+        <w:sz w:val="20"/>
+      </w:rPr>
+    </w:lvl>
+    <w:lvl w:ilvl="5" w:tentative="1">
+      <w:start w:val="1"/>
+      <w:numFmt w:val="bullet"/>
+      <w:lvlText w:val=""/>
+      <w:lvlJc w:val="left"/>
+      <w:pPr>
+        <w:tabs>
+          <w:tab w:val="num" w:pos="4320"/>
+        </w:tabs>
+        <w:ind w:left="4320" w:hanging="360"/>
+      </w:pPr>
+      <w:rPr>
+        <w:rFonts w:ascii="Wingdings" w:hAnsi="Wingdings" w:hint="default"/>
+        <w:sz w:val="20"/>
+      </w:rPr>
+    </w:lvl>
+    <w:lvl w:ilvl="6" w:tentative="1">
+      <w:start w:val="1"/>
+      <w:numFmt w:val="bullet"/>
+      <w:lvlText w:val=""/>
+      <w:lvlJc w:val="left"/>
+      <w:pPr>
+        <w:tabs>
+          <w:tab w:val="num" w:pos="5040"/>
+        </w:tabs>
+        <w:ind w:left="5040" w:hanging="360"/>
+      </w:pPr>
+      <w:rPr>
+        <w:rFonts w:ascii="Wingdings" w:hAnsi="Wingdings" w:hint="default"/>
+        <w:sz w:val="20"/>
+      </w:rPr>
+    </w:lvl>
+    <w:lvl w:ilvl="7" w:tentative="1">
+      <w:start w:val="1"/>
+      <w:numFmt w:val="bullet"/>
+      <w:lvlText w:val=""/>
+      <w:lvlJc w:val="left"/>
+      <w:pPr>
+        <w:tabs>
+          <w:tab w:val="num" w:pos="5760"/>
+        </w:tabs>
+        <w:ind w:left="5760" w:hanging="360"/>
+      </w:pPr>
+      <w:rPr>
+        <w:rFonts w:ascii="Wingdings" w:hAnsi="Wingdings" w:hint="default"/>
+        <w:sz w:val="20"/>
+      </w:rPr>
+    </w:lvl>
+    <w:lvl w:ilvl="8" w:tentative="1">
+      <w:start w:val="1"/>
+      <w:numFmt w:val="bullet"/>
+      <w:lvlText w:val=""/>
+      <w:lvlJc w:val="left"/>
+      <w:pPr>
+        <w:tabs>
+          <w:tab w:val="num" w:pos="6480"/>
+        </w:tabs>
+        <w:ind w:left="6480" w:hanging="360"/>
+      </w:pPr>
+      <w:rPr>
+        <w:rFonts w:ascii="Wingdings" w:hAnsi="Wingdings" w:hint="default"/>
+        <w:sz w:val="20"/>
+      </w:rPr>
+    </w:lvl>
+  </w:abstractNum>
+  <w:abstractNum w:abstractNumId="36" w15:restartNumberingAfterBreak="0">
     <w:nsid w:val="773446B3"/>
     <w:multiLevelType w:val="multilevel"/>
     <w:tmpl w:val="2BDE3984"/>
@@ -16962,7 +19143,7 @@
       </w:rPr>
     </w:lvl>
   </w:abstractNum>
-  <w:abstractNum w:abstractNumId="27" w15:restartNumberingAfterBreak="0">
+  <w:abstractNum w:abstractNumId="37" w15:restartNumberingAfterBreak="0">
     <w:nsid w:val="7A747DDA"/>
     <w:multiLevelType w:val="multilevel"/>
     <w:tmpl w:val="C3C04B62"/>
@@ -17111,7 +19292,156 @@
       </w:rPr>
     </w:lvl>
   </w:abstractNum>
-  <w:abstractNum w:abstractNumId="28" w15:restartNumberingAfterBreak="0">
+  <w:abstractNum w:abstractNumId="38" w15:restartNumberingAfterBreak="0">
+    <w:nsid w:val="7BEF5217"/>
+    <w:multiLevelType w:val="multilevel"/>
+    <w:tmpl w:val="1F8A3B16"/>
+    <w:lvl w:ilvl="0">
+      <w:start w:val="1"/>
+      <w:numFmt w:val="bullet"/>
+      <w:lvlText w:val=""/>
+      <w:lvlJc w:val="left"/>
+      <w:pPr>
+        <w:tabs>
+          <w:tab w:val="num" w:pos="720"/>
+        </w:tabs>
+        <w:ind w:left="720" w:hanging="360"/>
+      </w:pPr>
+      <w:rPr>
+        <w:rFonts w:ascii="Symbol" w:hAnsi="Symbol" w:hint="default"/>
+        <w:sz w:val="20"/>
+      </w:rPr>
+    </w:lvl>
+    <w:lvl w:ilvl="1" w:tentative="1">
+      <w:start w:val="1"/>
+      <w:numFmt w:val="bullet"/>
+      <w:lvlText w:val="o"/>
+      <w:lvlJc w:val="left"/>
+      <w:pPr>
+        <w:tabs>
+          <w:tab w:val="num" w:pos="1440"/>
+        </w:tabs>
+        <w:ind w:left="1440" w:hanging="360"/>
+      </w:pPr>
+      <w:rPr>
+        <w:rFonts w:ascii="Courier New" w:hAnsi="Courier New" w:hint="default"/>
+        <w:sz w:val="20"/>
+      </w:rPr>
+    </w:lvl>
+    <w:lvl w:ilvl="2" w:tentative="1">
+      <w:start w:val="1"/>
+      <w:numFmt w:val="bullet"/>
+      <w:lvlText w:val=""/>
+      <w:lvlJc w:val="left"/>
+      <w:pPr>
+        <w:tabs>
+          <w:tab w:val="num" w:pos="2160"/>
+        </w:tabs>
+        <w:ind w:left="2160" w:hanging="360"/>
+      </w:pPr>
+      <w:rPr>
+        <w:rFonts w:ascii="Wingdings" w:hAnsi="Wingdings" w:hint="default"/>
+        <w:sz w:val="20"/>
+      </w:rPr>
+    </w:lvl>
+    <w:lvl w:ilvl="3" w:tentative="1">
+      <w:start w:val="1"/>
+      <w:numFmt w:val="bullet"/>
+      <w:lvlText w:val=""/>
+      <w:lvlJc w:val="left"/>
+      <w:pPr>
+        <w:tabs>
+          <w:tab w:val="num" w:pos="2880"/>
+        </w:tabs>
+        <w:ind w:left="2880" w:hanging="360"/>
+      </w:pPr>
+      <w:rPr>
+        <w:rFonts w:ascii="Wingdings" w:hAnsi="Wingdings" w:hint="default"/>
+        <w:sz w:val="20"/>
+      </w:rPr>
+    </w:lvl>
+    <w:lvl w:ilvl="4" w:tentative="1">
+      <w:start w:val="1"/>
+      <w:numFmt w:val="bullet"/>
+      <w:lvlText w:val=""/>
+      <w:lvlJc w:val="left"/>
+      <w:pPr>
+        <w:tabs>
+          <w:tab w:val="num" w:pos="3600"/>
+        </w:tabs>
+        <w:ind w:left="3600" w:hanging="360"/>
+      </w:pPr>
+      <w:rPr>
+        <w:rFonts w:ascii="Wingdings" w:hAnsi="Wingdings" w:hint="default"/>
+        <w:sz w:val="20"/>
+      </w:rPr>
+    </w:lvl>
+    <w:lvl w:ilvl="5" w:tentative="1">
+      <w:start w:val="1"/>
+      <w:numFmt w:val="bullet"/>
+      <w:lvlText w:val=""/>
+      <w:lvlJc w:val="left"/>
+      <w:pPr>
+        <w:tabs>
+          <w:tab w:val="num" w:pos="4320"/>
+        </w:tabs>
+        <w:ind w:left="4320" w:hanging="360"/>
+      </w:pPr>
+      <w:rPr>
+        <w:rFonts w:ascii="Wingdings" w:hAnsi="Wingdings" w:hint="default"/>
+        <w:sz w:val="20"/>
+      </w:rPr>
+    </w:lvl>
+    <w:lvl w:ilvl="6" w:tentative="1">
+      <w:start w:val="1"/>
+      <w:numFmt w:val="bullet"/>
+      <w:lvlText w:val=""/>
+      <w:lvlJc w:val="left"/>
+      <w:pPr>
+        <w:tabs>
+          <w:tab w:val="num" w:pos="5040"/>
+        </w:tabs>
+        <w:ind w:left="5040" w:hanging="360"/>
+      </w:pPr>
+      <w:rPr>
+        <w:rFonts w:ascii="Wingdings" w:hAnsi="Wingdings" w:hint="default"/>
+        <w:sz w:val="20"/>
+      </w:rPr>
+    </w:lvl>
+    <w:lvl w:ilvl="7" w:tentative="1">
+      <w:start w:val="1"/>
+      <w:numFmt w:val="bullet"/>
+      <w:lvlText w:val=""/>
+      <w:lvlJc w:val="left"/>
+      <w:pPr>
+        <w:tabs>
+          <w:tab w:val="num" w:pos="5760"/>
+        </w:tabs>
+        <w:ind w:left="5760" w:hanging="360"/>
+      </w:pPr>
+      <w:rPr>
+        <w:rFonts w:ascii="Wingdings" w:hAnsi="Wingdings" w:hint="default"/>
+        <w:sz w:val="20"/>
+      </w:rPr>
+    </w:lvl>
+    <w:lvl w:ilvl="8" w:tentative="1">
+      <w:start w:val="1"/>
+      <w:numFmt w:val="bullet"/>
+      <w:lvlText w:val=""/>
+      <w:lvlJc w:val="left"/>
+      <w:pPr>
+        <w:tabs>
+          <w:tab w:val="num" w:pos="6480"/>
+        </w:tabs>
+        <w:ind w:left="6480" w:hanging="360"/>
+      </w:pPr>
+      <w:rPr>
+        <w:rFonts w:ascii="Wingdings" w:hAnsi="Wingdings" w:hint="default"/>
+        <w:sz w:val="20"/>
+      </w:rPr>
+    </w:lvl>
+  </w:abstractNum>
+  <w:abstractNum w:abstractNumId="39" w15:restartNumberingAfterBreak="0">
     <w:nsid w:val="7E892CFA"/>
     <w:multiLevelType w:val="multilevel"/>
     <w:tmpl w:val="7812E9BA"/>
@@ -17224,7 +19554,7 @@
       </w:rPr>
     </w:lvl>
   </w:abstractNum>
-  <w:abstractNum w:abstractNumId="29" w15:restartNumberingAfterBreak="0">
+  <w:abstractNum w:abstractNumId="40" w15:restartNumberingAfterBreak="0">
     <w:nsid w:val="7FCB7632"/>
     <w:multiLevelType w:val="multilevel"/>
     <w:tmpl w:val="35BA931E"/>
@@ -17373,102 +19703,135 @@
       </w:rPr>
     </w:lvl>
   </w:abstractNum>
-  <w:num w:numId="1" w16cid:durableId="119615201">
+  <w:num w:numId="1">
+    <w:abstractNumId w:val="21"/>
+  </w:num>
+  <w:num w:numId="2">
+    <w:abstractNumId w:val="9"/>
+  </w:num>
+  <w:num w:numId="3">
+    <w:abstractNumId w:val="14"/>
+  </w:num>
+  <w:num w:numId="4">
+    <w:abstractNumId w:val="24"/>
+  </w:num>
+  <w:num w:numId="5">
+    <w:abstractNumId w:val="39"/>
+  </w:num>
+  <w:num w:numId="6">
+    <w:abstractNumId w:val="33"/>
+  </w:num>
+  <w:num w:numId="7">
+    <w:abstractNumId w:val="27"/>
+  </w:num>
+  <w:num w:numId="8">
+    <w:abstractNumId w:val="4"/>
+  </w:num>
+  <w:num w:numId="9">
+    <w:abstractNumId w:val="10"/>
+  </w:num>
+  <w:num w:numId="10">
+    <w:abstractNumId w:val="20"/>
+  </w:num>
+  <w:num w:numId="11">
+    <w:abstractNumId w:val="1"/>
+  </w:num>
+  <w:num w:numId="12">
+    <w:abstractNumId w:val="13"/>
+  </w:num>
+  <w:num w:numId="13">
+    <w:abstractNumId w:val="19"/>
+  </w:num>
+  <w:num w:numId="14">
+    <w:abstractNumId w:val="40"/>
+  </w:num>
+  <w:num w:numId="15">
+    <w:abstractNumId w:val="3"/>
+  </w:num>
+  <w:num w:numId="16">
+    <w:abstractNumId w:val="25"/>
+  </w:num>
+  <w:num w:numId="17">
+    <w:abstractNumId w:val="2"/>
+  </w:num>
+  <w:num w:numId="18">
+    <w:abstractNumId w:val="18"/>
+  </w:num>
+  <w:num w:numId="19">
+    <w:abstractNumId w:val="37"/>
+  </w:num>
+  <w:num w:numId="20">
+    <w:abstractNumId w:val="5"/>
+  </w:num>
+  <w:num w:numId="21">
+    <w:abstractNumId w:val="12"/>
+  </w:num>
+  <w:num w:numId="22">
+    <w:abstractNumId w:val="31"/>
+  </w:num>
+  <w:num w:numId="23">
+    <w:abstractNumId w:val="8"/>
+  </w:num>
+  <w:num w:numId="24">
+    <w:abstractNumId w:val="15"/>
+  </w:num>
+  <w:num w:numId="25">
+    <w:abstractNumId w:val="29"/>
+  </w:num>
+  <w:num w:numId="26">
+    <w:abstractNumId w:val="36"/>
+  </w:num>
+  <w:num w:numId="27">
     <w:abstractNumId w:val="17"/>
   </w:num>
-  <w:num w:numId="2" w16cid:durableId="4215591">
+  <w:num w:numId="28">
+    <w:abstractNumId w:val="26"/>
+  </w:num>
+  <w:num w:numId="29">
+    <w:abstractNumId w:val="11"/>
+  </w:num>
+  <w:num w:numId="30">
+    <w:abstractNumId w:val="30"/>
+  </w:num>
+  <w:num w:numId="31">
+    <w:abstractNumId w:val="34"/>
+  </w:num>
+  <w:num w:numId="32">
+    <w:abstractNumId w:val="28"/>
+  </w:num>
+  <w:num w:numId="33">
+    <w:abstractNumId w:val="32"/>
+  </w:num>
+  <w:num w:numId="34">
+    <w:abstractNumId w:val="22"/>
+  </w:num>
+  <w:num w:numId="35">
+    <w:abstractNumId w:val="23"/>
+  </w:num>
+  <w:num w:numId="36">
+    <w:abstractNumId w:val="38"/>
+  </w:num>
+  <w:num w:numId="37">
+    <w:abstractNumId w:val="7"/>
+  </w:num>
+  <w:num w:numId="38">
+    <w:abstractNumId w:val="0"/>
+  </w:num>
+  <w:num w:numId="39">
+    <w:abstractNumId w:val="35"/>
+  </w:num>
+  <w:num w:numId="40">
     <w:abstractNumId w:val="6"/>
   </w:num>
-  <w:num w:numId="3" w16cid:durableId="113837303">
-    <w:abstractNumId w:val="11"/>
-  </w:num>
-  <w:num w:numId="4" w16cid:durableId="471558216">
-    <w:abstractNumId w:val="18"/>
-  </w:num>
-  <w:num w:numId="5" w16cid:durableId="1616329460">
-    <w:abstractNumId w:val="28"/>
-  </w:num>
-  <w:num w:numId="6" w16cid:durableId="244340319">
-    <w:abstractNumId w:val="25"/>
-  </w:num>
-  <w:num w:numId="7" w16cid:durableId="645470244">
-    <w:abstractNumId w:val="21"/>
-  </w:num>
-  <w:num w:numId="8" w16cid:durableId="901982479">
-    <w:abstractNumId w:val="3"/>
-  </w:num>
-  <w:num w:numId="9" w16cid:durableId="927465960">
-    <w:abstractNumId w:val="7"/>
-  </w:num>
-  <w:num w:numId="10" w16cid:durableId="1592199163">
+  <w:num w:numId="41">
     <w:abstractNumId w:val="16"/>
-  </w:num>
-  <w:num w:numId="11" w16cid:durableId="1169562500">
-    <w:abstractNumId w:val="0"/>
-  </w:num>
-  <w:num w:numId="12" w16cid:durableId="703556551">
-    <w:abstractNumId w:val="10"/>
-  </w:num>
-  <w:num w:numId="13" w16cid:durableId="1383866770">
-    <w:abstractNumId w:val="15"/>
-  </w:num>
-  <w:num w:numId="14" w16cid:durableId="423572547">
-    <w:abstractNumId w:val="29"/>
-  </w:num>
-  <w:num w:numId="15" w16cid:durableId="587810578">
-    <w:abstractNumId w:val="2"/>
-  </w:num>
-  <w:num w:numId="16" w16cid:durableId="1485783076">
-    <w:abstractNumId w:val="19"/>
-  </w:num>
-  <w:num w:numId="17" w16cid:durableId="1171094547">
-    <w:abstractNumId w:val="1"/>
-  </w:num>
-  <w:num w:numId="18" w16cid:durableId="2014069675">
-    <w:abstractNumId w:val="14"/>
-  </w:num>
-  <w:num w:numId="19" w16cid:durableId="217084919">
-    <w:abstractNumId w:val="27"/>
-  </w:num>
-  <w:num w:numId="20" w16cid:durableId="1147093460">
-    <w:abstractNumId w:val="4"/>
-  </w:num>
-  <w:num w:numId="21" w16cid:durableId="1169099280">
-    <w:abstractNumId w:val="9"/>
-  </w:num>
-  <w:num w:numId="22" w16cid:durableId="713893434">
-    <w:abstractNumId w:val="24"/>
-  </w:num>
-  <w:num w:numId="23" w16cid:durableId="228614681">
-    <w:abstractNumId w:val="5"/>
-  </w:num>
-  <w:num w:numId="24" w16cid:durableId="1610746035">
-    <w:abstractNumId w:val="12"/>
-  </w:num>
-  <w:num w:numId="25" w16cid:durableId="2028170120">
-    <w:abstractNumId w:val="22"/>
-  </w:num>
-  <w:num w:numId="26" w16cid:durableId="2001812282">
-    <w:abstractNumId w:val="26"/>
-  </w:num>
-  <w:num w:numId="27" w16cid:durableId="1075854966">
-    <w:abstractNumId w:val="13"/>
-  </w:num>
-  <w:num w:numId="28" w16cid:durableId="911817227">
-    <w:abstractNumId w:val="20"/>
-  </w:num>
-  <w:num w:numId="29" w16cid:durableId="1801461591">
-    <w:abstractNumId w:val="8"/>
-  </w:num>
-  <w:num w:numId="30" w16cid:durableId="2014063555">
-    <w:abstractNumId w:val="23"/>
   </w:num>
   <w:numIdMacAtCleanup w:val="20"/>
 </w:numbering>
 </file>
 
 <file path=word/styles.xml><?xml version="1.0" encoding="utf-8"?>
-<w:styles xmlns:mc="http://schemas.openxmlformats.org/markup-compatibility/2006" xmlns:r="http://schemas.openxmlformats.org/officeDocument/2006/relationships" xmlns:w="http://schemas.openxmlformats.org/wordprocessingml/2006/main" xmlns:w14="http://schemas.microsoft.com/office/word/2010/wordml" xmlns:w15="http://schemas.microsoft.com/office/word/2012/wordml" xmlns:w16cex="http://schemas.microsoft.com/office/word/2018/wordml/cex" xmlns:w16cid="http://schemas.microsoft.com/office/word/2016/wordml/cid" xmlns:w16="http://schemas.microsoft.com/office/word/2018/wordml" xmlns:w16du="http://schemas.microsoft.com/office/word/2023/wordml/word16du" xmlns:w16sdtdh="http://schemas.microsoft.com/office/word/2020/wordml/sdtdatahash" xmlns:w16sdtfl="http://schemas.microsoft.com/office/word/2024/wordml/sdtformatlock" xmlns:w16se="http://schemas.microsoft.com/office/word/2015/wordml/symex" mc:Ignorable="w14 w15 w16se w16cid w16 w16cex w16sdtdh w16sdtfl w16du">
+<w:styles xmlns:mc="http://schemas.openxmlformats.org/markup-compatibility/2006" xmlns:r="http://schemas.openxmlformats.org/officeDocument/2006/relationships" xmlns:w="http://schemas.openxmlformats.org/wordprocessingml/2006/main" xmlns:w14="http://schemas.microsoft.com/office/word/2010/wordml" xmlns:w15="http://schemas.microsoft.com/office/word/2012/wordml" xmlns:w16se="http://schemas.microsoft.com/office/word/2015/wordml/symex" mc:Ignorable="w14 w15 w16se">
   <w:docDefaults>
     <w:rPrDefault>
       <w:rPr>
@@ -17484,7 +19847,7 @@
       </w:pPr>
     </w:pPrDefault>
   </w:docDefaults>
-  <w:latentStyles w:defLockedState="0" w:defUIPriority="99" w:defSemiHidden="0" w:defUnhideWhenUsed="0" w:defQFormat="0" w:count="376">
+  <w:latentStyles w:defLockedState="0" w:defUIPriority="99" w:defSemiHidden="0" w:defUnhideWhenUsed="0" w:defQFormat="0" w:count="371">
     <w:lsdException w:name="Normal" w:uiPriority="0" w:qFormat="1"/>
     <w:lsdException w:name="heading 1" w:uiPriority="9" w:qFormat="1"/>
     <w:lsdException w:name="heading 2" w:semiHidden="1" w:uiPriority="9" w:unhideWhenUsed="1" w:qFormat="1"/>
@@ -17856,11 +20219,6 @@
     <w:lsdException w:name="List Table 5 Dark Accent 6" w:uiPriority="50"/>
     <w:lsdException w:name="List Table 6 Colorful Accent 6" w:uiPriority="51"/>
     <w:lsdException w:name="List Table 7 Colorful Accent 6" w:uiPriority="52"/>
-    <w:lsdException w:name="Mention" w:semiHidden="1" w:unhideWhenUsed="1"/>
-    <w:lsdException w:name="Smart Hyperlink" w:semiHidden="1" w:unhideWhenUsed="1"/>
-    <w:lsdException w:name="Hashtag" w:semiHidden="1" w:unhideWhenUsed="1"/>
-    <w:lsdException w:name="Unresolved Mention" w:semiHidden="1" w:unhideWhenUsed="1"/>
-    <w:lsdException w:name="Smart Link" w:semiHidden="1" w:unhideWhenUsed="1"/>
   </w:latentStyles>
   <w:style w:type="paragraph" w:default="1" w:styleId="Normal">
     <w:name w:val="Normal"/>
@@ -17940,7 +20298,6 @@
   <w:style w:type="character" w:default="1" w:styleId="DefaultParagraphFont">
     <w:name w:val="Default Paragraph Font"/>
     <w:uiPriority w:val="1"/>
-    <w:semiHidden/>
     <w:unhideWhenUsed/>
   </w:style>
   <w:style w:type="table" w:default="1" w:styleId="TableNormal">
@@ -18465,7 +20822,7 @@
 </file>
 
 <file path=customXml/itemProps1.xml><?xml version="1.0" encoding="utf-8"?>
-<ds:datastoreItem xmlns:ds="http://schemas.openxmlformats.org/officeDocument/2006/customXml" ds:itemID="{654A4D53-76AF-4D4E-AB2A-DB7672434A2C}">
+<ds:datastoreItem xmlns:ds="http://schemas.openxmlformats.org/officeDocument/2006/customXml" ds:itemID="{6D4FD228-B321-48D2-B957-50144FBD0A96}">
   <ds:schemaRefs>
     <ds:schemaRef ds:uri="http://schemas.openxmlformats.org/officeDocument/2006/bibliography"/>
   </ds:schemaRefs>
